--- a/Client_Project_Report.docx
+++ b/Client_Project_Report.docx
@@ -20,7 +20,25 @@
           <w:sz w:val="40"/>
           <w:szCs w:val="40"/>
         </w:rPr>
-        <w:t>Client Report: Census Income Classification and Customer Segmentation</w:t>
+        <w:t>Client Report</w:t>
+      </w:r>
+    </w:p>
+    <w:p>
+      <w:pPr>
+        <w:pStyle w:val="Heading1"/>
+        <w:spacing w:before="0"/>
+        <w:jc w:val="center"/>
+        <w:rPr>
+          <w:rStyle w:val="SubtleEmphasis"/>
+          <w:rFonts w:ascii="Times New Roman" w:hAnsi="Times New Roman" w:cs="Times New Roman"/>
+        </w:rPr>
+      </w:pPr>
+      <w:r>
+        <w:rPr>
+          <w:rStyle w:val="SubtleEmphasis"/>
+          <w:rFonts w:ascii="Times New Roman" w:hAnsi="Times New Roman" w:cs="Times New Roman"/>
+        </w:rPr>
+        <w:t>Census Income Classification and Customer Segmentation</w:t>
       </w:r>
     </w:p>
     <w:p>
@@ -50,7 +68,87 @@
         <w:rPr>
           <w:rFonts w:ascii="Times New Roman" w:hAnsi="Times New Roman" w:cs="Times New Roman"/>
         </w:rPr>
-        <w:t>This project built two production-oriented analytics solutions from Census data: (a) a binary classifier to predict whether annual income is above 50K, and (b) a customer segmentation model to create actionable groups for marketing strategy. The classification workflow prioritizes minority-class precision/recall trade-offs using PR-AUC and threshold tuning. The segmentation workflow applies PCA plus KMeans and translates clusters into business-friendly segment narratives.</w:t>
+        <w:t xml:space="preserve">This project built two production-oriented analytics solutions from Census data: </w:t>
+      </w:r>
+    </w:p>
+    <w:p>
+      <w:pPr>
+        <w:spacing w:after="160"/>
+        <w:ind w:firstLine="720"/>
+        <w:rPr>
+          <w:rFonts w:ascii="Times New Roman" w:hAnsi="Times New Roman" w:cs="Times New Roman"/>
+        </w:rPr>
+      </w:pPr>
+      <w:r>
+        <w:rPr>
+          <w:rFonts w:ascii="Times New Roman" w:hAnsi="Times New Roman" w:cs="Times New Roman"/>
+        </w:rPr>
+        <w:t xml:space="preserve">(a) a binary classifier to predict whether annual income is above 50K, and </w:t>
+      </w:r>
+    </w:p>
+    <w:p>
+      <w:pPr>
+        <w:spacing w:after="160"/>
+        <w:ind w:firstLine="720"/>
+        <w:rPr>
+          <w:rFonts w:ascii="Times New Roman" w:hAnsi="Times New Roman" w:cs="Times New Roman"/>
+        </w:rPr>
+      </w:pPr>
+      <w:r>
+        <w:rPr>
+          <w:rFonts w:ascii="Times New Roman" w:hAnsi="Times New Roman" w:cs="Times New Roman"/>
+        </w:rPr>
+        <w:t xml:space="preserve">(b) a customer segmentation model to create actionable groups for marketing strategy. </w:t>
+      </w:r>
+    </w:p>
+    <w:p>
+      <w:pPr>
+        <w:spacing w:after="160"/>
+        <w:rPr>
+          <w:rFonts w:ascii="Times New Roman" w:hAnsi="Times New Roman" w:cs="Times New Roman"/>
+        </w:rPr>
+      </w:pPr>
+      <w:r>
+        <w:rPr>
+          <w:rFonts w:ascii="Times New Roman" w:hAnsi="Times New Roman" w:cs="Times New Roman"/>
+        </w:rPr>
+        <w:t>The classification workflow prioritizes minority-class precision/recall trade-offs using PR-AUC and threshold tuning. The segmentation workflow applies PCA plus KMeans and translates clusters into business-friendly segment narratives.</w:t>
+      </w:r>
+    </w:p>
+    <w:p>
+      <w:pPr>
+        <w:pStyle w:val="Heading3"/>
+        <w:rPr>
+          <w:rFonts w:ascii="Times New Roman" w:hAnsi="Times New Roman" w:cs="Times New Roman"/>
+          <w:color w:val="auto"/>
+        </w:rPr>
+      </w:pPr>
+      <w:r>
+        <w:rPr>
+          <w:rFonts w:ascii="Times New Roman" w:hAnsi="Times New Roman" w:cs="Times New Roman"/>
+          <w:color w:val="auto"/>
+        </w:rPr>
+        <w:t>Project Scope</w:t>
+      </w:r>
+    </w:p>
+    <w:p>
+      <w:pPr>
+        <w:rPr>
+          <w:rFonts w:ascii="Times New Roman" w:hAnsi="Times New Roman" w:cs="Times New Roman"/>
+        </w:rPr>
+      </w:pPr>
+      <w:r>
+        <w:rPr>
+          <w:rFonts w:ascii="Times New Roman" w:hAnsi="Times New Roman" w:cs="Times New Roman"/>
+        </w:rPr>
+        <w:t>Objective 1: Income classification (&gt;50K vs &lt;=50K).</w:t>
+      </w:r>
+      <w:r>
+        <w:rPr>
+          <w:rFonts w:ascii="Times New Roman" w:hAnsi="Times New Roman" w:cs="Times New Roman"/>
+        </w:rPr>
+        <w:br/>
+        <w:t>Objective 2: Customer segmentation for actionable marketing groups.</w:t>
       </w:r>
     </w:p>
     <w:p>
@@ -80,1134 +178,7 @@
         <w:rPr>
           <w:rFonts w:ascii="Times New Roman" w:hAnsi="Times New Roman" w:cs="Times New Roman"/>
         </w:rPr>
-        <w:t>Data exploration focused on shape, missingness, cardinality, and target imbalance. For classification, weak or sparse migration/origin administrative variables were removed, the target label was mapped to 0/1, education was ordinally encoded, selected categoricals were one-hot encoded, and high-cardinality fields were target-encoded after train/test split. For segmentation, a compact behavior-centric feature set was selected and transformed with ordinal mappings, binary behavioral flags, log transforms for skewed finance variables, and standard scaling.</w:t>
-      </w:r>
-    </w:p>
-    <w:p>
-      <w:pPr>
-        <w:pStyle w:val="Heading2"/>
-        <w:rPr>
-          <w:rFonts w:ascii="Times New Roman" w:hAnsi="Times New Roman" w:cs="Times New Roman"/>
-          <w:color w:val="auto"/>
-        </w:rPr>
-      </w:pPr>
-      <w:r>
-        <w:rPr>
-          <w:rFonts w:ascii="Times New Roman" w:hAnsi="Times New Roman" w:cs="Times New Roman"/>
-          <w:color w:val="auto"/>
-        </w:rPr>
-        <w:t>3. Model Architecture and Training Algorithm</w:t>
-      </w:r>
-    </w:p>
-    <w:p>
-      <w:pPr>
-        <w:spacing w:after="160"/>
-        <w:rPr>
-          <w:rFonts w:ascii="Times New Roman" w:hAnsi="Times New Roman" w:cs="Times New Roman"/>
-        </w:rPr>
-      </w:pPr>
-      <w:r>
-        <w:rPr>
-          <w:rFonts w:ascii="Times New Roman" w:hAnsi="Times New Roman" w:cs="Times New Roman"/>
-        </w:rPr>
-        <w:t>Classification compared Logistic Regression, Random Forest, XGBoost, LightGBM, XGBoost with SMOTE, and a second XGBoost variant with feature engineering and wider hyperparameter search. RandomizedSearchCV with stratified folds was used for robust tuning. Decision threshold optimization was performed using F1 over precision-recall thresholds, rather than fixed 0.5 cutoff. Segmentation used PCA for dimensionality reduction and KMeans clustering; elbow and silhouette analyses guided selecting k=6 for actionable granularity.</w:t>
-      </w:r>
-    </w:p>
-    <w:p>
-      <w:pPr>
-        <w:pStyle w:val="Heading2"/>
-        <w:rPr>
-          <w:rFonts w:ascii="Times New Roman" w:hAnsi="Times New Roman" w:cs="Times New Roman"/>
-          <w:color w:val="auto"/>
-        </w:rPr>
-      </w:pPr>
-      <w:r>
-        <w:rPr>
-          <w:rFonts w:ascii="Times New Roman" w:hAnsi="Times New Roman" w:cs="Times New Roman"/>
-          <w:color w:val="auto"/>
-        </w:rPr>
-        <w:t>4. Evaluation Procedure</w:t>
-      </w:r>
-    </w:p>
-    <w:p>
-      <w:pPr>
-        <w:spacing w:after="160"/>
-        <w:rPr>
-          <w:rFonts w:ascii="Times New Roman" w:hAnsi="Times New Roman" w:cs="Times New Roman"/>
-        </w:rPr>
-      </w:pPr>
-      <w:r>
-        <w:rPr>
-          <w:rFonts w:ascii="Times New Roman" w:hAnsi="Times New Roman" w:cs="Times New Roman"/>
-        </w:rPr>
-        <w:t>Classification evaluation used ROC-AUC, PR-AUC, and minority-class precision, recall, and F1 on a held-out test set. PR-AUC was prioritized because income &gt;50K is the minority class and business action depends on positive-class quality. Segmentation evaluation used inertia (elbow behavior) and silhouette score, followed by profile validation through segment size and income-rate diagnostics.</w:t>
-      </w:r>
-    </w:p>
-    <w:p>
-      <w:pPr>
-        <w:pStyle w:val="Heading2"/>
-        <w:rPr>
-          <w:rFonts w:ascii="Times New Roman" w:hAnsi="Times New Roman" w:cs="Times New Roman"/>
-          <w:color w:val="auto"/>
-        </w:rPr>
-      </w:pPr>
-      <w:r>
-        <w:rPr>
-          <w:rFonts w:ascii="Times New Roman" w:hAnsi="Times New Roman" w:cs="Times New Roman"/>
-          <w:color w:val="auto"/>
-        </w:rPr>
-        <w:t>5. Classification Results</w:t>
-      </w:r>
-    </w:p>
-    <w:tbl>
-      <w:tblPr>
-        <w:tblW w:w="0" w:type="auto"/>
-        <w:tblBorders>
-          <w:top w:val="single" w:sz="4" w:space="0" w:color="auto"/>
-          <w:left w:val="single" w:sz="4" w:space="0" w:color="auto"/>
-          <w:bottom w:val="single" w:sz="4" w:space="0" w:color="auto"/>
-          <w:right w:val="single" w:sz="4" w:space="0" w:color="auto"/>
-          <w:insideH w:val="single" w:sz="4" w:space="0" w:color="auto"/>
-          <w:insideV w:val="single" w:sz="4" w:space="0" w:color="auto"/>
-        </w:tblBorders>
-        <w:tblLook w:val="04A0" w:firstRow="1" w:lastRow="0" w:firstColumn="1" w:lastColumn="0" w:noHBand="0" w:noVBand="1"/>
-      </w:tblPr>
-      <w:tblGrid>
-        <w:gridCol w:w="1234"/>
-        <w:gridCol w:w="1234"/>
-        <w:gridCol w:w="1234"/>
-        <w:gridCol w:w="1234"/>
-        <w:gridCol w:w="1234"/>
-        <w:gridCol w:w="1234"/>
-        <w:gridCol w:w="1234"/>
-      </w:tblGrid>
-      <w:tr>
-        <w:tc>
-          <w:tcPr>
-            <w:tcW w:w="1234" w:type="dxa"/>
-          </w:tcPr>
-          <w:p>
-            <w:pPr>
-              <w:rPr>
-                <w:rFonts w:ascii="Times New Roman" w:hAnsi="Times New Roman" w:cs="Times New Roman"/>
-              </w:rPr>
-            </w:pPr>
-            <w:r>
-              <w:rPr>
-                <w:rFonts w:ascii="Times New Roman" w:hAnsi="Times New Roman" w:cs="Times New Roman"/>
-              </w:rPr>
-              <w:t>Model</w:t>
-            </w:r>
-          </w:p>
-        </w:tc>
-        <w:tc>
-          <w:tcPr>
-            <w:tcW w:w="1234" w:type="dxa"/>
-          </w:tcPr>
-          <w:p>
-            <w:pPr>
-              <w:rPr>
-                <w:rFonts w:ascii="Times New Roman" w:hAnsi="Times New Roman" w:cs="Times New Roman"/>
-              </w:rPr>
-            </w:pPr>
-            <w:r>
-              <w:rPr>
-                <w:rFonts w:ascii="Times New Roman" w:hAnsi="Times New Roman" w:cs="Times New Roman"/>
-              </w:rPr>
-              <w:t>PR-AUC</w:t>
-            </w:r>
-          </w:p>
-        </w:tc>
-        <w:tc>
-          <w:tcPr>
-            <w:tcW w:w="1234" w:type="dxa"/>
-          </w:tcPr>
-          <w:p>
-            <w:pPr>
-              <w:rPr>
-                <w:rFonts w:ascii="Times New Roman" w:hAnsi="Times New Roman" w:cs="Times New Roman"/>
-              </w:rPr>
-            </w:pPr>
-            <w:r>
-              <w:rPr>
-                <w:rFonts w:ascii="Times New Roman" w:hAnsi="Times New Roman" w:cs="Times New Roman"/>
-              </w:rPr>
-              <w:t>ROC-AUC</w:t>
-            </w:r>
-          </w:p>
-        </w:tc>
-        <w:tc>
-          <w:tcPr>
-            <w:tcW w:w="1234" w:type="dxa"/>
-          </w:tcPr>
-          <w:p>
-            <w:pPr>
-              <w:rPr>
-                <w:rFonts w:ascii="Times New Roman" w:hAnsi="Times New Roman" w:cs="Times New Roman"/>
-              </w:rPr>
-            </w:pPr>
-            <w:r>
-              <w:rPr>
-                <w:rFonts w:ascii="Times New Roman" w:hAnsi="Times New Roman" w:cs="Times New Roman"/>
-              </w:rPr>
-              <w:t>F1 minority</w:t>
-            </w:r>
-          </w:p>
-        </w:tc>
-        <w:tc>
-          <w:tcPr>
-            <w:tcW w:w="1234" w:type="dxa"/>
-          </w:tcPr>
-          <w:p>
-            <w:pPr>
-              <w:rPr>
-                <w:rFonts w:ascii="Times New Roman" w:hAnsi="Times New Roman" w:cs="Times New Roman"/>
-              </w:rPr>
-            </w:pPr>
-            <w:r>
-              <w:rPr>
-                <w:rFonts w:ascii="Times New Roman" w:hAnsi="Times New Roman" w:cs="Times New Roman"/>
-              </w:rPr>
-              <w:t>Recall minority</w:t>
-            </w:r>
-          </w:p>
-        </w:tc>
-        <w:tc>
-          <w:tcPr>
-            <w:tcW w:w="1234" w:type="dxa"/>
-          </w:tcPr>
-          <w:p>
-            <w:pPr>
-              <w:rPr>
-                <w:rFonts w:ascii="Times New Roman" w:hAnsi="Times New Roman" w:cs="Times New Roman"/>
-              </w:rPr>
-            </w:pPr>
-            <w:r>
-              <w:rPr>
-                <w:rFonts w:ascii="Times New Roman" w:hAnsi="Times New Roman" w:cs="Times New Roman"/>
-              </w:rPr>
-              <w:t>Precision minority</w:t>
-            </w:r>
-          </w:p>
-        </w:tc>
-        <w:tc>
-          <w:tcPr>
-            <w:tcW w:w="1234" w:type="dxa"/>
-          </w:tcPr>
-          <w:p>
-            <w:pPr>
-              <w:rPr>
-                <w:rFonts w:ascii="Times New Roman" w:hAnsi="Times New Roman" w:cs="Times New Roman"/>
-              </w:rPr>
-            </w:pPr>
-            <w:r>
-              <w:rPr>
-                <w:rFonts w:ascii="Times New Roman" w:hAnsi="Times New Roman" w:cs="Times New Roman"/>
-              </w:rPr>
-              <w:t>Threshold</w:t>
-            </w:r>
-          </w:p>
-        </w:tc>
-      </w:tr>
-      <w:tr>
-        <w:tc>
-          <w:tcPr>
-            <w:tcW w:w="1234" w:type="dxa"/>
-          </w:tcPr>
-          <w:p>
-            <w:pPr>
-              <w:rPr>
-                <w:rFonts w:ascii="Times New Roman" w:hAnsi="Times New Roman" w:cs="Times New Roman"/>
-              </w:rPr>
-            </w:pPr>
-            <w:proofErr w:type="spellStart"/>
-            <w:r>
-              <w:rPr>
-                <w:rFonts w:ascii="Times New Roman" w:hAnsi="Times New Roman" w:cs="Times New Roman"/>
-              </w:rPr>
-              <w:t>XGBoost</w:t>
-            </w:r>
-            <w:proofErr w:type="spellEnd"/>
-          </w:p>
-        </w:tc>
-        <w:tc>
-          <w:tcPr>
-            <w:tcW w:w="1234" w:type="dxa"/>
-          </w:tcPr>
-          <w:p>
-            <w:pPr>
-              <w:rPr>
-                <w:rFonts w:ascii="Times New Roman" w:hAnsi="Times New Roman" w:cs="Times New Roman"/>
-              </w:rPr>
-            </w:pPr>
-            <w:r>
-              <w:rPr>
-                <w:rFonts w:ascii="Times New Roman" w:hAnsi="Times New Roman" w:cs="Times New Roman"/>
-              </w:rPr>
-              <w:t>0.6824</w:t>
-            </w:r>
-          </w:p>
-        </w:tc>
-        <w:tc>
-          <w:tcPr>
-            <w:tcW w:w="1234" w:type="dxa"/>
-          </w:tcPr>
-          <w:p>
-            <w:pPr>
-              <w:rPr>
-                <w:rFonts w:ascii="Times New Roman" w:hAnsi="Times New Roman" w:cs="Times New Roman"/>
-              </w:rPr>
-            </w:pPr>
-            <w:r>
-              <w:rPr>
-                <w:rFonts w:ascii="Times New Roman" w:hAnsi="Times New Roman" w:cs="Times New Roman"/>
-              </w:rPr>
-              <w:t>0.9531</w:t>
-            </w:r>
-          </w:p>
-        </w:tc>
-        <w:tc>
-          <w:tcPr>
-            <w:tcW w:w="1234" w:type="dxa"/>
-          </w:tcPr>
-          <w:p>
-            <w:pPr>
-              <w:rPr>
-                <w:rFonts w:ascii="Times New Roman" w:hAnsi="Times New Roman" w:cs="Times New Roman"/>
-              </w:rPr>
-            </w:pPr>
-            <w:r>
-              <w:rPr>
-                <w:rFonts w:ascii="Times New Roman" w:hAnsi="Times New Roman" w:cs="Times New Roman"/>
-              </w:rPr>
-              <w:t>0.6237</w:t>
-            </w:r>
-          </w:p>
-        </w:tc>
-        <w:tc>
-          <w:tcPr>
-            <w:tcW w:w="1234" w:type="dxa"/>
-          </w:tcPr>
-          <w:p>
-            <w:pPr>
-              <w:rPr>
-                <w:rFonts w:ascii="Times New Roman" w:hAnsi="Times New Roman" w:cs="Times New Roman"/>
-              </w:rPr>
-            </w:pPr>
-            <w:r>
-              <w:rPr>
-                <w:rFonts w:ascii="Times New Roman" w:hAnsi="Times New Roman" w:cs="Times New Roman"/>
-              </w:rPr>
-              <w:t>0.6288</w:t>
-            </w:r>
-          </w:p>
-        </w:tc>
-        <w:tc>
-          <w:tcPr>
-            <w:tcW w:w="1234" w:type="dxa"/>
-          </w:tcPr>
-          <w:p>
-            <w:pPr>
-              <w:rPr>
-                <w:rFonts w:ascii="Times New Roman" w:hAnsi="Times New Roman" w:cs="Times New Roman"/>
-              </w:rPr>
-            </w:pPr>
-            <w:r>
-              <w:rPr>
-                <w:rFonts w:ascii="Times New Roman" w:hAnsi="Times New Roman" w:cs="Times New Roman"/>
-              </w:rPr>
-              <w:t>0.6186</w:t>
-            </w:r>
-          </w:p>
-        </w:tc>
-        <w:tc>
-          <w:tcPr>
-            <w:tcW w:w="1234" w:type="dxa"/>
-          </w:tcPr>
-          <w:p>
-            <w:pPr>
-              <w:rPr>
-                <w:rFonts w:ascii="Times New Roman" w:hAnsi="Times New Roman" w:cs="Times New Roman"/>
-              </w:rPr>
-            </w:pPr>
-            <w:r>
-              <w:rPr>
-                <w:rFonts w:ascii="Times New Roman" w:hAnsi="Times New Roman" w:cs="Times New Roman"/>
-              </w:rPr>
-              <w:t>0.749</w:t>
-            </w:r>
-          </w:p>
-        </w:tc>
-      </w:tr>
-      <w:tr>
-        <w:tc>
-          <w:tcPr>
-            <w:tcW w:w="1234" w:type="dxa"/>
-          </w:tcPr>
-          <w:p>
-            <w:pPr>
-              <w:rPr>
-                <w:rFonts w:ascii="Times New Roman" w:hAnsi="Times New Roman" w:cs="Times New Roman"/>
-              </w:rPr>
-            </w:pPr>
-            <w:proofErr w:type="spellStart"/>
-            <w:r>
-              <w:rPr>
-                <w:rFonts w:ascii="Times New Roman" w:hAnsi="Times New Roman" w:cs="Times New Roman"/>
-              </w:rPr>
-              <w:t>XGBoost</w:t>
-            </w:r>
-            <w:proofErr w:type="spellEnd"/>
-            <w:r>
-              <w:rPr>
-                <w:rFonts w:ascii="Times New Roman" w:hAnsi="Times New Roman" w:cs="Times New Roman"/>
-              </w:rPr>
-              <w:t xml:space="preserve"> </w:t>
-            </w:r>
-            <w:r>
-              <w:rPr>
-                <w:rFonts w:ascii="Times New Roman" w:hAnsi="Times New Roman" w:cs="Times New Roman"/>
-              </w:rPr>
-              <w:lastRenderedPageBreak/>
-              <w:t>V2</w:t>
-            </w:r>
-          </w:p>
-        </w:tc>
-        <w:tc>
-          <w:tcPr>
-            <w:tcW w:w="1234" w:type="dxa"/>
-          </w:tcPr>
-          <w:p>
-            <w:pPr>
-              <w:rPr>
-                <w:rFonts w:ascii="Times New Roman" w:hAnsi="Times New Roman" w:cs="Times New Roman"/>
-              </w:rPr>
-            </w:pPr>
-            <w:r>
-              <w:rPr>
-                <w:rFonts w:ascii="Times New Roman" w:hAnsi="Times New Roman" w:cs="Times New Roman"/>
-              </w:rPr>
-              <w:lastRenderedPageBreak/>
-              <w:t>0.6801</w:t>
-            </w:r>
-          </w:p>
-        </w:tc>
-        <w:tc>
-          <w:tcPr>
-            <w:tcW w:w="1234" w:type="dxa"/>
-          </w:tcPr>
-          <w:p>
-            <w:pPr>
-              <w:rPr>
-                <w:rFonts w:ascii="Times New Roman" w:hAnsi="Times New Roman" w:cs="Times New Roman"/>
-              </w:rPr>
-            </w:pPr>
-            <w:r>
-              <w:rPr>
-                <w:rFonts w:ascii="Times New Roman" w:hAnsi="Times New Roman" w:cs="Times New Roman"/>
-              </w:rPr>
-              <w:t>0.9532</w:t>
-            </w:r>
-          </w:p>
-        </w:tc>
-        <w:tc>
-          <w:tcPr>
-            <w:tcW w:w="1234" w:type="dxa"/>
-          </w:tcPr>
-          <w:p>
-            <w:pPr>
-              <w:rPr>
-                <w:rFonts w:ascii="Times New Roman" w:hAnsi="Times New Roman" w:cs="Times New Roman"/>
-              </w:rPr>
-            </w:pPr>
-            <w:r>
-              <w:rPr>
-                <w:rFonts w:ascii="Times New Roman" w:hAnsi="Times New Roman" w:cs="Times New Roman"/>
-              </w:rPr>
-              <w:t>0.6272</w:t>
-            </w:r>
-          </w:p>
-        </w:tc>
-        <w:tc>
-          <w:tcPr>
-            <w:tcW w:w="1234" w:type="dxa"/>
-          </w:tcPr>
-          <w:p>
-            <w:pPr>
-              <w:rPr>
-                <w:rFonts w:ascii="Times New Roman" w:hAnsi="Times New Roman" w:cs="Times New Roman"/>
-              </w:rPr>
-            </w:pPr>
-            <w:r>
-              <w:rPr>
-                <w:rFonts w:ascii="Times New Roman" w:hAnsi="Times New Roman" w:cs="Times New Roman"/>
-              </w:rPr>
-              <w:t>0.6135</w:t>
-            </w:r>
-          </w:p>
-        </w:tc>
-        <w:tc>
-          <w:tcPr>
-            <w:tcW w:w="1234" w:type="dxa"/>
-          </w:tcPr>
-          <w:p>
-            <w:pPr>
-              <w:rPr>
-                <w:rFonts w:ascii="Times New Roman" w:hAnsi="Times New Roman" w:cs="Times New Roman"/>
-              </w:rPr>
-            </w:pPr>
-            <w:r>
-              <w:rPr>
-                <w:rFonts w:ascii="Times New Roman" w:hAnsi="Times New Roman" w:cs="Times New Roman"/>
-              </w:rPr>
-              <w:t>0.6415</w:t>
-            </w:r>
-          </w:p>
-        </w:tc>
-        <w:tc>
-          <w:tcPr>
-            <w:tcW w:w="1234" w:type="dxa"/>
-          </w:tcPr>
-          <w:p>
-            <w:pPr>
-              <w:rPr>
-                <w:rFonts w:ascii="Times New Roman" w:hAnsi="Times New Roman" w:cs="Times New Roman"/>
-              </w:rPr>
-            </w:pPr>
-            <w:r>
-              <w:rPr>
-                <w:rFonts w:ascii="Times New Roman" w:hAnsi="Times New Roman" w:cs="Times New Roman"/>
-              </w:rPr>
-              <w:t>0.869</w:t>
-            </w:r>
-          </w:p>
-        </w:tc>
-      </w:tr>
-      <w:tr>
-        <w:tc>
-          <w:tcPr>
-            <w:tcW w:w="1234" w:type="dxa"/>
-          </w:tcPr>
-          <w:p>
-            <w:pPr>
-              <w:rPr>
-                <w:rFonts w:ascii="Times New Roman" w:hAnsi="Times New Roman" w:cs="Times New Roman"/>
-              </w:rPr>
-            </w:pPr>
-            <w:proofErr w:type="spellStart"/>
-            <w:r>
-              <w:rPr>
-                <w:rFonts w:ascii="Times New Roman" w:hAnsi="Times New Roman" w:cs="Times New Roman"/>
-              </w:rPr>
-              <w:t>XGBoost</w:t>
-            </w:r>
-            <w:proofErr w:type="spellEnd"/>
-            <w:r>
-              <w:rPr>
-                <w:rFonts w:ascii="Times New Roman" w:hAnsi="Times New Roman" w:cs="Times New Roman"/>
-              </w:rPr>
-              <w:t xml:space="preserve"> + SMOTE</w:t>
-            </w:r>
-          </w:p>
-        </w:tc>
-        <w:tc>
-          <w:tcPr>
-            <w:tcW w:w="1234" w:type="dxa"/>
-          </w:tcPr>
-          <w:p>
-            <w:pPr>
-              <w:rPr>
-                <w:rFonts w:ascii="Times New Roman" w:hAnsi="Times New Roman" w:cs="Times New Roman"/>
-              </w:rPr>
-            </w:pPr>
-            <w:r>
-              <w:rPr>
-                <w:rFonts w:ascii="Times New Roman" w:hAnsi="Times New Roman" w:cs="Times New Roman"/>
-              </w:rPr>
-              <w:t>0.6701</w:t>
-            </w:r>
-          </w:p>
-        </w:tc>
-        <w:tc>
-          <w:tcPr>
-            <w:tcW w:w="1234" w:type="dxa"/>
-          </w:tcPr>
-          <w:p>
-            <w:pPr>
-              <w:rPr>
-                <w:rFonts w:ascii="Times New Roman" w:hAnsi="Times New Roman" w:cs="Times New Roman"/>
-              </w:rPr>
-            </w:pPr>
-            <w:r>
-              <w:rPr>
-                <w:rFonts w:ascii="Times New Roman" w:hAnsi="Times New Roman" w:cs="Times New Roman"/>
-              </w:rPr>
-              <w:t>0.9500</w:t>
-            </w:r>
-          </w:p>
-        </w:tc>
-        <w:tc>
-          <w:tcPr>
-            <w:tcW w:w="1234" w:type="dxa"/>
-          </w:tcPr>
-          <w:p>
-            <w:pPr>
-              <w:rPr>
-                <w:rFonts w:ascii="Times New Roman" w:hAnsi="Times New Roman" w:cs="Times New Roman"/>
-              </w:rPr>
-            </w:pPr>
-            <w:r>
-              <w:rPr>
-                <w:rFonts w:ascii="Times New Roman" w:hAnsi="Times New Roman" w:cs="Times New Roman"/>
-              </w:rPr>
-              <w:t>0.6097</w:t>
-            </w:r>
-          </w:p>
-        </w:tc>
-        <w:tc>
-          <w:tcPr>
-            <w:tcW w:w="1234" w:type="dxa"/>
-          </w:tcPr>
-          <w:p>
-            <w:pPr>
-              <w:rPr>
-                <w:rFonts w:ascii="Times New Roman" w:hAnsi="Times New Roman" w:cs="Times New Roman"/>
-              </w:rPr>
-            </w:pPr>
-            <w:r>
-              <w:rPr>
-                <w:rFonts w:ascii="Times New Roman" w:hAnsi="Times New Roman" w:cs="Times New Roman"/>
-              </w:rPr>
-              <w:t>0.5658</w:t>
-            </w:r>
-          </w:p>
-        </w:tc>
-        <w:tc>
-          <w:tcPr>
-            <w:tcW w:w="1234" w:type="dxa"/>
-          </w:tcPr>
-          <w:p>
-            <w:pPr>
-              <w:rPr>
-                <w:rFonts w:ascii="Times New Roman" w:hAnsi="Times New Roman" w:cs="Times New Roman"/>
-              </w:rPr>
-            </w:pPr>
-            <w:r>
-              <w:rPr>
-                <w:rFonts w:ascii="Times New Roman" w:hAnsi="Times New Roman" w:cs="Times New Roman"/>
-              </w:rPr>
-              <w:t>0.6608</w:t>
-            </w:r>
-          </w:p>
-        </w:tc>
-        <w:tc>
-          <w:tcPr>
-            <w:tcW w:w="1234" w:type="dxa"/>
-          </w:tcPr>
-          <w:p>
-            <w:pPr>
-              <w:rPr>
-                <w:rFonts w:ascii="Times New Roman" w:hAnsi="Times New Roman" w:cs="Times New Roman"/>
-              </w:rPr>
-            </w:pPr>
-            <w:r>
-              <w:rPr>
-                <w:rFonts w:ascii="Times New Roman" w:hAnsi="Times New Roman" w:cs="Times New Roman"/>
-              </w:rPr>
-              <w:t>0.426</w:t>
-            </w:r>
-          </w:p>
-        </w:tc>
-      </w:tr>
-      <w:tr>
-        <w:tc>
-          <w:tcPr>
-            <w:tcW w:w="1234" w:type="dxa"/>
-          </w:tcPr>
-          <w:p>
-            <w:pPr>
-              <w:rPr>
-                <w:rFonts w:ascii="Times New Roman" w:hAnsi="Times New Roman" w:cs="Times New Roman"/>
-              </w:rPr>
-            </w:pPr>
-            <w:r>
-              <w:rPr>
-                <w:rFonts w:ascii="Times New Roman" w:hAnsi="Times New Roman" w:cs="Times New Roman"/>
-              </w:rPr>
-              <w:t>Random Forest</w:t>
-            </w:r>
-          </w:p>
-        </w:tc>
-        <w:tc>
-          <w:tcPr>
-            <w:tcW w:w="1234" w:type="dxa"/>
-          </w:tcPr>
-          <w:p>
-            <w:pPr>
-              <w:rPr>
-                <w:rFonts w:ascii="Times New Roman" w:hAnsi="Times New Roman" w:cs="Times New Roman"/>
-              </w:rPr>
-            </w:pPr>
-            <w:r>
-              <w:rPr>
-                <w:rFonts w:ascii="Times New Roman" w:hAnsi="Times New Roman" w:cs="Times New Roman"/>
-              </w:rPr>
-              <w:t>0.6267</w:t>
-            </w:r>
-          </w:p>
-        </w:tc>
-        <w:tc>
-          <w:tcPr>
-            <w:tcW w:w="1234" w:type="dxa"/>
-          </w:tcPr>
-          <w:p>
-            <w:pPr>
-              <w:rPr>
-                <w:rFonts w:ascii="Times New Roman" w:hAnsi="Times New Roman" w:cs="Times New Roman"/>
-              </w:rPr>
-            </w:pPr>
-            <w:r>
-              <w:rPr>
-                <w:rFonts w:ascii="Times New Roman" w:hAnsi="Times New Roman" w:cs="Times New Roman"/>
-              </w:rPr>
-              <w:t>0.9465</w:t>
-            </w:r>
-          </w:p>
-        </w:tc>
-        <w:tc>
-          <w:tcPr>
-            <w:tcW w:w="1234" w:type="dxa"/>
-          </w:tcPr>
-          <w:p>
-            <w:pPr>
-              <w:rPr>
-                <w:rFonts w:ascii="Times New Roman" w:hAnsi="Times New Roman" w:cs="Times New Roman"/>
-              </w:rPr>
-            </w:pPr>
-            <w:r>
-              <w:rPr>
-                <w:rFonts w:ascii="Times New Roman" w:hAnsi="Times New Roman" w:cs="Times New Roman"/>
-              </w:rPr>
-              <w:t>0.5874</w:t>
-            </w:r>
-          </w:p>
-        </w:tc>
-        <w:tc>
-          <w:tcPr>
-            <w:tcW w:w="1234" w:type="dxa"/>
-          </w:tcPr>
-          <w:p>
-            <w:pPr>
-              <w:rPr>
-                <w:rFonts w:ascii="Times New Roman" w:hAnsi="Times New Roman" w:cs="Times New Roman"/>
-              </w:rPr>
-            </w:pPr>
-            <w:r>
-              <w:rPr>
-                <w:rFonts w:ascii="Times New Roman" w:hAnsi="Times New Roman" w:cs="Times New Roman"/>
-              </w:rPr>
-              <w:t>0.6002</w:t>
-            </w:r>
-          </w:p>
-        </w:tc>
-        <w:tc>
-          <w:tcPr>
-            <w:tcW w:w="1234" w:type="dxa"/>
-          </w:tcPr>
-          <w:p>
-            <w:pPr>
-              <w:rPr>
-                <w:rFonts w:ascii="Times New Roman" w:hAnsi="Times New Roman" w:cs="Times New Roman"/>
-              </w:rPr>
-            </w:pPr>
-            <w:r>
-              <w:rPr>
-                <w:rFonts w:ascii="Times New Roman" w:hAnsi="Times New Roman" w:cs="Times New Roman"/>
-              </w:rPr>
-              <w:t>0.5751</w:t>
-            </w:r>
-          </w:p>
-        </w:tc>
-        <w:tc>
-          <w:tcPr>
-            <w:tcW w:w="1234" w:type="dxa"/>
-          </w:tcPr>
-          <w:p>
-            <w:pPr>
-              <w:rPr>
-                <w:rFonts w:ascii="Times New Roman" w:hAnsi="Times New Roman" w:cs="Times New Roman"/>
-              </w:rPr>
-            </w:pPr>
-            <w:r>
-              <w:rPr>
-                <w:rFonts w:ascii="Times New Roman" w:hAnsi="Times New Roman" w:cs="Times New Roman"/>
-              </w:rPr>
-              <w:t>0.774</w:t>
-            </w:r>
-          </w:p>
-        </w:tc>
-      </w:tr>
-      <w:tr>
-        <w:tc>
-          <w:tcPr>
-            <w:tcW w:w="1234" w:type="dxa"/>
-          </w:tcPr>
-          <w:p>
-            <w:pPr>
-              <w:rPr>
-                <w:rFonts w:ascii="Times New Roman" w:hAnsi="Times New Roman" w:cs="Times New Roman"/>
-              </w:rPr>
-            </w:pPr>
-            <w:r>
-              <w:rPr>
-                <w:rFonts w:ascii="Times New Roman" w:hAnsi="Times New Roman" w:cs="Times New Roman"/>
-              </w:rPr>
-              <w:t>Logistic Regression</w:t>
-            </w:r>
-          </w:p>
-        </w:tc>
-        <w:tc>
-          <w:tcPr>
-            <w:tcW w:w="1234" w:type="dxa"/>
-          </w:tcPr>
-          <w:p>
-            <w:pPr>
-              <w:rPr>
-                <w:rFonts w:ascii="Times New Roman" w:hAnsi="Times New Roman" w:cs="Times New Roman"/>
-              </w:rPr>
-            </w:pPr>
-            <w:r>
-              <w:rPr>
-                <w:rFonts w:ascii="Times New Roman" w:hAnsi="Times New Roman" w:cs="Times New Roman"/>
-              </w:rPr>
-              <w:t>0.5861</w:t>
-            </w:r>
-          </w:p>
-        </w:tc>
-        <w:tc>
-          <w:tcPr>
-            <w:tcW w:w="1234" w:type="dxa"/>
-          </w:tcPr>
-          <w:p>
-            <w:pPr>
-              <w:rPr>
-                <w:rFonts w:ascii="Times New Roman" w:hAnsi="Times New Roman" w:cs="Times New Roman"/>
-              </w:rPr>
-            </w:pPr>
-            <w:r>
-              <w:rPr>
-                <w:rFonts w:ascii="Times New Roman" w:hAnsi="Times New Roman" w:cs="Times New Roman"/>
-              </w:rPr>
-              <w:t>0.9392</w:t>
-            </w:r>
-          </w:p>
-        </w:tc>
-        <w:tc>
-          <w:tcPr>
-            <w:tcW w:w="1234" w:type="dxa"/>
-          </w:tcPr>
-          <w:p>
-            <w:pPr>
-              <w:rPr>
-                <w:rFonts w:ascii="Times New Roman" w:hAnsi="Times New Roman" w:cs="Times New Roman"/>
-              </w:rPr>
-            </w:pPr>
-            <w:r>
-              <w:rPr>
-                <w:rFonts w:ascii="Times New Roman" w:hAnsi="Times New Roman" w:cs="Times New Roman"/>
-              </w:rPr>
-              <w:t>0.5572</w:t>
-            </w:r>
-          </w:p>
-        </w:tc>
-        <w:tc>
-          <w:tcPr>
-            <w:tcW w:w="1234" w:type="dxa"/>
-          </w:tcPr>
-          <w:p>
-            <w:pPr>
-              <w:rPr>
-                <w:rFonts w:ascii="Times New Roman" w:hAnsi="Times New Roman" w:cs="Times New Roman"/>
-              </w:rPr>
-            </w:pPr>
-            <w:r>
-              <w:rPr>
-                <w:rFonts w:ascii="Times New Roman" w:hAnsi="Times New Roman" w:cs="Times New Roman"/>
-              </w:rPr>
-              <w:t>0.5404</w:t>
-            </w:r>
-          </w:p>
-        </w:tc>
-        <w:tc>
-          <w:tcPr>
-            <w:tcW w:w="1234" w:type="dxa"/>
-          </w:tcPr>
-          <w:p>
-            <w:pPr>
-              <w:rPr>
-                <w:rFonts w:ascii="Times New Roman" w:hAnsi="Times New Roman" w:cs="Times New Roman"/>
-              </w:rPr>
-            </w:pPr>
-            <w:r>
-              <w:rPr>
-                <w:rFonts w:ascii="Times New Roman" w:hAnsi="Times New Roman" w:cs="Times New Roman"/>
-              </w:rPr>
-              <w:t>0.5750</w:t>
-            </w:r>
-          </w:p>
-        </w:tc>
-        <w:tc>
-          <w:tcPr>
-            <w:tcW w:w="1234" w:type="dxa"/>
-          </w:tcPr>
-          <w:p>
-            <w:pPr>
-              <w:rPr>
-                <w:rFonts w:ascii="Times New Roman" w:hAnsi="Times New Roman" w:cs="Times New Roman"/>
-              </w:rPr>
-            </w:pPr>
-            <w:r>
-              <w:rPr>
-                <w:rFonts w:ascii="Times New Roman" w:hAnsi="Times New Roman" w:cs="Times New Roman"/>
-              </w:rPr>
-              <w:t>0.879</w:t>
-            </w:r>
-          </w:p>
-        </w:tc>
-      </w:tr>
-      <w:tr>
-        <w:tc>
-          <w:tcPr>
-            <w:tcW w:w="1234" w:type="dxa"/>
-          </w:tcPr>
-          <w:p>
-            <w:pPr>
-              <w:rPr>
-                <w:rFonts w:ascii="Times New Roman" w:hAnsi="Times New Roman" w:cs="Times New Roman"/>
-              </w:rPr>
-            </w:pPr>
-            <w:proofErr w:type="spellStart"/>
-            <w:r>
-              <w:rPr>
-                <w:rFonts w:ascii="Times New Roman" w:hAnsi="Times New Roman" w:cs="Times New Roman"/>
-              </w:rPr>
-              <w:t>LightGBM</w:t>
-            </w:r>
-            <w:proofErr w:type="spellEnd"/>
-          </w:p>
-        </w:tc>
-        <w:tc>
-          <w:tcPr>
-            <w:tcW w:w="1234" w:type="dxa"/>
-          </w:tcPr>
-          <w:p>
-            <w:pPr>
-              <w:rPr>
-                <w:rFonts w:ascii="Times New Roman" w:hAnsi="Times New Roman" w:cs="Times New Roman"/>
-              </w:rPr>
-            </w:pPr>
-            <w:r>
-              <w:rPr>
-                <w:rFonts w:ascii="Times New Roman" w:hAnsi="Times New Roman" w:cs="Times New Roman"/>
-              </w:rPr>
-              <w:t>0.2169</w:t>
-            </w:r>
-          </w:p>
-        </w:tc>
-        <w:tc>
-          <w:tcPr>
-            <w:tcW w:w="1234" w:type="dxa"/>
-          </w:tcPr>
-          <w:p>
-            <w:pPr>
-              <w:rPr>
-                <w:rFonts w:ascii="Times New Roman" w:hAnsi="Times New Roman" w:cs="Times New Roman"/>
-              </w:rPr>
-            </w:pPr>
-            <w:r>
-              <w:rPr>
-                <w:rFonts w:ascii="Times New Roman" w:hAnsi="Times New Roman" w:cs="Times New Roman"/>
-              </w:rPr>
-              <w:t>0.8080</w:t>
-            </w:r>
-          </w:p>
-        </w:tc>
-        <w:tc>
-          <w:tcPr>
-            <w:tcW w:w="1234" w:type="dxa"/>
-          </w:tcPr>
-          <w:p>
-            <w:pPr>
-              <w:rPr>
-                <w:rFonts w:ascii="Times New Roman" w:hAnsi="Times New Roman" w:cs="Times New Roman"/>
-              </w:rPr>
-            </w:pPr>
-            <w:r>
-              <w:rPr>
-                <w:rFonts w:ascii="Times New Roman" w:hAnsi="Times New Roman" w:cs="Times New Roman"/>
-              </w:rPr>
-              <w:t>0.3043</w:t>
-            </w:r>
-          </w:p>
-        </w:tc>
-        <w:tc>
-          <w:tcPr>
-            <w:tcW w:w="1234" w:type="dxa"/>
-          </w:tcPr>
-          <w:p>
-            <w:pPr>
-              <w:rPr>
-                <w:rFonts w:ascii="Times New Roman" w:hAnsi="Times New Roman" w:cs="Times New Roman"/>
-              </w:rPr>
-            </w:pPr>
-            <w:r>
-              <w:rPr>
-                <w:rFonts w:ascii="Times New Roman" w:hAnsi="Times New Roman" w:cs="Times New Roman"/>
-              </w:rPr>
-              <w:t>0.4641</w:t>
-            </w:r>
-          </w:p>
-        </w:tc>
-        <w:tc>
-          <w:tcPr>
-            <w:tcW w:w="1234" w:type="dxa"/>
-          </w:tcPr>
-          <w:p>
-            <w:pPr>
-              <w:rPr>
-                <w:rFonts w:ascii="Times New Roman" w:hAnsi="Times New Roman" w:cs="Times New Roman"/>
-              </w:rPr>
-            </w:pPr>
-            <w:r>
-              <w:rPr>
-                <w:rFonts w:ascii="Times New Roman" w:hAnsi="Times New Roman" w:cs="Times New Roman"/>
-              </w:rPr>
-              <w:t>0.2264</w:t>
-            </w:r>
-          </w:p>
-        </w:tc>
-        <w:tc>
-          <w:tcPr>
-            <w:tcW w:w="1234" w:type="dxa"/>
-          </w:tcPr>
-          <w:p>
-            <w:pPr>
-              <w:rPr>
-                <w:rFonts w:ascii="Times New Roman" w:hAnsi="Times New Roman" w:cs="Times New Roman"/>
-              </w:rPr>
-            </w:pPr>
-            <w:r>
-              <w:rPr>
-                <w:rFonts w:ascii="Times New Roman" w:hAnsi="Times New Roman" w:cs="Times New Roman"/>
-              </w:rPr>
-              <w:t>0.025</w:t>
-            </w:r>
-          </w:p>
-        </w:tc>
-      </w:tr>
-    </w:tbl>
-    <w:p>
-      <w:pPr>
-        <w:rPr>
-          <w:rFonts w:ascii="Times New Roman" w:hAnsi="Times New Roman" w:cs="Times New Roman"/>
-        </w:rPr>
-      </w:pPr>
-      <w:r>
-        <w:rPr>
-          <w:rFonts w:ascii="Times New Roman" w:hAnsi="Times New Roman" w:cs="Times New Roman"/>
-        </w:rPr>
-        <w:t xml:space="preserve">Best model by PR-AUC: </w:t>
-      </w:r>
-      <w:proofErr w:type="spellStart"/>
-      <w:r>
-        <w:rPr>
-          <w:rFonts w:ascii="Times New Roman" w:hAnsi="Times New Roman" w:cs="Times New Roman"/>
-        </w:rPr>
-        <w:t>XGBoost</w:t>
-      </w:r>
-      <w:proofErr w:type="spellEnd"/>
-      <w:r>
-        <w:rPr>
-          <w:rFonts w:ascii="Times New Roman" w:hAnsi="Times New Roman" w:cs="Times New Roman"/>
-        </w:rPr>
-        <w:t>. Recommended serving threshold: 0.749.</w:t>
-      </w:r>
-    </w:p>
-    <w:p>
-      <w:pPr>
-        <w:pStyle w:val="Heading2"/>
-        <w:rPr>
-          <w:rFonts w:ascii="Times New Roman" w:hAnsi="Times New Roman" w:cs="Times New Roman"/>
-          <w:color w:val="auto"/>
-        </w:rPr>
-      </w:pPr>
-      <w:r>
-        <w:rPr>
-          <w:rFonts w:ascii="Times New Roman" w:hAnsi="Times New Roman" w:cs="Times New Roman"/>
-          <w:color w:val="auto"/>
-        </w:rPr>
-        <w:t>6. Segmentation Findings and Business Recommendations</w:t>
-      </w:r>
-    </w:p>
-    <w:p>
-      <w:pPr>
-        <w:spacing w:after="160"/>
-        <w:rPr>
-          <w:rFonts w:ascii="Times New Roman" w:hAnsi="Times New Roman" w:cs="Times New Roman"/>
-        </w:rPr>
-      </w:pPr>
-      <w:r>
-        <w:rPr>
-          <w:rFonts w:ascii="Times New Roman" w:hAnsi="Times New Roman" w:cs="Times New Roman"/>
-        </w:rPr>
-        <w:t>The final segmentation uses six clusters and supports differentiated go-to-market actions: high-value premium campaigns for top-income segments, value-focused bundles for middle-income groups, and indirect household targeting for dependent-heavy segments. Recommendation is to operationalize segment-level marketing plays with controlled experiments and quarterly model refreshes.</w:t>
-      </w:r>
-    </w:p>
-    <w:p>
-      <w:pPr>
-        <w:pStyle w:val="Heading2"/>
-        <w:rPr>
-          <w:rFonts w:ascii="Times New Roman" w:hAnsi="Times New Roman" w:cs="Times New Roman"/>
-          <w:color w:val="auto"/>
-        </w:rPr>
-      </w:pPr>
-      <w:r>
-        <w:rPr>
-          <w:rFonts w:ascii="Times New Roman" w:hAnsi="Times New Roman" w:cs="Times New Roman"/>
-          <w:color w:val="auto"/>
-        </w:rPr>
-        <w:t>7. Business Judgment and Decision Rationale</w:t>
-      </w:r>
-    </w:p>
-    <w:p>
-      <w:pPr>
-        <w:spacing w:after="160"/>
-        <w:rPr>
-          <w:rFonts w:ascii="Times New Roman" w:hAnsi="Times New Roman" w:cs="Times New Roman"/>
-        </w:rPr>
-      </w:pPr>
-      <w:r>
-        <w:rPr>
-          <w:rFonts w:ascii="Times New Roman" w:hAnsi="Times New Roman" w:cs="Times New Roman"/>
-        </w:rPr>
-        <w:t>Key decisions included dropping administratively noisy fields, preserving interpretable transformations, prioritizing PR-AUC for imbalanced classification, using threshold tuning to align with campaign economics, and selecting six segments for actionability rather than maximum statistical granularity. Model usage recommendation: deploy the best PR-AUC classifier with calibrated threshold controls and use segment outputs as a campaign stratification layer.</w:t>
-      </w:r>
-    </w:p>
-    <w:p>
-      <w:pPr>
-        <w:pStyle w:val="Heading2"/>
-        <w:rPr>
-          <w:rFonts w:ascii="Times New Roman" w:hAnsi="Times New Roman" w:cs="Times New Roman"/>
-          <w:color w:val="auto"/>
-        </w:rPr>
-      </w:pPr>
-      <w:r>
-        <w:rPr>
-          <w:rFonts w:ascii="Times New Roman" w:hAnsi="Times New Roman" w:cs="Times New Roman"/>
-          <w:color w:val="auto"/>
-        </w:rPr>
-        <w:lastRenderedPageBreak/>
-        <w:t>8. Visualizations</w:t>
+        <w:t xml:space="preserve">Data exploration focused on shape, missingness, cardinality, and target imbalance. </w:t>
       </w:r>
     </w:p>
     <w:p>
@@ -1223,7 +194,28 @@
           <w:rFonts w:ascii="Times New Roman" w:hAnsi="Times New Roman" w:cs="Times New Roman"/>
           <w:color w:val="auto"/>
         </w:rPr>
-        <w:t>Training Class Distribution</w:t>
+        <w:t xml:space="preserve">Training </w:t>
+      </w:r>
+      <w:r>
+        <w:rPr>
+          <w:rFonts w:ascii="Times New Roman" w:hAnsi="Times New Roman" w:cs="Times New Roman"/>
+          <w:color w:val="auto"/>
+        </w:rPr>
+        <w:t>Label</w:t>
+      </w:r>
+      <w:r>
+        <w:rPr>
+          <w:rFonts w:ascii="Times New Roman" w:hAnsi="Times New Roman" w:cs="Times New Roman"/>
+          <w:color w:val="auto"/>
+        </w:rPr>
+        <w:t xml:space="preserve"> Distribution</w:t>
+      </w:r>
+      <w:r>
+        <w:rPr>
+          <w:rFonts w:ascii="Times New Roman" w:hAnsi="Times New Roman" w:cs="Times New Roman"/>
+          <w:color w:val="auto"/>
+        </w:rPr>
+        <w:t xml:space="preserve"> - Income</w:t>
       </w:r>
     </w:p>
     <w:p>
@@ -1238,7 +230,7 @@
           <w:noProof/>
         </w:rPr>
         <w:drawing>
-          <wp:inline distT="0" distB="0" distL="0" distR="0" wp14:anchorId="054D503C" wp14:editId="020BBF67">
+          <wp:inline distT="0" distB="0" distL="0" distR="0" wp14:anchorId="372D418F" wp14:editId="5E38EEE7">
             <wp:extent cx="5669280" cy="2834640"/>
             <wp:effectExtent l="0" t="0" r="0" b="0"/>
             <wp:docPr id="1" name="Picture 1"/>
@@ -1276,6 +268,7 @@
     </w:p>
     <w:p>
       <w:pPr>
+        <w:spacing w:after="160"/>
         <w:jc w:val="center"/>
         <w:rPr>
           <w:rFonts w:ascii="Times New Roman" w:hAnsi="Times New Roman" w:cs="Times New Roman"/>
@@ -1286,6 +279,62 @@
           <w:rFonts w:ascii="Times New Roman" w:hAnsi="Times New Roman" w:cs="Times New Roman"/>
         </w:rPr>
         <w:t>Figure: Training Class Distribution</w:t>
+      </w:r>
+    </w:p>
+    <w:p>
+      <w:pPr>
+        <w:rPr>
+          <w:rFonts w:ascii="Times New Roman" w:hAnsi="Times New Roman" w:cs="Times New Roman"/>
+        </w:rPr>
+      </w:pPr>
+      <w:r>
+        <w:rPr>
+          <w:rFonts w:ascii="Times New Roman" w:hAnsi="Times New Roman" w:cs="Times New Roman"/>
+        </w:rPr>
+        <w:t>In our data, high-income cases are only about 6.2% (roughly 1 in 16), so a plain model tends to favor the majority class and under-detect true &gt;50k customers.</w:t>
+      </w:r>
+      <w:r>
+        <w:rPr>
+          <w:rFonts w:ascii="Times New Roman" w:hAnsi="Times New Roman" w:cs="Times New Roman"/>
+        </w:rPr>
+        <w:t xml:space="preserve"> </w:t>
+      </w:r>
+      <w:r>
+        <w:rPr>
+          <w:rFonts w:ascii="Times New Roman" w:hAnsi="Times New Roman" w:cs="Times New Roman"/>
+        </w:rPr>
+        <w:t>We reduced this by using imbalance-aware training (class weighting + SMOTE, which makes training distribution close to 1:1) and F1-based threshold tuning (0.5 → 0.749) to improve minority-class detection quality.</w:t>
+      </w:r>
+    </w:p>
+    <w:p>
+      <w:pPr>
+        <w:pStyle w:val="Heading2"/>
+        <w:rPr>
+          <w:rFonts w:ascii="Times New Roman" w:hAnsi="Times New Roman" w:cs="Times New Roman"/>
+          <w:color w:val="auto"/>
+        </w:rPr>
+      </w:pPr>
+      <w:r>
+        <w:rPr>
+          <w:rFonts w:ascii="Times New Roman" w:hAnsi="Times New Roman" w:cs="Times New Roman"/>
+          <w:color w:val="auto"/>
+        </w:rPr>
+        <w:lastRenderedPageBreak/>
+        <w:t>Classification</w:t>
+      </w:r>
+    </w:p>
+    <w:p>
+      <w:pPr>
+        <w:spacing w:after="160"/>
+        <w:rPr>
+          <w:rFonts w:ascii="Times New Roman" w:hAnsi="Times New Roman" w:cs="Times New Roman"/>
+        </w:rPr>
+      </w:pPr>
+      <w:r>
+        <w:rPr>
+          <w:rFonts w:ascii="Times New Roman" w:hAnsi="Times New Roman" w:cs="Times New Roman"/>
+        </w:rPr>
+        <w:t>For classification, weak or sparse migration/origin administrative variables were removed, the target label was mapped to 0/1, education was ordinally encoded, selected categoricals were one-hot encoded, and high-cardinality fields were target-encoded after train/test split.</w:t>
       </w:r>
     </w:p>
     <w:p>
@@ -1301,7 +350,2445 @@
           <w:rFonts w:ascii="Times New Roman" w:hAnsi="Times New Roman" w:cs="Times New Roman"/>
           <w:color w:val="auto"/>
         </w:rPr>
-        <w:t>Classification Model Comparison (PR-AUC)</w:t>
+        <w:t>Table C1: Classification columns removed and rationale</w:t>
+      </w:r>
+    </w:p>
+    <w:tbl>
+      <w:tblPr>
+        <w:tblStyle w:val="LightGrid"/>
+        <w:tblW w:w="0" w:type="auto"/>
+        <w:tblLook w:val="04A0" w:firstRow="1" w:lastRow="0" w:firstColumn="1" w:lastColumn="0" w:noHBand="0" w:noVBand="1"/>
+      </w:tblPr>
+      <w:tblGrid>
+        <w:gridCol w:w="2070"/>
+        <w:gridCol w:w="1681"/>
+        <w:gridCol w:w="1714"/>
+        <w:gridCol w:w="1703"/>
+        <w:gridCol w:w="1688"/>
+      </w:tblGrid>
+      <w:tr>
+        <w:trPr>
+          <w:cnfStyle w:val="100000000000" w:firstRow="1" w:lastRow="0" w:firstColumn="0" w:lastColumn="0" w:oddVBand="0" w:evenVBand="0" w:oddHBand="0" w:evenHBand="0" w:firstRowFirstColumn="0" w:firstRowLastColumn="0" w:lastRowFirstColumn="0" w:lastRowLastColumn="0"/>
+        </w:trPr>
+        <w:tc>
+          <w:tcPr>
+            <w:cnfStyle w:val="001000000000" w:firstRow="0" w:lastRow="0" w:firstColumn="1" w:lastColumn="0" w:oddVBand="0" w:evenVBand="0" w:oddHBand="0" w:evenHBand="0" w:firstRowFirstColumn="0" w:firstRowLastColumn="0" w:lastRowFirstColumn="0" w:lastRowLastColumn="0"/>
+            <w:tcW w:w="1728" w:type="dxa"/>
+            <w:shd w:val="clear" w:color="auto" w:fill="000000" w:themeFill="text1"/>
+          </w:tcPr>
+          <w:p>
+            <w:pPr>
+              <w:jc w:val="center"/>
+              <w:rPr>
+                <w:rFonts w:ascii="Times New Roman" w:hAnsi="Times New Roman" w:cs="Times New Roman"/>
+                <w:color w:val="FFFFFF" w:themeColor="background1"/>
+                <w:sz w:val="24"/>
+                <w:szCs w:val="24"/>
+              </w:rPr>
+            </w:pPr>
+            <w:r>
+              <w:rPr>
+                <w:rFonts w:ascii="Times New Roman" w:hAnsi="Times New Roman" w:cs="Times New Roman"/>
+                <w:color w:val="FFFFFF" w:themeColor="background1"/>
+                <w:sz w:val="24"/>
+                <w:szCs w:val="24"/>
+              </w:rPr>
+              <w:t>Attribute/Column</w:t>
+            </w:r>
+          </w:p>
+        </w:tc>
+        <w:tc>
+          <w:tcPr>
+            <w:tcW w:w="1728" w:type="dxa"/>
+            <w:shd w:val="clear" w:color="auto" w:fill="000000" w:themeFill="text1"/>
+          </w:tcPr>
+          <w:p>
+            <w:pPr>
+              <w:jc w:val="center"/>
+              <w:cnfStyle w:val="100000000000" w:firstRow="1" w:lastRow="0" w:firstColumn="0" w:lastColumn="0" w:oddVBand="0" w:evenVBand="0" w:oddHBand="0" w:evenHBand="0" w:firstRowFirstColumn="0" w:firstRowLastColumn="0" w:lastRowFirstColumn="0" w:lastRowLastColumn="0"/>
+              <w:rPr>
+                <w:rFonts w:ascii="Times New Roman" w:hAnsi="Times New Roman" w:cs="Times New Roman"/>
+                <w:color w:val="FFFFFF" w:themeColor="background1"/>
+                <w:sz w:val="24"/>
+                <w:szCs w:val="24"/>
+              </w:rPr>
+            </w:pPr>
+            <w:r>
+              <w:rPr>
+                <w:rFonts w:ascii="Times New Roman" w:hAnsi="Times New Roman" w:cs="Times New Roman"/>
+                <w:color w:val="FFFFFF" w:themeColor="background1"/>
+                <w:sz w:val="24"/>
+                <w:szCs w:val="24"/>
+              </w:rPr>
+              <w:t>D</w:t>
+            </w:r>
+            <w:r>
+              <w:rPr>
+                <w:rFonts w:ascii="Times New Roman" w:hAnsi="Times New Roman" w:cs="Times New Roman"/>
+                <w:color w:val="FFFFFF" w:themeColor="background1"/>
+                <w:sz w:val="24"/>
+                <w:szCs w:val="24"/>
+              </w:rPr>
+              <w:t>ecision</w:t>
+            </w:r>
+          </w:p>
+        </w:tc>
+        <w:tc>
+          <w:tcPr>
+            <w:tcW w:w="1728" w:type="dxa"/>
+            <w:shd w:val="clear" w:color="auto" w:fill="000000" w:themeFill="text1"/>
+          </w:tcPr>
+          <w:p>
+            <w:pPr>
+              <w:jc w:val="center"/>
+              <w:cnfStyle w:val="100000000000" w:firstRow="1" w:lastRow="0" w:firstColumn="0" w:lastColumn="0" w:oddVBand="0" w:evenVBand="0" w:oddHBand="0" w:evenHBand="0" w:firstRowFirstColumn="0" w:firstRowLastColumn="0" w:lastRowFirstColumn="0" w:lastRowLastColumn="0"/>
+              <w:rPr>
+                <w:rFonts w:ascii="Times New Roman" w:hAnsi="Times New Roman" w:cs="Times New Roman"/>
+                <w:color w:val="FFFFFF" w:themeColor="background1"/>
+                <w:sz w:val="24"/>
+                <w:szCs w:val="24"/>
+              </w:rPr>
+            </w:pPr>
+            <w:r>
+              <w:rPr>
+                <w:rFonts w:ascii="Times New Roman" w:hAnsi="Times New Roman" w:cs="Times New Roman"/>
+                <w:color w:val="FFFFFF" w:themeColor="background1"/>
+                <w:sz w:val="24"/>
+                <w:szCs w:val="24"/>
+              </w:rPr>
+              <w:t>R</w:t>
+            </w:r>
+            <w:r>
+              <w:rPr>
+                <w:rFonts w:ascii="Times New Roman" w:hAnsi="Times New Roman" w:cs="Times New Roman"/>
+                <w:color w:val="FFFFFF" w:themeColor="background1"/>
+                <w:sz w:val="24"/>
+                <w:szCs w:val="24"/>
+              </w:rPr>
+              <w:t>eason</w:t>
+            </w:r>
+          </w:p>
+        </w:tc>
+        <w:tc>
+          <w:tcPr>
+            <w:tcW w:w="1728" w:type="dxa"/>
+            <w:shd w:val="clear" w:color="auto" w:fill="000000" w:themeFill="text1"/>
+          </w:tcPr>
+          <w:p>
+            <w:pPr>
+              <w:jc w:val="center"/>
+              <w:cnfStyle w:val="100000000000" w:firstRow="1" w:lastRow="0" w:firstColumn="0" w:lastColumn="0" w:oddVBand="0" w:evenVBand="0" w:oddHBand="0" w:evenHBand="0" w:firstRowFirstColumn="0" w:firstRowLastColumn="0" w:lastRowFirstColumn="0" w:lastRowLastColumn="0"/>
+              <w:rPr>
+                <w:rFonts w:ascii="Times New Roman" w:hAnsi="Times New Roman" w:cs="Times New Roman"/>
+                <w:color w:val="FFFFFF" w:themeColor="background1"/>
+                <w:sz w:val="24"/>
+                <w:szCs w:val="24"/>
+              </w:rPr>
+            </w:pPr>
+            <w:r>
+              <w:rPr>
+                <w:rFonts w:ascii="Times New Roman" w:hAnsi="Times New Roman" w:cs="Times New Roman"/>
+                <w:color w:val="FFFFFF" w:themeColor="background1"/>
+                <w:sz w:val="24"/>
+                <w:szCs w:val="24"/>
+              </w:rPr>
+              <w:t>M</w:t>
+            </w:r>
+            <w:r>
+              <w:rPr>
+                <w:rFonts w:ascii="Times New Roman" w:hAnsi="Times New Roman" w:cs="Times New Roman"/>
+                <w:color w:val="FFFFFF" w:themeColor="background1"/>
+                <w:sz w:val="24"/>
+                <w:szCs w:val="24"/>
+              </w:rPr>
+              <w:t>issing_%</w:t>
+            </w:r>
+          </w:p>
+        </w:tc>
+        <w:tc>
+          <w:tcPr>
+            <w:tcW w:w="1728" w:type="dxa"/>
+            <w:shd w:val="clear" w:color="auto" w:fill="000000" w:themeFill="text1"/>
+          </w:tcPr>
+          <w:p>
+            <w:pPr>
+              <w:jc w:val="center"/>
+              <w:cnfStyle w:val="100000000000" w:firstRow="1" w:lastRow="0" w:firstColumn="0" w:lastColumn="0" w:oddVBand="0" w:evenVBand="0" w:oddHBand="0" w:evenHBand="0" w:firstRowFirstColumn="0" w:firstRowLastColumn="0" w:lastRowFirstColumn="0" w:lastRowLastColumn="0"/>
+              <w:rPr>
+                <w:rFonts w:ascii="Times New Roman" w:hAnsi="Times New Roman" w:cs="Times New Roman"/>
+                <w:color w:val="FFFFFF" w:themeColor="background1"/>
+                <w:sz w:val="24"/>
+                <w:szCs w:val="24"/>
+              </w:rPr>
+            </w:pPr>
+            <w:r>
+              <w:rPr>
+                <w:rFonts w:ascii="Times New Roman" w:hAnsi="Times New Roman" w:cs="Times New Roman"/>
+                <w:color w:val="FFFFFF" w:themeColor="background1"/>
+                <w:sz w:val="24"/>
+                <w:szCs w:val="24"/>
+              </w:rPr>
+              <w:t>n_unique</w:t>
+            </w:r>
+          </w:p>
+        </w:tc>
+      </w:tr>
+      <w:tr>
+        <w:trPr>
+          <w:cnfStyle w:val="000000100000" w:firstRow="0" w:lastRow="0" w:firstColumn="0" w:lastColumn="0" w:oddVBand="0" w:evenVBand="0" w:oddHBand="1" w:evenHBand="0" w:firstRowFirstColumn="0" w:firstRowLastColumn="0" w:lastRowFirstColumn="0" w:lastRowLastColumn="0"/>
+        </w:trPr>
+        <w:tc>
+          <w:tcPr>
+            <w:cnfStyle w:val="001000000000" w:firstRow="0" w:lastRow="0" w:firstColumn="1" w:lastColumn="0" w:oddVBand="0" w:evenVBand="0" w:oddHBand="0" w:evenHBand="0" w:firstRowFirstColumn="0" w:firstRowLastColumn="0" w:lastRowFirstColumn="0" w:lastRowLastColumn="0"/>
+            <w:tcW w:w="1728" w:type="dxa"/>
+          </w:tcPr>
+          <w:p>
+            <w:pPr>
+              <w:rPr>
+                <w:rFonts w:ascii="Times New Roman" w:hAnsi="Times New Roman" w:cs="Times New Roman"/>
+              </w:rPr>
+            </w:pPr>
+            <w:r>
+              <w:rPr>
+                <w:rFonts w:ascii="Times New Roman" w:hAnsi="Times New Roman" w:cs="Times New Roman"/>
+              </w:rPr>
+              <w:t>year</w:t>
+            </w:r>
+          </w:p>
+        </w:tc>
+        <w:tc>
+          <w:tcPr>
+            <w:tcW w:w="1728" w:type="dxa"/>
+          </w:tcPr>
+          <w:p>
+            <w:pPr>
+              <w:cnfStyle w:val="000000100000" w:firstRow="0" w:lastRow="0" w:firstColumn="0" w:lastColumn="0" w:oddVBand="0" w:evenVBand="0" w:oddHBand="1" w:evenHBand="0" w:firstRowFirstColumn="0" w:firstRowLastColumn="0" w:lastRowFirstColumn="0" w:lastRowLastColumn="0"/>
+              <w:rPr>
+                <w:rFonts w:ascii="Times New Roman" w:hAnsi="Times New Roman" w:cs="Times New Roman"/>
+              </w:rPr>
+            </w:pPr>
+            <w:r>
+              <w:rPr>
+                <w:rFonts w:ascii="Times New Roman" w:hAnsi="Times New Roman" w:cs="Times New Roman"/>
+              </w:rPr>
+              <w:t>removed</w:t>
+            </w:r>
+          </w:p>
+        </w:tc>
+        <w:tc>
+          <w:tcPr>
+            <w:tcW w:w="1728" w:type="dxa"/>
+          </w:tcPr>
+          <w:p>
+            <w:pPr>
+              <w:cnfStyle w:val="000000100000" w:firstRow="0" w:lastRow="0" w:firstColumn="0" w:lastColumn="0" w:oddVBand="0" w:evenVBand="0" w:oddHBand="1" w:evenHBand="0" w:firstRowFirstColumn="0" w:firstRowLastColumn="0" w:lastRowFirstColumn="0" w:lastRowLastColumn="0"/>
+              <w:rPr>
+                <w:rFonts w:ascii="Times New Roman" w:hAnsi="Times New Roman" w:cs="Times New Roman"/>
+              </w:rPr>
+            </w:pPr>
+            <w:r>
+              <w:rPr>
+                <w:rFonts w:ascii="Times New Roman" w:hAnsi="Times New Roman" w:cs="Times New Roman"/>
+              </w:rPr>
+              <w:t>identifier</w:t>
+            </w:r>
+          </w:p>
+        </w:tc>
+        <w:tc>
+          <w:tcPr>
+            <w:tcW w:w="1728" w:type="dxa"/>
+          </w:tcPr>
+          <w:p>
+            <w:pPr>
+              <w:cnfStyle w:val="000000100000" w:firstRow="0" w:lastRow="0" w:firstColumn="0" w:lastColumn="0" w:oddVBand="0" w:evenVBand="0" w:oddHBand="1" w:evenHBand="0" w:firstRowFirstColumn="0" w:firstRowLastColumn="0" w:lastRowFirstColumn="0" w:lastRowLastColumn="0"/>
+              <w:rPr>
+                <w:rFonts w:ascii="Times New Roman" w:hAnsi="Times New Roman" w:cs="Times New Roman"/>
+              </w:rPr>
+            </w:pPr>
+            <w:r>
+              <w:rPr>
+                <w:rFonts w:ascii="Times New Roman" w:hAnsi="Times New Roman" w:cs="Times New Roman"/>
+              </w:rPr>
+              <w:t>0.0000</w:t>
+            </w:r>
+          </w:p>
+        </w:tc>
+        <w:tc>
+          <w:tcPr>
+            <w:tcW w:w="1728" w:type="dxa"/>
+          </w:tcPr>
+          <w:p>
+            <w:pPr>
+              <w:cnfStyle w:val="000000100000" w:firstRow="0" w:lastRow="0" w:firstColumn="0" w:lastColumn="0" w:oddVBand="0" w:evenVBand="0" w:oddHBand="1" w:evenHBand="0" w:firstRowFirstColumn="0" w:firstRowLastColumn="0" w:lastRowFirstColumn="0" w:lastRowLastColumn="0"/>
+              <w:rPr>
+                <w:rFonts w:ascii="Times New Roman" w:hAnsi="Times New Roman" w:cs="Times New Roman"/>
+              </w:rPr>
+            </w:pPr>
+            <w:r>
+              <w:rPr>
+                <w:rFonts w:ascii="Times New Roman" w:hAnsi="Times New Roman" w:cs="Times New Roman"/>
+              </w:rPr>
+              <w:t>2</w:t>
+            </w:r>
+          </w:p>
+        </w:tc>
+      </w:tr>
+      <w:tr>
+        <w:trPr>
+          <w:cnfStyle w:val="000000010000" w:firstRow="0" w:lastRow="0" w:firstColumn="0" w:lastColumn="0" w:oddVBand="0" w:evenVBand="0" w:oddHBand="0" w:evenHBand="1" w:firstRowFirstColumn="0" w:firstRowLastColumn="0" w:lastRowFirstColumn="0" w:lastRowLastColumn="0"/>
+        </w:trPr>
+        <w:tc>
+          <w:tcPr>
+            <w:cnfStyle w:val="001000000000" w:firstRow="0" w:lastRow="0" w:firstColumn="1" w:lastColumn="0" w:oddVBand="0" w:evenVBand="0" w:oddHBand="0" w:evenHBand="0" w:firstRowFirstColumn="0" w:firstRowLastColumn="0" w:lastRowFirstColumn="0" w:lastRowLastColumn="0"/>
+            <w:tcW w:w="1728" w:type="dxa"/>
+          </w:tcPr>
+          <w:p>
+            <w:pPr>
+              <w:rPr>
+                <w:rFonts w:ascii="Times New Roman" w:hAnsi="Times New Roman" w:cs="Times New Roman"/>
+              </w:rPr>
+            </w:pPr>
+            <w:r>
+              <w:rPr>
+                <w:rFonts w:ascii="Times New Roman" w:hAnsi="Times New Roman" w:cs="Times New Roman"/>
+              </w:rPr>
+              <w:t>weight</w:t>
+            </w:r>
+          </w:p>
+        </w:tc>
+        <w:tc>
+          <w:tcPr>
+            <w:tcW w:w="1728" w:type="dxa"/>
+          </w:tcPr>
+          <w:p>
+            <w:pPr>
+              <w:cnfStyle w:val="000000010000" w:firstRow="0" w:lastRow="0" w:firstColumn="0" w:lastColumn="0" w:oddVBand="0" w:evenVBand="0" w:oddHBand="0" w:evenHBand="1" w:firstRowFirstColumn="0" w:firstRowLastColumn="0" w:lastRowFirstColumn="0" w:lastRowLastColumn="0"/>
+              <w:rPr>
+                <w:rFonts w:ascii="Times New Roman" w:hAnsi="Times New Roman" w:cs="Times New Roman"/>
+              </w:rPr>
+            </w:pPr>
+            <w:r>
+              <w:rPr>
+                <w:rFonts w:ascii="Times New Roman" w:hAnsi="Times New Roman" w:cs="Times New Roman"/>
+              </w:rPr>
+              <w:t>removed</w:t>
+            </w:r>
+          </w:p>
+        </w:tc>
+        <w:tc>
+          <w:tcPr>
+            <w:tcW w:w="1728" w:type="dxa"/>
+          </w:tcPr>
+          <w:p>
+            <w:pPr>
+              <w:cnfStyle w:val="000000010000" w:firstRow="0" w:lastRow="0" w:firstColumn="0" w:lastColumn="0" w:oddVBand="0" w:evenVBand="0" w:oddHBand="0" w:evenHBand="1" w:firstRowFirstColumn="0" w:firstRowLastColumn="0" w:lastRowFirstColumn="0" w:lastRowLastColumn="0"/>
+              <w:rPr>
+                <w:rFonts w:ascii="Times New Roman" w:hAnsi="Times New Roman" w:cs="Times New Roman"/>
+              </w:rPr>
+            </w:pPr>
+            <w:r>
+              <w:rPr>
+                <w:rFonts w:ascii="Times New Roman" w:hAnsi="Times New Roman" w:cs="Times New Roman"/>
+              </w:rPr>
+              <w:t>Sampling weight</w:t>
+            </w:r>
+          </w:p>
+        </w:tc>
+        <w:tc>
+          <w:tcPr>
+            <w:tcW w:w="1728" w:type="dxa"/>
+          </w:tcPr>
+          <w:p>
+            <w:pPr>
+              <w:cnfStyle w:val="000000010000" w:firstRow="0" w:lastRow="0" w:firstColumn="0" w:lastColumn="0" w:oddVBand="0" w:evenVBand="0" w:oddHBand="0" w:evenHBand="1" w:firstRowFirstColumn="0" w:firstRowLastColumn="0" w:lastRowFirstColumn="0" w:lastRowLastColumn="0"/>
+              <w:rPr>
+                <w:rFonts w:ascii="Times New Roman" w:hAnsi="Times New Roman" w:cs="Times New Roman"/>
+              </w:rPr>
+            </w:pPr>
+            <w:r>
+              <w:rPr>
+                <w:rFonts w:ascii="Times New Roman" w:hAnsi="Times New Roman" w:cs="Times New Roman"/>
+              </w:rPr>
+              <w:t>0.0000</w:t>
+            </w:r>
+          </w:p>
+        </w:tc>
+        <w:tc>
+          <w:tcPr>
+            <w:tcW w:w="1728" w:type="dxa"/>
+          </w:tcPr>
+          <w:p>
+            <w:pPr>
+              <w:cnfStyle w:val="000000010000" w:firstRow="0" w:lastRow="0" w:firstColumn="0" w:lastColumn="0" w:oddVBand="0" w:evenVBand="0" w:oddHBand="0" w:evenHBand="1" w:firstRowFirstColumn="0" w:firstRowLastColumn="0" w:lastRowFirstColumn="0" w:lastRowLastColumn="0"/>
+              <w:rPr>
+                <w:rFonts w:ascii="Times New Roman" w:hAnsi="Times New Roman" w:cs="Times New Roman"/>
+              </w:rPr>
+            </w:pPr>
+            <w:r>
+              <w:rPr>
+                <w:rFonts w:ascii="Times New Roman" w:hAnsi="Times New Roman" w:cs="Times New Roman"/>
+              </w:rPr>
+              <w:t>99800</w:t>
+            </w:r>
+          </w:p>
+        </w:tc>
+      </w:tr>
+      <w:tr>
+        <w:trPr>
+          <w:cnfStyle w:val="000000100000" w:firstRow="0" w:lastRow="0" w:firstColumn="0" w:lastColumn="0" w:oddVBand="0" w:evenVBand="0" w:oddHBand="1" w:evenHBand="0" w:firstRowFirstColumn="0" w:firstRowLastColumn="0" w:lastRowFirstColumn="0" w:lastRowLastColumn="0"/>
+        </w:trPr>
+        <w:tc>
+          <w:tcPr>
+            <w:cnfStyle w:val="001000000000" w:firstRow="0" w:lastRow="0" w:firstColumn="1" w:lastColumn="0" w:oddVBand="0" w:evenVBand="0" w:oddHBand="0" w:evenHBand="0" w:firstRowFirstColumn="0" w:firstRowLastColumn="0" w:lastRowFirstColumn="0" w:lastRowLastColumn="0"/>
+            <w:tcW w:w="1728" w:type="dxa"/>
+          </w:tcPr>
+          <w:p>
+            <w:pPr>
+              <w:rPr>
+                <w:rFonts w:ascii="Times New Roman" w:hAnsi="Times New Roman" w:cs="Times New Roman"/>
+              </w:rPr>
+            </w:pPr>
+            <w:r>
+              <w:rPr>
+                <w:rFonts w:ascii="Times New Roman" w:hAnsi="Times New Roman" w:cs="Times New Roman"/>
+              </w:rPr>
+              <w:t>migration code-change in msa</w:t>
+            </w:r>
+          </w:p>
+        </w:tc>
+        <w:tc>
+          <w:tcPr>
+            <w:tcW w:w="1728" w:type="dxa"/>
+          </w:tcPr>
+          <w:p>
+            <w:pPr>
+              <w:cnfStyle w:val="000000100000" w:firstRow="0" w:lastRow="0" w:firstColumn="0" w:lastColumn="0" w:oddVBand="0" w:evenVBand="0" w:oddHBand="1" w:evenHBand="0" w:firstRowFirstColumn="0" w:firstRowLastColumn="0" w:lastRowFirstColumn="0" w:lastRowLastColumn="0"/>
+              <w:rPr>
+                <w:rFonts w:ascii="Times New Roman" w:hAnsi="Times New Roman" w:cs="Times New Roman"/>
+              </w:rPr>
+            </w:pPr>
+            <w:r>
+              <w:rPr>
+                <w:rFonts w:ascii="Times New Roman" w:hAnsi="Times New Roman" w:cs="Times New Roman"/>
+              </w:rPr>
+              <w:t>removed</w:t>
+            </w:r>
+          </w:p>
+        </w:tc>
+        <w:tc>
+          <w:tcPr>
+            <w:tcW w:w="1728" w:type="dxa"/>
+            <w:vMerge w:val="restart"/>
+            <w:vAlign w:val="center"/>
+          </w:tcPr>
+          <w:p>
+            <w:pPr>
+              <w:cnfStyle w:val="000000100000" w:firstRow="0" w:lastRow="0" w:firstColumn="0" w:lastColumn="0" w:oddVBand="0" w:evenVBand="0" w:oddHBand="1" w:evenHBand="0" w:firstRowFirstColumn="0" w:firstRowLastColumn="0" w:lastRowFirstColumn="0" w:lastRowLastColumn="0"/>
+              <w:rPr>
+                <w:rFonts w:ascii="Times New Roman" w:hAnsi="Times New Roman" w:cs="Times New Roman"/>
+              </w:rPr>
+            </w:pPr>
+            <w:r>
+              <w:rPr>
+                <w:rFonts w:ascii="Times New Roman" w:hAnsi="Times New Roman" w:cs="Times New Roman"/>
+              </w:rPr>
+              <w:t>High missingness and weak business signal</w:t>
+            </w:r>
+          </w:p>
+        </w:tc>
+        <w:tc>
+          <w:tcPr>
+            <w:tcW w:w="1728" w:type="dxa"/>
+          </w:tcPr>
+          <w:p>
+            <w:pPr>
+              <w:cnfStyle w:val="000000100000" w:firstRow="0" w:lastRow="0" w:firstColumn="0" w:lastColumn="0" w:oddVBand="0" w:evenVBand="0" w:oddHBand="1" w:evenHBand="0" w:firstRowFirstColumn="0" w:firstRowLastColumn="0" w:lastRowFirstColumn="0" w:lastRowLastColumn="0"/>
+              <w:rPr>
+                <w:rFonts w:ascii="Times New Roman" w:hAnsi="Times New Roman" w:cs="Times New Roman"/>
+              </w:rPr>
+            </w:pPr>
+            <w:r>
+              <w:rPr>
+                <w:rFonts w:ascii="Times New Roman" w:hAnsi="Times New Roman" w:cs="Times New Roman"/>
+              </w:rPr>
+              <w:t>49.9700</w:t>
+            </w:r>
+          </w:p>
+        </w:tc>
+        <w:tc>
+          <w:tcPr>
+            <w:tcW w:w="1728" w:type="dxa"/>
+          </w:tcPr>
+          <w:p>
+            <w:pPr>
+              <w:cnfStyle w:val="000000100000" w:firstRow="0" w:lastRow="0" w:firstColumn="0" w:lastColumn="0" w:oddVBand="0" w:evenVBand="0" w:oddHBand="1" w:evenHBand="0" w:firstRowFirstColumn="0" w:firstRowLastColumn="0" w:lastRowFirstColumn="0" w:lastRowLastColumn="0"/>
+              <w:rPr>
+                <w:rFonts w:ascii="Times New Roman" w:hAnsi="Times New Roman" w:cs="Times New Roman"/>
+              </w:rPr>
+            </w:pPr>
+            <w:r>
+              <w:rPr>
+                <w:rFonts w:ascii="Times New Roman" w:hAnsi="Times New Roman" w:cs="Times New Roman"/>
+              </w:rPr>
+              <w:t>9</w:t>
+            </w:r>
+          </w:p>
+        </w:tc>
+      </w:tr>
+      <w:tr>
+        <w:trPr>
+          <w:cnfStyle w:val="000000010000" w:firstRow="0" w:lastRow="0" w:firstColumn="0" w:lastColumn="0" w:oddVBand="0" w:evenVBand="0" w:oddHBand="0" w:evenHBand="1" w:firstRowFirstColumn="0" w:firstRowLastColumn="0" w:lastRowFirstColumn="0" w:lastRowLastColumn="0"/>
+        </w:trPr>
+        <w:tc>
+          <w:tcPr>
+            <w:cnfStyle w:val="001000000000" w:firstRow="0" w:lastRow="0" w:firstColumn="1" w:lastColumn="0" w:oddVBand="0" w:evenVBand="0" w:oddHBand="0" w:evenHBand="0" w:firstRowFirstColumn="0" w:firstRowLastColumn="0" w:lastRowFirstColumn="0" w:lastRowLastColumn="0"/>
+            <w:tcW w:w="1728" w:type="dxa"/>
+          </w:tcPr>
+          <w:p>
+            <w:pPr>
+              <w:rPr>
+                <w:rFonts w:ascii="Times New Roman" w:hAnsi="Times New Roman" w:cs="Times New Roman"/>
+              </w:rPr>
+            </w:pPr>
+            <w:r>
+              <w:rPr>
+                <w:rFonts w:ascii="Times New Roman" w:hAnsi="Times New Roman" w:cs="Times New Roman"/>
+              </w:rPr>
+              <w:t>migration code-change in reg</w:t>
+            </w:r>
+          </w:p>
+        </w:tc>
+        <w:tc>
+          <w:tcPr>
+            <w:tcW w:w="1728" w:type="dxa"/>
+          </w:tcPr>
+          <w:p>
+            <w:pPr>
+              <w:cnfStyle w:val="000000010000" w:firstRow="0" w:lastRow="0" w:firstColumn="0" w:lastColumn="0" w:oddVBand="0" w:evenVBand="0" w:oddHBand="0" w:evenHBand="1" w:firstRowFirstColumn="0" w:firstRowLastColumn="0" w:lastRowFirstColumn="0" w:lastRowLastColumn="0"/>
+              <w:rPr>
+                <w:rFonts w:ascii="Times New Roman" w:hAnsi="Times New Roman" w:cs="Times New Roman"/>
+              </w:rPr>
+            </w:pPr>
+            <w:r>
+              <w:rPr>
+                <w:rFonts w:ascii="Times New Roman" w:hAnsi="Times New Roman" w:cs="Times New Roman"/>
+              </w:rPr>
+              <w:t>removed</w:t>
+            </w:r>
+          </w:p>
+        </w:tc>
+        <w:tc>
+          <w:tcPr>
+            <w:tcW w:w="1728" w:type="dxa"/>
+            <w:vMerge/>
+          </w:tcPr>
+          <w:p>
+            <w:pPr>
+              <w:cnfStyle w:val="000000010000" w:firstRow="0" w:lastRow="0" w:firstColumn="0" w:lastColumn="0" w:oddVBand="0" w:evenVBand="0" w:oddHBand="0" w:evenHBand="1" w:firstRowFirstColumn="0" w:firstRowLastColumn="0" w:lastRowFirstColumn="0" w:lastRowLastColumn="0"/>
+              <w:rPr>
+                <w:rFonts w:ascii="Times New Roman" w:hAnsi="Times New Roman" w:cs="Times New Roman"/>
+              </w:rPr>
+            </w:pPr>
+          </w:p>
+        </w:tc>
+        <w:tc>
+          <w:tcPr>
+            <w:tcW w:w="1728" w:type="dxa"/>
+          </w:tcPr>
+          <w:p>
+            <w:pPr>
+              <w:cnfStyle w:val="000000010000" w:firstRow="0" w:lastRow="0" w:firstColumn="0" w:lastColumn="0" w:oddVBand="0" w:evenVBand="0" w:oddHBand="0" w:evenHBand="1" w:firstRowFirstColumn="0" w:firstRowLastColumn="0" w:lastRowFirstColumn="0" w:lastRowLastColumn="0"/>
+              <w:rPr>
+                <w:rFonts w:ascii="Times New Roman" w:hAnsi="Times New Roman" w:cs="Times New Roman"/>
+              </w:rPr>
+            </w:pPr>
+            <w:r>
+              <w:rPr>
+                <w:rFonts w:ascii="Times New Roman" w:hAnsi="Times New Roman" w:cs="Times New Roman"/>
+              </w:rPr>
+              <w:t>49.9700</w:t>
+            </w:r>
+          </w:p>
+        </w:tc>
+        <w:tc>
+          <w:tcPr>
+            <w:tcW w:w="1728" w:type="dxa"/>
+          </w:tcPr>
+          <w:p>
+            <w:pPr>
+              <w:cnfStyle w:val="000000010000" w:firstRow="0" w:lastRow="0" w:firstColumn="0" w:lastColumn="0" w:oddVBand="0" w:evenVBand="0" w:oddHBand="0" w:evenHBand="1" w:firstRowFirstColumn="0" w:firstRowLastColumn="0" w:lastRowFirstColumn="0" w:lastRowLastColumn="0"/>
+              <w:rPr>
+                <w:rFonts w:ascii="Times New Roman" w:hAnsi="Times New Roman" w:cs="Times New Roman"/>
+              </w:rPr>
+            </w:pPr>
+            <w:r>
+              <w:rPr>
+                <w:rFonts w:ascii="Times New Roman" w:hAnsi="Times New Roman" w:cs="Times New Roman"/>
+              </w:rPr>
+              <w:t>8</w:t>
+            </w:r>
+          </w:p>
+        </w:tc>
+      </w:tr>
+      <w:tr>
+        <w:trPr>
+          <w:cnfStyle w:val="000000100000" w:firstRow="0" w:lastRow="0" w:firstColumn="0" w:lastColumn="0" w:oddVBand="0" w:evenVBand="0" w:oddHBand="1" w:evenHBand="0" w:firstRowFirstColumn="0" w:firstRowLastColumn="0" w:lastRowFirstColumn="0" w:lastRowLastColumn="0"/>
+        </w:trPr>
+        <w:tc>
+          <w:tcPr>
+            <w:cnfStyle w:val="001000000000" w:firstRow="0" w:lastRow="0" w:firstColumn="1" w:lastColumn="0" w:oddVBand="0" w:evenVBand="0" w:oddHBand="0" w:evenHBand="0" w:firstRowFirstColumn="0" w:firstRowLastColumn="0" w:lastRowFirstColumn="0" w:lastRowLastColumn="0"/>
+            <w:tcW w:w="1728" w:type="dxa"/>
+          </w:tcPr>
+          <w:p>
+            <w:pPr>
+              <w:rPr>
+                <w:rFonts w:ascii="Times New Roman" w:hAnsi="Times New Roman" w:cs="Times New Roman"/>
+              </w:rPr>
+            </w:pPr>
+            <w:r>
+              <w:rPr>
+                <w:rFonts w:ascii="Times New Roman" w:hAnsi="Times New Roman" w:cs="Times New Roman"/>
+              </w:rPr>
+              <w:t>migration code-move within reg</w:t>
+            </w:r>
+          </w:p>
+        </w:tc>
+        <w:tc>
+          <w:tcPr>
+            <w:tcW w:w="1728" w:type="dxa"/>
+          </w:tcPr>
+          <w:p>
+            <w:pPr>
+              <w:cnfStyle w:val="000000100000" w:firstRow="0" w:lastRow="0" w:firstColumn="0" w:lastColumn="0" w:oddVBand="0" w:evenVBand="0" w:oddHBand="1" w:evenHBand="0" w:firstRowFirstColumn="0" w:firstRowLastColumn="0" w:lastRowFirstColumn="0" w:lastRowLastColumn="0"/>
+              <w:rPr>
+                <w:rFonts w:ascii="Times New Roman" w:hAnsi="Times New Roman" w:cs="Times New Roman"/>
+              </w:rPr>
+            </w:pPr>
+            <w:r>
+              <w:rPr>
+                <w:rFonts w:ascii="Times New Roman" w:hAnsi="Times New Roman" w:cs="Times New Roman"/>
+              </w:rPr>
+              <w:t>removed</w:t>
+            </w:r>
+          </w:p>
+        </w:tc>
+        <w:tc>
+          <w:tcPr>
+            <w:tcW w:w="1728" w:type="dxa"/>
+            <w:vMerge/>
+          </w:tcPr>
+          <w:p>
+            <w:pPr>
+              <w:cnfStyle w:val="000000100000" w:firstRow="0" w:lastRow="0" w:firstColumn="0" w:lastColumn="0" w:oddVBand="0" w:evenVBand="0" w:oddHBand="1" w:evenHBand="0" w:firstRowFirstColumn="0" w:firstRowLastColumn="0" w:lastRowFirstColumn="0" w:lastRowLastColumn="0"/>
+              <w:rPr>
+                <w:rFonts w:ascii="Times New Roman" w:hAnsi="Times New Roman" w:cs="Times New Roman"/>
+              </w:rPr>
+            </w:pPr>
+          </w:p>
+        </w:tc>
+        <w:tc>
+          <w:tcPr>
+            <w:tcW w:w="1728" w:type="dxa"/>
+          </w:tcPr>
+          <w:p>
+            <w:pPr>
+              <w:cnfStyle w:val="000000100000" w:firstRow="0" w:lastRow="0" w:firstColumn="0" w:lastColumn="0" w:oddVBand="0" w:evenVBand="0" w:oddHBand="1" w:evenHBand="0" w:firstRowFirstColumn="0" w:firstRowLastColumn="0" w:lastRowFirstColumn="0" w:lastRowLastColumn="0"/>
+              <w:rPr>
+                <w:rFonts w:ascii="Times New Roman" w:hAnsi="Times New Roman" w:cs="Times New Roman"/>
+              </w:rPr>
+            </w:pPr>
+            <w:r>
+              <w:rPr>
+                <w:rFonts w:ascii="Times New Roman" w:hAnsi="Times New Roman" w:cs="Times New Roman"/>
+              </w:rPr>
+              <w:t>49.9700</w:t>
+            </w:r>
+          </w:p>
+        </w:tc>
+        <w:tc>
+          <w:tcPr>
+            <w:tcW w:w="1728" w:type="dxa"/>
+          </w:tcPr>
+          <w:p>
+            <w:pPr>
+              <w:cnfStyle w:val="000000100000" w:firstRow="0" w:lastRow="0" w:firstColumn="0" w:lastColumn="0" w:oddVBand="0" w:evenVBand="0" w:oddHBand="1" w:evenHBand="0" w:firstRowFirstColumn="0" w:firstRowLastColumn="0" w:lastRowFirstColumn="0" w:lastRowLastColumn="0"/>
+              <w:rPr>
+                <w:rFonts w:ascii="Times New Roman" w:hAnsi="Times New Roman" w:cs="Times New Roman"/>
+              </w:rPr>
+            </w:pPr>
+            <w:r>
+              <w:rPr>
+                <w:rFonts w:ascii="Times New Roman" w:hAnsi="Times New Roman" w:cs="Times New Roman"/>
+              </w:rPr>
+              <w:t>9</w:t>
+            </w:r>
+          </w:p>
+        </w:tc>
+      </w:tr>
+      <w:tr>
+        <w:trPr>
+          <w:cnfStyle w:val="000000010000" w:firstRow="0" w:lastRow="0" w:firstColumn="0" w:lastColumn="0" w:oddVBand="0" w:evenVBand="0" w:oddHBand="0" w:evenHBand="1" w:firstRowFirstColumn="0" w:firstRowLastColumn="0" w:lastRowFirstColumn="0" w:lastRowLastColumn="0"/>
+        </w:trPr>
+        <w:tc>
+          <w:tcPr>
+            <w:cnfStyle w:val="001000000000" w:firstRow="0" w:lastRow="0" w:firstColumn="1" w:lastColumn="0" w:oddVBand="0" w:evenVBand="0" w:oddHBand="0" w:evenHBand="0" w:firstRowFirstColumn="0" w:firstRowLastColumn="0" w:lastRowFirstColumn="0" w:lastRowLastColumn="0"/>
+            <w:tcW w:w="1728" w:type="dxa"/>
+          </w:tcPr>
+          <w:p>
+            <w:pPr>
+              <w:rPr>
+                <w:rFonts w:ascii="Times New Roman" w:hAnsi="Times New Roman" w:cs="Times New Roman"/>
+              </w:rPr>
+            </w:pPr>
+            <w:r>
+              <w:rPr>
+                <w:rFonts w:ascii="Times New Roman" w:hAnsi="Times New Roman" w:cs="Times New Roman"/>
+              </w:rPr>
+              <w:t>migration prev res in sunbelt</w:t>
+            </w:r>
+          </w:p>
+        </w:tc>
+        <w:tc>
+          <w:tcPr>
+            <w:tcW w:w="1728" w:type="dxa"/>
+          </w:tcPr>
+          <w:p>
+            <w:pPr>
+              <w:cnfStyle w:val="000000010000" w:firstRow="0" w:lastRow="0" w:firstColumn="0" w:lastColumn="0" w:oddVBand="0" w:evenVBand="0" w:oddHBand="0" w:evenHBand="1" w:firstRowFirstColumn="0" w:firstRowLastColumn="0" w:lastRowFirstColumn="0" w:lastRowLastColumn="0"/>
+              <w:rPr>
+                <w:rFonts w:ascii="Times New Roman" w:hAnsi="Times New Roman" w:cs="Times New Roman"/>
+              </w:rPr>
+            </w:pPr>
+            <w:r>
+              <w:rPr>
+                <w:rFonts w:ascii="Times New Roman" w:hAnsi="Times New Roman" w:cs="Times New Roman"/>
+              </w:rPr>
+              <w:t>removed</w:t>
+            </w:r>
+          </w:p>
+        </w:tc>
+        <w:tc>
+          <w:tcPr>
+            <w:tcW w:w="1728" w:type="dxa"/>
+            <w:vMerge/>
+          </w:tcPr>
+          <w:p>
+            <w:pPr>
+              <w:cnfStyle w:val="000000010000" w:firstRow="0" w:lastRow="0" w:firstColumn="0" w:lastColumn="0" w:oddVBand="0" w:evenVBand="0" w:oddHBand="0" w:evenHBand="1" w:firstRowFirstColumn="0" w:firstRowLastColumn="0" w:lastRowFirstColumn="0" w:lastRowLastColumn="0"/>
+              <w:rPr>
+                <w:rFonts w:ascii="Times New Roman" w:hAnsi="Times New Roman" w:cs="Times New Roman"/>
+              </w:rPr>
+            </w:pPr>
+          </w:p>
+        </w:tc>
+        <w:tc>
+          <w:tcPr>
+            <w:tcW w:w="1728" w:type="dxa"/>
+          </w:tcPr>
+          <w:p>
+            <w:pPr>
+              <w:cnfStyle w:val="000000010000" w:firstRow="0" w:lastRow="0" w:firstColumn="0" w:lastColumn="0" w:oddVBand="0" w:evenVBand="0" w:oddHBand="0" w:evenHBand="1" w:firstRowFirstColumn="0" w:firstRowLastColumn="0" w:lastRowFirstColumn="0" w:lastRowLastColumn="0"/>
+              <w:rPr>
+                <w:rFonts w:ascii="Times New Roman" w:hAnsi="Times New Roman" w:cs="Times New Roman"/>
+              </w:rPr>
+            </w:pPr>
+            <w:r>
+              <w:rPr>
+                <w:rFonts w:ascii="Times New Roman" w:hAnsi="Times New Roman" w:cs="Times New Roman"/>
+              </w:rPr>
+              <w:t>49.9700</w:t>
+            </w:r>
+          </w:p>
+        </w:tc>
+        <w:tc>
+          <w:tcPr>
+            <w:tcW w:w="1728" w:type="dxa"/>
+          </w:tcPr>
+          <w:p>
+            <w:pPr>
+              <w:cnfStyle w:val="000000010000" w:firstRow="0" w:lastRow="0" w:firstColumn="0" w:lastColumn="0" w:oddVBand="0" w:evenVBand="0" w:oddHBand="0" w:evenHBand="1" w:firstRowFirstColumn="0" w:firstRowLastColumn="0" w:lastRowFirstColumn="0" w:lastRowLastColumn="0"/>
+              <w:rPr>
+                <w:rFonts w:ascii="Times New Roman" w:hAnsi="Times New Roman" w:cs="Times New Roman"/>
+              </w:rPr>
+            </w:pPr>
+            <w:r>
+              <w:rPr>
+                <w:rFonts w:ascii="Times New Roman" w:hAnsi="Times New Roman" w:cs="Times New Roman"/>
+              </w:rPr>
+              <w:t>3</w:t>
+            </w:r>
+          </w:p>
+        </w:tc>
+      </w:tr>
+      <w:tr>
+        <w:trPr>
+          <w:cnfStyle w:val="000000100000" w:firstRow="0" w:lastRow="0" w:firstColumn="0" w:lastColumn="0" w:oddVBand="0" w:evenVBand="0" w:oddHBand="1" w:evenHBand="0" w:firstRowFirstColumn="0" w:firstRowLastColumn="0" w:lastRowFirstColumn="0" w:lastRowLastColumn="0"/>
+        </w:trPr>
+        <w:tc>
+          <w:tcPr>
+            <w:cnfStyle w:val="001000000000" w:firstRow="0" w:lastRow="0" w:firstColumn="1" w:lastColumn="0" w:oddVBand="0" w:evenVBand="0" w:oddHBand="0" w:evenHBand="0" w:firstRowFirstColumn="0" w:firstRowLastColumn="0" w:lastRowFirstColumn="0" w:lastRowLastColumn="0"/>
+            <w:tcW w:w="1728" w:type="dxa"/>
+          </w:tcPr>
+          <w:p>
+            <w:pPr>
+              <w:rPr>
+                <w:rFonts w:ascii="Times New Roman" w:hAnsi="Times New Roman" w:cs="Times New Roman"/>
+              </w:rPr>
+            </w:pPr>
+            <w:r>
+              <w:rPr>
+                <w:rFonts w:ascii="Times New Roman" w:hAnsi="Times New Roman" w:cs="Times New Roman"/>
+              </w:rPr>
+              <w:t>country of birth father</w:t>
+            </w:r>
+          </w:p>
+        </w:tc>
+        <w:tc>
+          <w:tcPr>
+            <w:tcW w:w="1728" w:type="dxa"/>
+          </w:tcPr>
+          <w:p>
+            <w:pPr>
+              <w:cnfStyle w:val="000000100000" w:firstRow="0" w:lastRow="0" w:firstColumn="0" w:lastColumn="0" w:oddVBand="0" w:evenVBand="0" w:oddHBand="1" w:evenHBand="0" w:firstRowFirstColumn="0" w:firstRowLastColumn="0" w:lastRowFirstColumn="0" w:lastRowLastColumn="0"/>
+              <w:rPr>
+                <w:rFonts w:ascii="Times New Roman" w:hAnsi="Times New Roman" w:cs="Times New Roman"/>
+              </w:rPr>
+            </w:pPr>
+            <w:r>
+              <w:rPr>
+                <w:rFonts w:ascii="Times New Roman" w:hAnsi="Times New Roman" w:cs="Times New Roman"/>
+              </w:rPr>
+              <w:t>removed</w:t>
+            </w:r>
+          </w:p>
+        </w:tc>
+        <w:tc>
+          <w:tcPr>
+            <w:tcW w:w="1728" w:type="dxa"/>
+            <w:vMerge w:val="restart"/>
+            <w:vAlign w:val="center"/>
+          </w:tcPr>
+          <w:p>
+            <w:pPr>
+              <w:cnfStyle w:val="000000100000" w:firstRow="0" w:lastRow="0" w:firstColumn="0" w:lastColumn="0" w:oddVBand="0" w:evenVBand="0" w:oddHBand="1" w:evenHBand="0" w:firstRowFirstColumn="0" w:firstRowLastColumn="0" w:lastRowFirstColumn="0" w:lastRowLastColumn="0"/>
+              <w:rPr>
+                <w:rFonts w:ascii="Times New Roman" w:hAnsi="Times New Roman" w:cs="Times New Roman"/>
+              </w:rPr>
+            </w:pPr>
+            <w:r>
+              <w:rPr>
+                <w:rFonts w:ascii="Times New Roman" w:hAnsi="Times New Roman" w:cs="Times New Roman"/>
+              </w:rPr>
+              <w:t>Sparse/high-cardinality; low incremental signal</w:t>
+            </w:r>
+          </w:p>
+        </w:tc>
+        <w:tc>
+          <w:tcPr>
+            <w:tcW w:w="1728" w:type="dxa"/>
+          </w:tcPr>
+          <w:p>
+            <w:pPr>
+              <w:cnfStyle w:val="000000100000" w:firstRow="0" w:lastRow="0" w:firstColumn="0" w:lastColumn="0" w:oddVBand="0" w:evenVBand="0" w:oddHBand="1" w:evenHBand="0" w:firstRowFirstColumn="0" w:firstRowLastColumn="0" w:lastRowFirstColumn="0" w:lastRowLastColumn="0"/>
+              <w:rPr>
+                <w:rFonts w:ascii="Times New Roman" w:hAnsi="Times New Roman" w:cs="Times New Roman"/>
+              </w:rPr>
+            </w:pPr>
+            <w:r>
+              <w:rPr>
+                <w:rFonts w:ascii="Times New Roman" w:hAnsi="Times New Roman" w:cs="Times New Roman"/>
+              </w:rPr>
+              <w:t>3.3600</w:t>
+            </w:r>
+          </w:p>
+        </w:tc>
+        <w:tc>
+          <w:tcPr>
+            <w:tcW w:w="1728" w:type="dxa"/>
+          </w:tcPr>
+          <w:p>
+            <w:pPr>
+              <w:cnfStyle w:val="000000100000" w:firstRow="0" w:lastRow="0" w:firstColumn="0" w:lastColumn="0" w:oddVBand="0" w:evenVBand="0" w:oddHBand="1" w:evenHBand="0" w:firstRowFirstColumn="0" w:firstRowLastColumn="0" w:lastRowFirstColumn="0" w:lastRowLastColumn="0"/>
+              <w:rPr>
+                <w:rFonts w:ascii="Times New Roman" w:hAnsi="Times New Roman" w:cs="Times New Roman"/>
+              </w:rPr>
+            </w:pPr>
+            <w:r>
+              <w:rPr>
+                <w:rFonts w:ascii="Times New Roman" w:hAnsi="Times New Roman" w:cs="Times New Roman"/>
+              </w:rPr>
+              <w:t>42</w:t>
+            </w:r>
+          </w:p>
+        </w:tc>
+      </w:tr>
+      <w:tr>
+        <w:trPr>
+          <w:cnfStyle w:val="000000010000" w:firstRow="0" w:lastRow="0" w:firstColumn="0" w:lastColumn="0" w:oddVBand="0" w:evenVBand="0" w:oddHBand="0" w:evenHBand="1" w:firstRowFirstColumn="0" w:firstRowLastColumn="0" w:lastRowFirstColumn="0" w:lastRowLastColumn="0"/>
+        </w:trPr>
+        <w:tc>
+          <w:tcPr>
+            <w:cnfStyle w:val="001000000000" w:firstRow="0" w:lastRow="0" w:firstColumn="1" w:lastColumn="0" w:oddVBand="0" w:evenVBand="0" w:oddHBand="0" w:evenHBand="0" w:firstRowFirstColumn="0" w:firstRowLastColumn="0" w:lastRowFirstColumn="0" w:lastRowLastColumn="0"/>
+            <w:tcW w:w="1728" w:type="dxa"/>
+          </w:tcPr>
+          <w:p>
+            <w:pPr>
+              <w:rPr>
+                <w:rFonts w:ascii="Times New Roman" w:hAnsi="Times New Roman" w:cs="Times New Roman"/>
+              </w:rPr>
+            </w:pPr>
+            <w:r>
+              <w:rPr>
+                <w:rFonts w:ascii="Times New Roman" w:hAnsi="Times New Roman" w:cs="Times New Roman"/>
+              </w:rPr>
+              <w:t>country of birth mother</w:t>
+            </w:r>
+          </w:p>
+        </w:tc>
+        <w:tc>
+          <w:tcPr>
+            <w:tcW w:w="1728" w:type="dxa"/>
+          </w:tcPr>
+          <w:p>
+            <w:pPr>
+              <w:cnfStyle w:val="000000010000" w:firstRow="0" w:lastRow="0" w:firstColumn="0" w:lastColumn="0" w:oddVBand="0" w:evenVBand="0" w:oddHBand="0" w:evenHBand="1" w:firstRowFirstColumn="0" w:firstRowLastColumn="0" w:lastRowFirstColumn="0" w:lastRowLastColumn="0"/>
+              <w:rPr>
+                <w:rFonts w:ascii="Times New Roman" w:hAnsi="Times New Roman" w:cs="Times New Roman"/>
+              </w:rPr>
+            </w:pPr>
+            <w:r>
+              <w:rPr>
+                <w:rFonts w:ascii="Times New Roman" w:hAnsi="Times New Roman" w:cs="Times New Roman"/>
+              </w:rPr>
+              <w:t>removed</w:t>
+            </w:r>
+          </w:p>
+        </w:tc>
+        <w:tc>
+          <w:tcPr>
+            <w:tcW w:w="1728" w:type="dxa"/>
+            <w:vMerge/>
+          </w:tcPr>
+          <w:p>
+            <w:pPr>
+              <w:cnfStyle w:val="000000010000" w:firstRow="0" w:lastRow="0" w:firstColumn="0" w:lastColumn="0" w:oddVBand="0" w:evenVBand="0" w:oddHBand="0" w:evenHBand="1" w:firstRowFirstColumn="0" w:firstRowLastColumn="0" w:lastRowFirstColumn="0" w:lastRowLastColumn="0"/>
+              <w:rPr>
+                <w:rFonts w:ascii="Times New Roman" w:hAnsi="Times New Roman" w:cs="Times New Roman"/>
+              </w:rPr>
+            </w:pPr>
+          </w:p>
+        </w:tc>
+        <w:tc>
+          <w:tcPr>
+            <w:tcW w:w="1728" w:type="dxa"/>
+          </w:tcPr>
+          <w:p>
+            <w:pPr>
+              <w:cnfStyle w:val="000000010000" w:firstRow="0" w:lastRow="0" w:firstColumn="0" w:lastColumn="0" w:oddVBand="0" w:evenVBand="0" w:oddHBand="0" w:evenHBand="1" w:firstRowFirstColumn="0" w:firstRowLastColumn="0" w:lastRowFirstColumn="0" w:lastRowLastColumn="0"/>
+              <w:rPr>
+                <w:rFonts w:ascii="Times New Roman" w:hAnsi="Times New Roman" w:cs="Times New Roman"/>
+              </w:rPr>
+            </w:pPr>
+            <w:r>
+              <w:rPr>
+                <w:rFonts w:ascii="Times New Roman" w:hAnsi="Times New Roman" w:cs="Times New Roman"/>
+              </w:rPr>
+              <w:t>3.0700</w:t>
+            </w:r>
+          </w:p>
+        </w:tc>
+        <w:tc>
+          <w:tcPr>
+            <w:tcW w:w="1728" w:type="dxa"/>
+          </w:tcPr>
+          <w:p>
+            <w:pPr>
+              <w:cnfStyle w:val="000000010000" w:firstRow="0" w:lastRow="0" w:firstColumn="0" w:lastColumn="0" w:oddVBand="0" w:evenVBand="0" w:oddHBand="0" w:evenHBand="1" w:firstRowFirstColumn="0" w:firstRowLastColumn="0" w:lastRowFirstColumn="0" w:lastRowLastColumn="0"/>
+              <w:rPr>
+                <w:rFonts w:ascii="Times New Roman" w:hAnsi="Times New Roman" w:cs="Times New Roman"/>
+              </w:rPr>
+            </w:pPr>
+            <w:r>
+              <w:rPr>
+                <w:rFonts w:ascii="Times New Roman" w:hAnsi="Times New Roman" w:cs="Times New Roman"/>
+              </w:rPr>
+              <w:t>42</w:t>
+            </w:r>
+          </w:p>
+        </w:tc>
+      </w:tr>
+      <w:tr>
+        <w:trPr>
+          <w:cnfStyle w:val="000000100000" w:firstRow="0" w:lastRow="0" w:firstColumn="0" w:lastColumn="0" w:oddVBand="0" w:evenVBand="0" w:oddHBand="1" w:evenHBand="0" w:firstRowFirstColumn="0" w:firstRowLastColumn="0" w:lastRowFirstColumn="0" w:lastRowLastColumn="0"/>
+        </w:trPr>
+        <w:tc>
+          <w:tcPr>
+            <w:cnfStyle w:val="001000000000" w:firstRow="0" w:lastRow="0" w:firstColumn="1" w:lastColumn="0" w:oddVBand="0" w:evenVBand="0" w:oddHBand="0" w:evenHBand="0" w:firstRowFirstColumn="0" w:firstRowLastColumn="0" w:lastRowFirstColumn="0" w:lastRowLastColumn="0"/>
+            <w:tcW w:w="1728" w:type="dxa"/>
+          </w:tcPr>
+          <w:p>
+            <w:pPr>
+              <w:rPr>
+                <w:rFonts w:ascii="Times New Roman" w:hAnsi="Times New Roman" w:cs="Times New Roman"/>
+              </w:rPr>
+            </w:pPr>
+            <w:r>
+              <w:rPr>
+                <w:rFonts w:ascii="Times New Roman" w:hAnsi="Times New Roman" w:cs="Times New Roman"/>
+              </w:rPr>
+              <w:t>country of birth self</w:t>
+            </w:r>
+          </w:p>
+        </w:tc>
+        <w:tc>
+          <w:tcPr>
+            <w:tcW w:w="1728" w:type="dxa"/>
+          </w:tcPr>
+          <w:p>
+            <w:pPr>
+              <w:cnfStyle w:val="000000100000" w:firstRow="0" w:lastRow="0" w:firstColumn="0" w:lastColumn="0" w:oddVBand="0" w:evenVBand="0" w:oddHBand="1" w:evenHBand="0" w:firstRowFirstColumn="0" w:firstRowLastColumn="0" w:lastRowFirstColumn="0" w:lastRowLastColumn="0"/>
+              <w:rPr>
+                <w:rFonts w:ascii="Times New Roman" w:hAnsi="Times New Roman" w:cs="Times New Roman"/>
+              </w:rPr>
+            </w:pPr>
+            <w:r>
+              <w:rPr>
+                <w:rFonts w:ascii="Times New Roman" w:hAnsi="Times New Roman" w:cs="Times New Roman"/>
+              </w:rPr>
+              <w:t>removed</w:t>
+            </w:r>
+          </w:p>
+        </w:tc>
+        <w:tc>
+          <w:tcPr>
+            <w:tcW w:w="1728" w:type="dxa"/>
+            <w:vMerge/>
+          </w:tcPr>
+          <w:p>
+            <w:pPr>
+              <w:cnfStyle w:val="000000100000" w:firstRow="0" w:lastRow="0" w:firstColumn="0" w:lastColumn="0" w:oddVBand="0" w:evenVBand="0" w:oddHBand="1" w:evenHBand="0" w:firstRowFirstColumn="0" w:firstRowLastColumn="0" w:lastRowFirstColumn="0" w:lastRowLastColumn="0"/>
+              <w:rPr>
+                <w:rFonts w:ascii="Times New Roman" w:hAnsi="Times New Roman" w:cs="Times New Roman"/>
+              </w:rPr>
+            </w:pPr>
+          </w:p>
+        </w:tc>
+        <w:tc>
+          <w:tcPr>
+            <w:tcW w:w="1728" w:type="dxa"/>
+          </w:tcPr>
+          <w:p>
+            <w:pPr>
+              <w:cnfStyle w:val="000000100000" w:firstRow="0" w:lastRow="0" w:firstColumn="0" w:lastColumn="0" w:oddVBand="0" w:evenVBand="0" w:oddHBand="1" w:evenHBand="0" w:firstRowFirstColumn="0" w:firstRowLastColumn="0" w:lastRowFirstColumn="0" w:lastRowLastColumn="0"/>
+              <w:rPr>
+                <w:rFonts w:ascii="Times New Roman" w:hAnsi="Times New Roman" w:cs="Times New Roman"/>
+              </w:rPr>
+            </w:pPr>
+            <w:r>
+              <w:rPr>
+                <w:rFonts w:ascii="Times New Roman" w:hAnsi="Times New Roman" w:cs="Times New Roman"/>
+              </w:rPr>
+              <w:t>1.7000</w:t>
+            </w:r>
+          </w:p>
+        </w:tc>
+        <w:tc>
+          <w:tcPr>
+            <w:tcW w:w="1728" w:type="dxa"/>
+          </w:tcPr>
+          <w:p>
+            <w:pPr>
+              <w:cnfStyle w:val="000000100000" w:firstRow="0" w:lastRow="0" w:firstColumn="0" w:lastColumn="0" w:oddVBand="0" w:evenVBand="0" w:oddHBand="1" w:evenHBand="0" w:firstRowFirstColumn="0" w:firstRowLastColumn="0" w:lastRowFirstColumn="0" w:lastRowLastColumn="0"/>
+              <w:rPr>
+                <w:rFonts w:ascii="Times New Roman" w:hAnsi="Times New Roman" w:cs="Times New Roman"/>
+              </w:rPr>
+            </w:pPr>
+            <w:r>
+              <w:rPr>
+                <w:rFonts w:ascii="Times New Roman" w:hAnsi="Times New Roman" w:cs="Times New Roman"/>
+              </w:rPr>
+              <w:t>42</w:t>
+            </w:r>
+          </w:p>
+        </w:tc>
+      </w:tr>
+      <w:tr>
+        <w:trPr>
+          <w:cnfStyle w:val="000000010000" w:firstRow="0" w:lastRow="0" w:firstColumn="0" w:lastColumn="0" w:oddVBand="0" w:evenVBand="0" w:oddHBand="0" w:evenHBand="1" w:firstRowFirstColumn="0" w:firstRowLastColumn="0" w:lastRowFirstColumn="0" w:lastRowLastColumn="0"/>
+        </w:trPr>
+        <w:tc>
+          <w:tcPr>
+            <w:cnfStyle w:val="001000000000" w:firstRow="0" w:lastRow="0" w:firstColumn="1" w:lastColumn="0" w:oddVBand="0" w:evenVBand="0" w:oddHBand="0" w:evenHBand="0" w:firstRowFirstColumn="0" w:firstRowLastColumn="0" w:lastRowFirstColumn="0" w:lastRowLastColumn="0"/>
+            <w:tcW w:w="1728" w:type="dxa"/>
+          </w:tcPr>
+          <w:p>
+            <w:pPr>
+              <w:rPr>
+                <w:rFonts w:ascii="Times New Roman" w:hAnsi="Times New Roman" w:cs="Times New Roman"/>
+              </w:rPr>
+            </w:pPr>
+            <w:r>
+              <w:rPr>
+                <w:rFonts w:ascii="Times New Roman" w:hAnsi="Times New Roman" w:cs="Times New Roman"/>
+              </w:rPr>
+              <w:t>state of previous residence</w:t>
+            </w:r>
+          </w:p>
+        </w:tc>
+        <w:tc>
+          <w:tcPr>
+            <w:tcW w:w="1728" w:type="dxa"/>
+          </w:tcPr>
+          <w:p>
+            <w:pPr>
+              <w:cnfStyle w:val="000000010000" w:firstRow="0" w:lastRow="0" w:firstColumn="0" w:lastColumn="0" w:oddVBand="0" w:evenVBand="0" w:oddHBand="0" w:evenHBand="1" w:firstRowFirstColumn="0" w:firstRowLastColumn="0" w:lastRowFirstColumn="0" w:lastRowLastColumn="0"/>
+              <w:rPr>
+                <w:rFonts w:ascii="Times New Roman" w:hAnsi="Times New Roman" w:cs="Times New Roman"/>
+              </w:rPr>
+            </w:pPr>
+            <w:r>
+              <w:rPr>
+                <w:rFonts w:ascii="Times New Roman" w:hAnsi="Times New Roman" w:cs="Times New Roman"/>
+              </w:rPr>
+              <w:t>removed</w:t>
+            </w:r>
+          </w:p>
+        </w:tc>
+        <w:tc>
+          <w:tcPr>
+            <w:tcW w:w="1728" w:type="dxa"/>
+            <w:vMerge w:val="restart"/>
+            <w:vAlign w:val="center"/>
+          </w:tcPr>
+          <w:p>
+            <w:pPr>
+              <w:cnfStyle w:val="000000010000" w:firstRow="0" w:lastRow="0" w:firstColumn="0" w:lastColumn="0" w:oddVBand="0" w:evenVBand="0" w:oddHBand="0" w:evenHBand="1" w:firstRowFirstColumn="0" w:firstRowLastColumn="0" w:lastRowFirstColumn="0" w:lastRowLastColumn="0"/>
+              <w:rPr>
+                <w:rFonts w:ascii="Times New Roman" w:hAnsi="Times New Roman" w:cs="Times New Roman"/>
+              </w:rPr>
+            </w:pPr>
+            <w:r>
+              <w:rPr>
+                <w:rFonts w:ascii="Times New Roman" w:hAnsi="Times New Roman" w:cs="Times New Roman"/>
+              </w:rPr>
+              <w:t>Weak observed signal in analysis</w:t>
+            </w:r>
+          </w:p>
+        </w:tc>
+        <w:tc>
+          <w:tcPr>
+            <w:tcW w:w="1728" w:type="dxa"/>
+          </w:tcPr>
+          <w:p>
+            <w:pPr>
+              <w:cnfStyle w:val="000000010000" w:firstRow="0" w:lastRow="0" w:firstColumn="0" w:lastColumn="0" w:oddVBand="0" w:evenVBand="0" w:oddHBand="0" w:evenHBand="1" w:firstRowFirstColumn="0" w:firstRowLastColumn="0" w:lastRowFirstColumn="0" w:lastRowLastColumn="0"/>
+              <w:rPr>
+                <w:rFonts w:ascii="Times New Roman" w:hAnsi="Times New Roman" w:cs="Times New Roman"/>
+              </w:rPr>
+            </w:pPr>
+            <w:r>
+              <w:rPr>
+                <w:rFonts w:ascii="Times New Roman" w:hAnsi="Times New Roman" w:cs="Times New Roman"/>
+              </w:rPr>
+              <w:t>0.3500</w:t>
+            </w:r>
+          </w:p>
+        </w:tc>
+        <w:tc>
+          <w:tcPr>
+            <w:tcW w:w="1728" w:type="dxa"/>
+          </w:tcPr>
+          <w:p>
+            <w:pPr>
+              <w:cnfStyle w:val="000000010000" w:firstRow="0" w:lastRow="0" w:firstColumn="0" w:lastColumn="0" w:oddVBand="0" w:evenVBand="0" w:oddHBand="0" w:evenHBand="1" w:firstRowFirstColumn="0" w:firstRowLastColumn="0" w:lastRowFirstColumn="0" w:lastRowLastColumn="0"/>
+              <w:rPr>
+                <w:rFonts w:ascii="Times New Roman" w:hAnsi="Times New Roman" w:cs="Times New Roman"/>
+              </w:rPr>
+            </w:pPr>
+            <w:r>
+              <w:rPr>
+                <w:rFonts w:ascii="Times New Roman" w:hAnsi="Times New Roman" w:cs="Times New Roman"/>
+              </w:rPr>
+              <w:t>50</w:t>
+            </w:r>
+          </w:p>
+        </w:tc>
+      </w:tr>
+      <w:tr>
+        <w:trPr>
+          <w:cnfStyle w:val="000000100000" w:firstRow="0" w:lastRow="0" w:firstColumn="0" w:lastColumn="0" w:oddVBand="0" w:evenVBand="0" w:oddHBand="1" w:evenHBand="0" w:firstRowFirstColumn="0" w:firstRowLastColumn="0" w:lastRowFirstColumn="0" w:lastRowLastColumn="0"/>
+        </w:trPr>
+        <w:tc>
+          <w:tcPr>
+            <w:cnfStyle w:val="001000000000" w:firstRow="0" w:lastRow="0" w:firstColumn="1" w:lastColumn="0" w:oddVBand="0" w:evenVBand="0" w:oddHBand="0" w:evenHBand="0" w:firstRowFirstColumn="0" w:firstRowLastColumn="0" w:lastRowFirstColumn="0" w:lastRowLastColumn="0"/>
+            <w:tcW w:w="1728" w:type="dxa"/>
+          </w:tcPr>
+          <w:p>
+            <w:pPr>
+              <w:rPr>
+                <w:rFonts w:ascii="Times New Roman" w:hAnsi="Times New Roman" w:cs="Times New Roman"/>
+              </w:rPr>
+            </w:pPr>
+            <w:r>
+              <w:rPr>
+                <w:rFonts w:ascii="Times New Roman" w:hAnsi="Times New Roman" w:cs="Times New Roman"/>
+              </w:rPr>
+              <w:t>region of previous residence</w:t>
+            </w:r>
+          </w:p>
+        </w:tc>
+        <w:tc>
+          <w:tcPr>
+            <w:tcW w:w="1728" w:type="dxa"/>
+          </w:tcPr>
+          <w:p>
+            <w:pPr>
+              <w:cnfStyle w:val="000000100000" w:firstRow="0" w:lastRow="0" w:firstColumn="0" w:lastColumn="0" w:oddVBand="0" w:evenVBand="0" w:oddHBand="1" w:evenHBand="0" w:firstRowFirstColumn="0" w:firstRowLastColumn="0" w:lastRowFirstColumn="0" w:lastRowLastColumn="0"/>
+              <w:rPr>
+                <w:rFonts w:ascii="Times New Roman" w:hAnsi="Times New Roman" w:cs="Times New Roman"/>
+              </w:rPr>
+            </w:pPr>
+            <w:r>
+              <w:rPr>
+                <w:rFonts w:ascii="Times New Roman" w:hAnsi="Times New Roman" w:cs="Times New Roman"/>
+              </w:rPr>
+              <w:t>removed</w:t>
+            </w:r>
+          </w:p>
+        </w:tc>
+        <w:tc>
+          <w:tcPr>
+            <w:tcW w:w="1728" w:type="dxa"/>
+            <w:vMerge/>
+          </w:tcPr>
+          <w:p>
+            <w:pPr>
+              <w:cnfStyle w:val="000000100000" w:firstRow="0" w:lastRow="0" w:firstColumn="0" w:lastColumn="0" w:oddVBand="0" w:evenVBand="0" w:oddHBand="1" w:evenHBand="0" w:firstRowFirstColumn="0" w:firstRowLastColumn="0" w:lastRowFirstColumn="0" w:lastRowLastColumn="0"/>
+              <w:rPr>
+                <w:rFonts w:ascii="Times New Roman" w:hAnsi="Times New Roman" w:cs="Times New Roman"/>
+              </w:rPr>
+            </w:pPr>
+          </w:p>
+        </w:tc>
+        <w:tc>
+          <w:tcPr>
+            <w:tcW w:w="1728" w:type="dxa"/>
+          </w:tcPr>
+          <w:p>
+            <w:pPr>
+              <w:cnfStyle w:val="000000100000" w:firstRow="0" w:lastRow="0" w:firstColumn="0" w:lastColumn="0" w:oddVBand="0" w:evenVBand="0" w:oddHBand="1" w:evenHBand="0" w:firstRowFirstColumn="0" w:firstRowLastColumn="0" w:lastRowFirstColumn="0" w:lastRowLastColumn="0"/>
+              <w:rPr>
+                <w:rFonts w:ascii="Times New Roman" w:hAnsi="Times New Roman" w:cs="Times New Roman"/>
+              </w:rPr>
+            </w:pPr>
+            <w:r>
+              <w:rPr>
+                <w:rFonts w:ascii="Times New Roman" w:hAnsi="Times New Roman" w:cs="Times New Roman"/>
+              </w:rPr>
+              <w:t>0.0000</w:t>
+            </w:r>
+          </w:p>
+        </w:tc>
+        <w:tc>
+          <w:tcPr>
+            <w:tcW w:w="1728" w:type="dxa"/>
+          </w:tcPr>
+          <w:p>
+            <w:pPr>
+              <w:cnfStyle w:val="000000100000" w:firstRow="0" w:lastRow="0" w:firstColumn="0" w:lastColumn="0" w:oddVBand="0" w:evenVBand="0" w:oddHBand="1" w:evenHBand="0" w:firstRowFirstColumn="0" w:firstRowLastColumn="0" w:lastRowFirstColumn="0" w:lastRowLastColumn="0"/>
+              <w:rPr>
+                <w:rFonts w:ascii="Times New Roman" w:hAnsi="Times New Roman" w:cs="Times New Roman"/>
+              </w:rPr>
+            </w:pPr>
+            <w:r>
+              <w:rPr>
+                <w:rFonts w:ascii="Times New Roman" w:hAnsi="Times New Roman" w:cs="Times New Roman"/>
+              </w:rPr>
+              <w:t>6</w:t>
+            </w:r>
+          </w:p>
+        </w:tc>
+      </w:tr>
+      <w:tr>
+        <w:trPr>
+          <w:cnfStyle w:val="000000010000" w:firstRow="0" w:lastRow="0" w:firstColumn="0" w:lastColumn="0" w:oddVBand="0" w:evenVBand="0" w:oddHBand="0" w:evenHBand="1" w:firstRowFirstColumn="0" w:firstRowLastColumn="0" w:lastRowFirstColumn="0" w:lastRowLastColumn="0"/>
+        </w:trPr>
+        <w:tc>
+          <w:tcPr>
+            <w:cnfStyle w:val="001000000000" w:firstRow="0" w:lastRow="0" w:firstColumn="1" w:lastColumn="0" w:oddVBand="0" w:evenVBand="0" w:oddHBand="0" w:evenHBand="0" w:firstRowFirstColumn="0" w:firstRowLastColumn="0" w:lastRowFirstColumn="0" w:lastRowLastColumn="0"/>
+            <w:tcW w:w="1728" w:type="dxa"/>
+          </w:tcPr>
+          <w:p>
+            <w:pPr>
+              <w:rPr>
+                <w:rFonts w:ascii="Times New Roman" w:hAnsi="Times New Roman" w:cs="Times New Roman"/>
+              </w:rPr>
+            </w:pPr>
+            <w:r>
+              <w:rPr>
+                <w:rFonts w:ascii="Times New Roman" w:hAnsi="Times New Roman" w:cs="Times New Roman"/>
+              </w:rPr>
+              <w:t>live in this house 1 year ago</w:t>
+            </w:r>
+          </w:p>
+        </w:tc>
+        <w:tc>
+          <w:tcPr>
+            <w:tcW w:w="1728" w:type="dxa"/>
+          </w:tcPr>
+          <w:p>
+            <w:pPr>
+              <w:cnfStyle w:val="000000010000" w:firstRow="0" w:lastRow="0" w:firstColumn="0" w:lastColumn="0" w:oddVBand="0" w:evenVBand="0" w:oddHBand="0" w:evenHBand="1" w:firstRowFirstColumn="0" w:firstRowLastColumn="0" w:lastRowFirstColumn="0" w:lastRowLastColumn="0"/>
+              <w:rPr>
+                <w:rFonts w:ascii="Times New Roman" w:hAnsi="Times New Roman" w:cs="Times New Roman"/>
+              </w:rPr>
+            </w:pPr>
+            <w:r>
+              <w:rPr>
+                <w:rFonts w:ascii="Times New Roman" w:hAnsi="Times New Roman" w:cs="Times New Roman"/>
+              </w:rPr>
+              <w:t>removed</w:t>
+            </w:r>
+          </w:p>
+        </w:tc>
+        <w:tc>
+          <w:tcPr>
+            <w:tcW w:w="1728" w:type="dxa"/>
+            <w:vMerge/>
+          </w:tcPr>
+          <w:p>
+            <w:pPr>
+              <w:cnfStyle w:val="000000010000" w:firstRow="0" w:lastRow="0" w:firstColumn="0" w:lastColumn="0" w:oddVBand="0" w:evenVBand="0" w:oddHBand="0" w:evenHBand="1" w:firstRowFirstColumn="0" w:firstRowLastColumn="0" w:lastRowFirstColumn="0" w:lastRowLastColumn="0"/>
+              <w:rPr>
+                <w:rFonts w:ascii="Times New Roman" w:hAnsi="Times New Roman" w:cs="Times New Roman"/>
+              </w:rPr>
+            </w:pPr>
+          </w:p>
+        </w:tc>
+        <w:tc>
+          <w:tcPr>
+            <w:tcW w:w="1728" w:type="dxa"/>
+          </w:tcPr>
+          <w:p>
+            <w:pPr>
+              <w:cnfStyle w:val="000000010000" w:firstRow="0" w:lastRow="0" w:firstColumn="0" w:lastColumn="0" w:oddVBand="0" w:evenVBand="0" w:oddHBand="0" w:evenHBand="1" w:firstRowFirstColumn="0" w:firstRowLastColumn="0" w:lastRowFirstColumn="0" w:lastRowLastColumn="0"/>
+              <w:rPr>
+                <w:rFonts w:ascii="Times New Roman" w:hAnsi="Times New Roman" w:cs="Times New Roman"/>
+              </w:rPr>
+            </w:pPr>
+            <w:r>
+              <w:rPr>
+                <w:rFonts w:ascii="Times New Roman" w:hAnsi="Times New Roman" w:cs="Times New Roman"/>
+              </w:rPr>
+              <w:t>0.0000</w:t>
+            </w:r>
+          </w:p>
+        </w:tc>
+        <w:tc>
+          <w:tcPr>
+            <w:tcW w:w="1728" w:type="dxa"/>
+          </w:tcPr>
+          <w:p>
+            <w:pPr>
+              <w:cnfStyle w:val="000000010000" w:firstRow="0" w:lastRow="0" w:firstColumn="0" w:lastColumn="0" w:oddVBand="0" w:evenVBand="0" w:oddHBand="0" w:evenHBand="1" w:firstRowFirstColumn="0" w:firstRowLastColumn="0" w:lastRowFirstColumn="0" w:lastRowLastColumn="0"/>
+              <w:rPr>
+                <w:rFonts w:ascii="Times New Roman" w:hAnsi="Times New Roman" w:cs="Times New Roman"/>
+              </w:rPr>
+            </w:pPr>
+            <w:r>
+              <w:rPr>
+                <w:rFonts w:ascii="Times New Roman" w:hAnsi="Times New Roman" w:cs="Times New Roman"/>
+              </w:rPr>
+              <w:t>3</w:t>
+            </w:r>
+          </w:p>
+        </w:tc>
+      </w:tr>
+      <w:tr>
+        <w:trPr>
+          <w:cnfStyle w:val="000000100000" w:firstRow="0" w:lastRow="0" w:firstColumn="0" w:lastColumn="0" w:oddVBand="0" w:evenVBand="0" w:oddHBand="1" w:evenHBand="0" w:firstRowFirstColumn="0" w:firstRowLastColumn="0" w:lastRowFirstColumn="0" w:lastRowLastColumn="0"/>
+        </w:trPr>
+        <w:tc>
+          <w:tcPr>
+            <w:cnfStyle w:val="001000000000" w:firstRow="0" w:lastRow="0" w:firstColumn="1" w:lastColumn="0" w:oddVBand="0" w:evenVBand="0" w:oddHBand="0" w:evenHBand="0" w:firstRowFirstColumn="0" w:firstRowLastColumn="0" w:lastRowFirstColumn="0" w:lastRowLastColumn="0"/>
+            <w:tcW w:w="1728" w:type="dxa"/>
+          </w:tcPr>
+          <w:p>
+            <w:pPr>
+              <w:rPr>
+                <w:rFonts w:ascii="Times New Roman" w:hAnsi="Times New Roman" w:cs="Times New Roman"/>
+              </w:rPr>
+            </w:pPr>
+            <w:r>
+              <w:rPr>
+                <w:rFonts w:ascii="Times New Roman" w:hAnsi="Times New Roman" w:cs="Times New Roman"/>
+              </w:rPr>
+              <w:t>fill inc questionnaire for veteran's admin</w:t>
+            </w:r>
+          </w:p>
+        </w:tc>
+        <w:tc>
+          <w:tcPr>
+            <w:tcW w:w="1728" w:type="dxa"/>
+          </w:tcPr>
+          <w:p>
+            <w:pPr>
+              <w:cnfStyle w:val="000000100000" w:firstRow="0" w:lastRow="0" w:firstColumn="0" w:lastColumn="0" w:oddVBand="0" w:evenVBand="0" w:oddHBand="1" w:evenHBand="0" w:firstRowFirstColumn="0" w:firstRowLastColumn="0" w:lastRowFirstColumn="0" w:lastRowLastColumn="0"/>
+              <w:rPr>
+                <w:rFonts w:ascii="Times New Roman" w:hAnsi="Times New Roman" w:cs="Times New Roman"/>
+              </w:rPr>
+            </w:pPr>
+            <w:r>
+              <w:rPr>
+                <w:rFonts w:ascii="Times New Roman" w:hAnsi="Times New Roman" w:cs="Times New Roman"/>
+              </w:rPr>
+              <w:t>removed</w:t>
+            </w:r>
+          </w:p>
+        </w:tc>
+        <w:tc>
+          <w:tcPr>
+            <w:tcW w:w="1728" w:type="dxa"/>
+          </w:tcPr>
+          <w:p>
+            <w:pPr>
+              <w:cnfStyle w:val="000000100000" w:firstRow="0" w:lastRow="0" w:firstColumn="0" w:lastColumn="0" w:oddVBand="0" w:evenVBand="0" w:oddHBand="1" w:evenHBand="0" w:firstRowFirstColumn="0" w:firstRowLastColumn="0" w:lastRowFirstColumn="0" w:lastRowLastColumn="0"/>
+              <w:rPr>
+                <w:rFonts w:ascii="Times New Roman" w:hAnsi="Times New Roman" w:cs="Times New Roman"/>
+              </w:rPr>
+            </w:pPr>
+            <w:r>
+              <w:rPr>
+                <w:rFonts w:ascii="Times New Roman" w:hAnsi="Times New Roman" w:cs="Times New Roman"/>
+              </w:rPr>
+              <w:t>Administrative field, low actionability</w:t>
+            </w:r>
+          </w:p>
+        </w:tc>
+        <w:tc>
+          <w:tcPr>
+            <w:tcW w:w="1728" w:type="dxa"/>
+          </w:tcPr>
+          <w:p>
+            <w:pPr>
+              <w:cnfStyle w:val="000000100000" w:firstRow="0" w:lastRow="0" w:firstColumn="0" w:lastColumn="0" w:oddVBand="0" w:evenVBand="0" w:oddHBand="1" w:evenHBand="0" w:firstRowFirstColumn="0" w:firstRowLastColumn="0" w:lastRowFirstColumn="0" w:lastRowLastColumn="0"/>
+              <w:rPr>
+                <w:rFonts w:ascii="Times New Roman" w:hAnsi="Times New Roman" w:cs="Times New Roman"/>
+              </w:rPr>
+            </w:pPr>
+            <w:r>
+              <w:rPr>
+                <w:rFonts w:ascii="Times New Roman" w:hAnsi="Times New Roman" w:cs="Times New Roman"/>
+              </w:rPr>
+              <w:t>0.0000</w:t>
+            </w:r>
+          </w:p>
+        </w:tc>
+        <w:tc>
+          <w:tcPr>
+            <w:tcW w:w="1728" w:type="dxa"/>
+          </w:tcPr>
+          <w:p>
+            <w:pPr>
+              <w:cnfStyle w:val="000000100000" w:firstRow="0" w:lastRow="0" w:firstColumn="0" w:lastColumn="0" w:oddVBand="0" w:evenVBand="0" w:oddHBand="1" w:evenHBand="0" w:firstRowFirstColumn="0" w:firstRowLastColumn="0" w:lastRowFirstColumn="0" w:lastRowLastColumn="0"/>
+              <w:rPr>
+                <w:rFonts w:ascii="Times New Roman" w:hAnsi="Times New Roman" w:cs="Times New Roman"/>
+              </w:rPr>
+            </w:pPr>
+            <w:r>
+              <w:rPr>
+                <w:rFonts w:ascii="Times New Roman" w:hAnsi="Times New Roman" w:cs="Times New Roman"/>
+              </w:rPr>
+              <w:t>3</w:t>
+            </w:r>
+          </w:p>
+        </w:tc>
+      </w:tr>
+      <w:tr>
+        <w:trPr>
+          <w:cnfStyle w:val="000000010000" w:firstRow="0" w:lastRow="0" w:firstColumn="0" w:lastColumn="0" w:oddVBand="0" w:evenVBand="0" w:oddHBand="0" w:evenHBand="1" w:firstRowFirstColumn="0" w:firstRowLastColumn="0" w:lastRowFirstColumn="0" w:lastRowLastColumn="0"/>
+        </w:trPr>
+        <w:tc>
+          <w:tcPr>
+            <w:cnfStyle w:val="001000000000" w:firstRow="0" w:lastRow="0" w:firstColumn="1" w:lastColumn="0" w:oddVBand="0" w:evenVBand="0" w:oddHBand="0" w:evenHBand="0" w:firstRowFirstColumn="0" w:firstRowLastColumn="0" w:lastRowFirstColumn="0" w:lastRowLastColumn="0"/>
+            <w:tcW w:w="1728" w:type="dxa"/>
+          </w:tcPr>
+          <w:p>
+            <w:pPr>
+              <w:rPr>
+                <w:rFonts w:ascii="Times New Roman" w:hAnsi="Times New Roman" w:cs="Times New Roman"/>
+              </w:rPr>
+            </w:pPr>
+            <w:r>
+              <w:rPr>
+                <w:rFonts w:ascii="Times New Roman" w:hAnsi="Times New Roman" w:cs="Times New Roman"/>
+              </w:rPr>
+              <w:t>hispanic origin</w:t>
+            </w:r>
+          </w:p>
+        </w:tc>
+        <w:tc>
+          <w:tcPr>
+            <w:tcW w:w="1728" w:type="dxa"/>
+          </w:tcPr>
+          <w:p>
+            <w:pPr>
+              <w:cnfStyle w:val="000000010000" w:firstRow="0" w:lastRow="0" w:firstColumn="0" w:lastColumn="0" w:oddVBand="0" w:evenVBand="0" w:oddHBand="0" w:evenHBand="1" w:firstRowFirstColumn="0" w:firstRowLastColumn="0" w:lastRowFirstColumn="0" w:lastRowLastColumn="0"/>
+              <w:rPr>
+                <w:rFonts w:ascii="Times New Roman" w:hAnsi="Times New Roman" w:cs="Times New Roman"/>
+              </w:rPr>
+            </w:pPr>
+            <w:r>
+              <w:rPr>
+                <w:rFonts w:ascii="Times New Roman" w:hAnsi="Times New Roman" w:cs="Times New Roman"/>
+              </w:rPr>
+              <w:t>removed</w:t>
+            </w:r>
+          </w:p>
+        </w:tc>
+        <w:tc>
+          <w:tcPr>
+            <w:tcW w:w="1728" w:type="dxa"/>
+          </w:tcPr>
+          <w:p>
+            <w:pPr>
+              <w:cnfStyle w:val="000000010000" w:firstRow="0" w:lastRow="0" w:firstColumn="0" w:lastColumn="0" w:oddVBand="0" w:evenVBand="0" w:oddHBand="0" w:evenHBand="1" w:firstRowFirstColumn="0" w:firstRowLastColumn="0" w:lastRowFirstColumn="0" w:lastRowLastColumn="0"/>
+              <w:rPr>
+                <w:rFonts w:ascii="Times New Roman" w:hAnsi="Times New Roman" w:cs="Times New Roman"/>
+              </w:rPr>
+            </w:pPr>
+            <w:r>
+              <w:rPr>
+                <w:rFonts w:ascii="Times New Roman" w:hAnsi="Times New Roman" w:cs="Times New Roman"/>
+              </w:rPr>
+              <w:t>Missingness, high cardinality, semantically related with `race` field</w:t>
+            </w:r>
+          </w:p>
+        </w:tc>
+        <w:tc>
+          <w:tcPr>
+            <w:tcW w:w="1728" w:type="dxa"/>
+          </w:tcPr>
+          <w:p>
+            <w:pPr>
+              <w:cnfStyle w:val="000000010000" w:firstRow="0" w:lastRow="0" w:firstColumn="0" w:lastColumn="0" w:oddVBand="0" w:evenVBand="0" w:oddHBand="0" w:evenHBand="1" w:firstRowFirstColumn="0" w:firstRowLastColumn="0" w:lastRowFirstColumn="0" w:lastRowLastColumn="0"/>
+              <w:rPr>
+                <w:rFonts w:ascii="Times New Roman" w:hAnsi="Times New Roman" w:cs="Times New Roman"/>
+              </w:rPr>
+            </w:pPr>
+            <w:r>
+              <w:rPr>
+                <w:rFonts w:ascii="Times New Roman" w:hAnsi="Times New Roman" w:cs="Times New Roman"/>
+              </w:rPr>
+              <w:t>0.4400</w:t>
+            </w:r>
+          </w:p>
+        </w:tc>
+        <w:tc>
+          <w:tcPr>
+            <w:tcW w:w="1728" w:type="dxa"/>
+          </w:tcPr>
+          <w:p>
+            <w:pPr>
+              <w:cnfStyle w:val="000000010000" w:firstRow="0" w:lastRow="0" w:firstColumn="0" w:lastColumn="0" w:oddVBand="0" w:evenVBand="0" w:oddHBand="0" w:evenHBand="1" w:firstRowFirstColumn="0" w:firstRowLastColumn="0" w:lastRowFirstColumn="0" w:lastRowLastColumn="0"/>
+              <w:rPr>
+                <w:rFonts w:ascii="Times New Roman" w:hAnsi="Times New Roman" w:cs="Times New Roman"/>
+              </w:rPr>
+            </w:pPr>
+            <w:r>
+              <w:rPr>
+                <w:rFonts w:ascii="Times New Roman" w:hAnsi="Times New Roman" w:cs="Times New Roman"/>
+              </w:rPr>
+              <w:t>9</w:t>
+            </w:r>
+          </w:p>
+        </w:tc>
+      </w:tr>
+      <w:tr>
+        <w:trPr>
+          <w:cnfStyle w:val="000000100000" w:firstRow="0" w:lastRow="0" w:firstColumn="0" w:lastColumn="0" w:oddVBand="0" w:evenVBand="0" w:oddHBand="1" w:evenHBand="0" w:firstRowFirstColumn="0" w:firstRowLastColumn="0" w:lastRowFirstColumn="0" w:lastRowLastColumn="0"/>
+        </w:trPr>
+        <w:tc>
+          <w:tcPr>
+            <w:cnfStyle w:val="001000000000" w:firstRow="0" w:lastRow="0" w:firstColumn="1" w:lastColumn="0" w:oddVBand="0" w:evenVBand="0" w:oddHBand="0" w:evenHBand="0" w:firstRowFirstColumn="0" w:firstRowLastColumn="0" w:lastRowFirstColumn="0" w:lastRowLastColumn="0"/>
+            <w:tcW w:w="1728" w:type="dxa"/>
+          </w:tcPr>
+          <w:p>
+            <w:pPr>
+              <w:rPr>
+                <w:rFonts w:ascii="Times New Roman" w:hAnsi="Times New Roman" w:cs="Times New Roman"/>
+              </w:rPr>
+            </w:pPr>
+            <w:r>
+              <w:rPr>
+                <w:rFonts w:ascii="Times New Roman" w:hAnsi="Times New Roman" w:cs="Times New Roman"/>
+              </w:rPr>
+              <w:t>reason for unemployment</w:t>
+            </w:r>
+          </w:p>
+        </w:tc>
+        <w:tc>
+          <w:tcPr>
+            <w:tcW w:w="1728" w:type="dxa"/>
+          </w:tcPr>
+          <w:p>
+            <w:pPr>
+              <w:cnfStyle w:val="000000100000" w:firstRow="0" w:lastRow="0" w:firstColumn="0" w:lastColumn="0" w:oddVBand="0" w:evenVBand="0" w:oddHBand="1" w:evenHBand="0" w:firstRowFirstColumn="0" w:firstRowLastColumn="0" w:lastRowFirstColumn="0" w:lastRowLastColumn="0"/>
+              <w:rPr>
+                <w:rFonts w:ascii="Times New Roman" w:hAnsi="Times New Roman" w:cs="Times New Roman"/>
+              </w:rPr>
+            </w:pPr>
+            <w:r>
+              <w:rPr>
+                <w:rFonts w:ascii="Times New Roman" w:hAnsi="Times New Roman" w:cs="Times New Roman"/>
+              </w:rPr>
+              <w:t>removed</w:t>
+            </w:r>
+          </w:p>
+        </w:tc>
+        <w:tc>
+          <w:tcPr>
+            <w:tcW w:w="1728" w:type="dxa"/>
+            <w:vMerge w:val="restart"/>
+            <w:vAlign w:val="center"/>
+          </w:tcPr>
+          <w:p>
+            <w:pPr>
+              <w:cnfStyle w:val="000000100000" w:firstRow="0" w:lastRow="0" w:firstColumn="0" w:lastColumn="0" w:oddVBand="0" w:evenVBand="0" w:oddHBand="1" w:evenHBand="0" w:firstRowFirstColumn="0" w:firstRowLastColumn="0" w:lastRowFirstColumn="0" w:lastRowLastColumn="0"/>
+              <w:rPr>
+                <w:rFonts w:ascii="Times New Roman" w:hAnsi="Times New Roman" w:cs="Times New Roman"/>
+              </w:rPr>
+            </w:pPr>
+            <w:r>
+              <w:rPr>
+                <w:rFonts w:ascii="Times New Roman" w:hAnsi="Times New Roman" w:cs="Times New Roman"/>
+              </w:rPr>
+              <w:t>Converted into binary signal and original dropped</w:t>
+            </w:r>
+          </w:p>
+        </w:tc>
+        <w:tc>
+          <w:tcPr>
+            <w:tcW w:w="1728" w:type="dxa"/>
+          </w:tcPr>
+          <w:p>
+            <w:pPr>
+              <w:cnfStyle w:val="000000100000" w:firstRow="0" w:lastRow="0" w:firstColumn="0" w:lastColumn="0" w:oddVBand="0" w:evenVBand="0" w:oddHBand="1" w:evenHBand="0" w:firstRowFirstColumn="0" w:firstRowLastColumn="0" w:lastRowFirstColumn="0" w:lastRowLastColumn="0"/>
+              <w:rPr>
+                <w:rFonts w:ascii="Times New Roman" w:hAnsi="Times New Roman" w:cs="Times New Roman"/>
+              </w:rPr>
+            </w:pPr>
+            <w:r>
+              <w:rPr>
+                <w:rFonts w:ascii="Times New Roman" w:hAnsi="Times New Roman" w:cs="Times New Roman"/>
+              </w:rPr>
+              <w:t>0.0000</w:t>
+            </w:r>
+          </w:p>
+        </w:tc>
+        <w:tc>
+          <w:tcPr>
+            <w:tcW w:w="1728" w:type="dxa"/>
+          </w:tcPr>
+          <w:p>
+            <w:pPr>
+              <w:cnfStyle w:val="000000100000" w:firstRow="0" w:lastRow="0" w:firstColumn="0" w:lastColumn="0" w:oddVBand="0" w:evenVBand="0" w:oddHBand="1" w:evenHBand="0" w:firstRowFirstColumn="0" w:firstRowLastColumn="0" w:lastRowFirstColumn="0" w:lastRowLastColumn="0"/>
+              <w:rPr>
+                <w:rFonts w:ascii="Times New Roman" w:hAnsi="Times New Roman" w:cs="Times New Roman"/>
+              </w:rPr>
+            </w:pPr>
+            <w:r>
+              <w:rPr>
+                <w:rFonts w:ascii="Times New Roman" w:hAnsi="Times New Roman" w:cs="Times New Roman"/>
+              </w:rPr>
+              <w:t>6</w:t>
+            </w:r>
+          </w:p>
+        </w:tc>
+      </w:tr>
+      <w:tr>
+        <w:trPr>
+          <w:cnfStyle w:val="000000010000" w:firstRow="0" w:lastRow="0" w:firstColumn="0" w:lastColumn="0" w:oddVBand="0" w:evenVBand="0" w:oddHBand="0" w:evenHBand="1" w:firstRowFirstColumn="0" w:firstRowLastColumn="0" w:lastRowFirstColumn="0" w:lastRowLastColumn="0"/>
+        </w:trPr>
+        <w:tc>
+          <w:tcPr>
+            <w:cnfStyle w:val="001000000000" w:firstRow="0" w:lastRow="0" w:firstColumn="1" w:lastColumn="0" w:oddVBand="0" w:evenVBand="0" w:oddHBand="0" w:evenHBand="0" w:firstRowFirstColumn="0" w:firstRowLastColumn="0" w:lastRowFirstColumn="0" w:lastRowLastColumn="0"/>
+            <w:tcW w:w="1728" w:type="dxa"/>
+          </w:tcPr>
+          <w:p>
+            <w:pPr>
+              <w:rPr>
+                <w:rFonts w:ascii="Times New Roman" w:hAnsi="Times New Roman" w:cs="Times New Roman"/>
+              </w:rPr>
+            </w:pPr>
+            <w:r>
+              <w:rPr>
+                <w:rFonts w:ascii="Times New Roman" w:hAnsi="Times New Roman" w:cs="Times New Roman"/>
+              </w:rPr>
+              <w:t>enroll in edu inst last wk</w:t>
+            </w:r>
+          </w:p>
+        </w:tc>
+        <w:tc>
+          <w:tcPr>
+            <w:tcW w:w="1728" w:type="dxa"/>
+          </w:tcPr>
+          <w:p>
+            <w:pPr>
+              <w:cnfStyle w:val="000000010000" w:firstRow="0" w:lastRow="0" w:firstColumn="0" w:lastColumn="0" w:oddVBand="0" w:evenVBand="0" w:oddHBand="0" w:evenHBand="1" w:firstRowFirstColumn="0" w:firstRowLastColumn="0" w:lastRowFirstColumn="0" w:lastRowLastColumn="0"/>
+              <w:rPr>
+                <w:rFonts w:ascii="Times New Roman" w:hAnsi="Times New Roman" w:cs="Times New Roman"/>
+              </w:rPr>
+            </w:pPr>
+            <w:r>
+              <w:rPr>
+                <w:rFonts w:ascii="Times New Roman" w:hAnsi="Times New Roman" w:cs="Times New Roman"/>
+              </w:rPr>
+              <w:t>removed</w:t>
+            </w:r>
+          </w:p>
+        </w:tc>
+        <w:tc>
+          <w:tcPr>
+            <w:tcW w:w="1728" w:type="dxa"/>
+            <w:vMerge/>
+          </w:tcPr>
+          <w:p>
+            <w:pPr>
+              <w:cnfStyle w:val="000000010000" w:firstRow="0" w:lastRow="0" w:firstColumn="0" w:lastColumn="0" w:oddVBand="0" w:evenVBand="0" w:oddHBand="0" w:evenHBand="1" w:firstRowFirstColumn="0" w:firstRowLastColumn="0" w:lastRowFirstColumn="0" w:lastRowLastColumn="0"/>
+              <w:rPr>
+                <w:rFonts w:ascii="Times New Roman" w:hAnsi="Times New Roman" w:cs="Times New Roman"/>
+              </w:rPr>
+            </w:pPr>
+          </w:p>
+        </w:tc>
+        <w:tc>
+          <w:tcPr>
+            <w:tcW w:w="1728" w:type="dxa"/>
+          </w:tcPr>
+          <w:p>
+            <w:pPr>
+              <w:cnfStyle w:val="000000010000" w:firstRow="0" w:lastRow="0" w:firstColumn="0" w:lastColumn="0" w:oddVBand="0" w:evenVBand="0" w:oddHBand="0" w:evenHBand="1" w:firstRowFirstColumn="0" w:firstRowLastColumn="0" w:lastRowFirstColumn="0" w:lastRowLastColumn="0"/>
+              <w:rPr>
+                <w:rFonts w:ascii="Times New Roman" w:hAnsi="Times New Roman" w:cs="Times New Roman"/>
+              </w:rPr>
+            </w:pPr>
+            <w:r>
+              <w:rPr>
+                <w:rFonts w:ascii="Times New Roman" w:hAnsi="Times New Roman" w:cs="Times New Roman"/>
+              </w:rPr>
+              <w:t>0.0000</w:t>
+            </w:r>
+          </w:p>
+        </w:tc>
+        <w:tc>
+          <w:tcPr>
+            <w:tcW w:w="1728" w:type="dxa"/>
+          </w:tcPr>
+          <w:p>
+            <w:pPr>
+              <w:cnfStyle w:val="000000010000" w:firstRow="0" w:lastRow="0" w:firstColumn="0" w:lastColumn="0" w:oddVBand="0" w:evenVBand="0" w:oddHBand="0" w:evenHBand="1" w:firstRowFirstColumn="0" w:firstRowLastColumn="0" w:lastRowFirstColumn="0" w:lastRowLastColumn="0"/>
+              <w:rPr>
+                <w:rFonts w:ascii="Times New Roman" w:hAnsi="Times New Roman" w:cs="Times New Roman"/>
+              </w:rPr>
+            </w:pPr>
+            <w:r>
+              <w:rPr>
+                <w:rFonts w:ascii="Times New Roman" w:hAnsi="Times New Roman" w:cs="Times New Roman"/>
+              </w:rPr>
+              <w:t>3</w:t>
+            </w:r>
+          </w:p>
+        </w:tc>
+      </w:tr>
+      <w:tr>
+        <w:trPr>
+          <w:cnfStyle w:val="000000100000" w:firstRow="0" w:lastRow="0" w:firstColumn="0" w:lastColumn="0" w:oddVBand="0" w:evenVBand="0" w:oddHBand="1" w:evenHBand="0" w:firstRowFirstColumn="0" w:firstRowLastColumn="0" w:lastRowFirstColumn="0" w:lastRowLastColumn="0"/>
+        </w:trPr>
+        <w:tc>
+          <w:tcPr>
+            <w:cnfStyle w:val="001000000000" w:firstRow="0" w:lastRow="0" w:firstColumn="1" w:lastColumn="0" w:oddVBand="0" w:evenVBand="0" w:oddHBand="0" w:evenHBand="0" w:firstRowFirstColumn="0" w:firstRowLastColumn="0" w:lastRowFirstColumn="0" w:lastRowLastColumn="0"/>
+            <w:tcW w:w="1728" w:type="dxa"/>
+          </w:tcPr>
+          <w:p>
+            <w:pPr>
+              <w:rPr>
+                <w:rFonts w:ascii="Times New Roman" w:hAnsi="Times New Roman" w:cs="Times New Roman"/>
+              </w:rPr>
+            </w:pPr>
+            <w:r>
+              <w:rPr>
+                <w:rFonts w:ascii="Times New Roman" w:hAnsi="Times New Roman" w:cs="Times New Roman"/>
+              </w:rPr>
+              <w:t>family members under 18</w:t>
+            </w:r>
+          </w:p>
+        </w:tc>
+        <w:tc>
+          <w:tcPr>
+            <w:tcW w:w="1728" w:type="dxa"/>
+          </w:tcPr>
+          <w:p>
+            <w:pPr>
+              <w:cnfStyle w:val="000000100000" w:firstRow="0" w:lastRow="0" w:firstColumn="0" w:lastColumn="0" w:oddVBand="0" w:evenVBand="0" w:oddHBand="1" w:evenHBand="0" w:firstRowFirstColumn="0" w:firstRowLastColumn="0" w:lastRowFirstColumn="0" w:lastRowLastColumn="0"/>
+              <w:rPr>
+                <w:rFonts w:ascii="Times New Roman" w:hAnsi="Times New Roman" w:cs="Times New Roman"/>
+              </w:rPr>
+            </w:pPr>
+            <w:r>
+              <w:rPr>
+                <w:rFonts w:ascii="Times New Roman" w:hAnsi="Times New Roman" w:cs="Times New Roman"/>
+              </w:rPr>
+              <w:t>removed</w:t>
+            </w:r>
+          </w:p>
+        </w:tc>
+        <w:tc>
+          <w:tcPr>
+            <w:tcW w:w="1728" w:type="dxa"/>
+            <w:vMerge/>
+          </w:tcPr>
+          <w:p>
+            <w:pPr>
+              <w:cnfStyle w:val="000000100000" w:firstRow="0" w:lastRow="0" w:firstColumn="0" w:lastColumn="0" w:oddVBand="0" w:evenVBand="0" w:oddHBand="1" w:evenHBand="0" w:firstRowFirstColumn="0" w:firstRowLastColumn="0" w:lastRowFirstColumn="0" w:lastRowLastColumn="0"/>
+              <w:rPr>
+                <w:rFonts w:ascii="Times New Roman" w:hAnsi="Times New Roman" w:cs="Times New Roman"/>
+              </w:rPr>
+            </w:pPr>
+          </w:p>
+        </w:tc>
+        <w:tc>
+          <w:tcPr>
+            <w:tcW w:w="1728" w:type="dxa"/>
+          </w:tcPr>
+          <w:p>
+            <w:pPr>
+              <w:cnfStyle w:val="000000100000" w:firstRow="0" w:lastRow="0" w:firstColumn="0" w:lastColumn="0" w:oddVBand="0" w:evenVBand="0" w:oddHBand="1" w:evenHBand="0" w:firstRowFirstColumn="0" w:firstRowLastColumn="0" w:lastRowFirstColumn="0" w:lastRowLastColumn="0"/>
+              <w:rPr>
+                <w:rFonts w:ascii="Times New Roman" w:hAnsi="Times New Roman" w:cs="Times New Roman"/>
+              </w:rPr>
+            </w:pPr>
+            <w:r>
+              <w:rPr>
+                <w:rFonts w:ascii="Times New Roman" w:hAnsi="Times New Roman" w:cs="Times New Roman"/>
+              </w:rPr>
+              <w:t>0.0000</w:t>
+            </w:r>
+          </w:p>
+        </w:tc>
+        <w:tc>
+          <w:tcPr>
+            <w:tcW w:w="1728" w:type="dxa"/>
+          </w:tcPr>
+          <w:p>
+            <w:pPr>
+              <w:cnfStyle w:val="000000100000" w:firstRow="0" w:lastRow="0" w:firstColumn="0" w:lastColumn="0" w:oddVBand="0" w:evenVBand="0" w:oddHBand="1" w:evenHBand="0" w:firstRowFirstColumn="0" w:firstRowLastColumn="0" w:lastRowFirstColumn="0" w:lastRowLastColumn="0"/>
+              <w:rPr>
+                <w:rFonts w:ascii="Times New Roman" w:hAnsi="Times New Roman" w:cs="Times New Roman"/>
+              </w:rPr>
+            </w:pPr>
+            <w:r>
+              <w:rPr>
+                <w:rFonts w:ascii="Times New Roman" w:hAnsi="Times New Roman" w:cs="Times New Roman"/>
+              </w:rPr>
+              <w:t>5</w:t>
+            </w:r>
+          </w:p>
+        </w:tc>
+      </w:tr>
+    </w:tbl>
+    <w:p>
+      <w:pPr>
+        <w:pStyle w:val="Heading3"/>
+        <w:rPr>
+          <w:rFonts w:ascii="Times New Roman" w:hAnsi="Times New Roman" w:cs="Times New Roman"/>
+          <w:color w:val="auto"/>
+        </w:rPr>
+      </w:pPr>
+    </w:p>
+    <w:p>
+      <w:pPr>
+        <w:pStyle w:val="Heading3"/>
+        <w:rPr>
+          <w:rFonts w:ascii="Times New Roman" w:hAnsi="Times New Roman" w:cs="Times New Roman"/>
+          <w:color w:val="auto"/>
+        </w:rPr>
+      </w:pPr>
+    </w:p>
+    <w:p>
+      <w:pPr>
+        <w:pStyle w:val="Heading3"/>
+        <w:rPr>
+          <w:rFonts w:ascii="Times New Roman" w:hAnsi="Times New Roman" w:cs="Times New Roman"/>
+          <w:color w:val="auto"/>
+        </w:rPr>
+      </w:pPr>
+      <w:r>
+        <w:rPr>
+          <w:rFonts w:ascii="Times New Roman" w:hAnsi="Times New Roman" w:cs="Times New Roman"/>
+          <w:color w:val="auto"/>
+        </w:rPr>
+        <w:t>Table C2: Classification preprocessing and encoding decisions</w:t>
+      </w:r>
+    </w:p>
+    <w:tbl>
+      <w:tblPr>
+        <w:tblStyle w:val="LightGrid"/>
+        <w:tblW w:w="0" w:type="auto"/>
+        <w:tblLook w:val="04A0" w:firstRow="1" w:lastRow="0" w:firstColumn="1" w:lastColumn="0" w:noHBand="0" w:noVBand="1"/>
+      </w:tblPr>
+      <w:tblGrid>
+        <w:gridCol w:w="2880"/>
+        <w:gridCol w:w="2880"/>
+        <w:gridCol w:w="2880"/>
+      </w:tblGrid>
+      <w:tr>
+        <w:trPr>
+          <w:cnfStyle w:val="100000000000" w:firstRow="1" w:lastRow="0" w:firstColumn="0" w:lastColumn="0" w:oddVBand="0" w:evenVBand="0" w:oddHBand="0" w:evenHBand="0" w:firstRowFirstColumn="0" w:firstRowLastColumn="0" w:lastRowFirstColumn="0" w:lastRowLastColumn="0"/>
+        </w:trPr>
+        <w:tc>
+          <w:tcPr>
+            <w:cnfStyle w:val="001000000000" w:firstRow="0" w:lastRow="0" w:firstColumn="1" w:lastColumn="0" w:oddVBand="0" w:evenVBand="0" w:oddHBand="0" w:evenHBand="0" w:firstRowFirstColumn="0" w:firstRowLastColumn="0" w:lastRowFirstColumn="0" w:lastRowLastColumn="0"/>
+            <w:tcW w:w="2880" w:type="dxa"/>
+            <w:shd w:val="clear" w:color="auto" w:fill="000000" w:themeFill="text1"/>
+          </w:tcPr>
+          <w:p>
+            <w:pPr>
+              <w:jc w:val="center"/>
+              <w:rPr>
+                <w:rFonts w:ascii="Times New Roman" w:hAnsi="Times New Roman" w:cs="Times New Roman"/>
+                <w:color w:val="FFFFFF" w:themeColor="background1"/>
+                <w:sz w:val="24"/>
+                <w:szCs w:val="24"/>
+              </w:rPr>
+            </w:pPr>
+            <w:r>
+              <w:rPr>
+                <w:rFonts w:ascii="Times New Roman" w:hAnsi="Times New Roman" w:cs="Times New Roman"/>
+                <w:color w:val="FFFFFF" w:themeColor="background1"/>
+                <w:sz w:val="24"/>
+                <w:szCs w:val="24"/>
+              </w:rPr>
+              <w:t>S</w:t>
+            </w:r>
+            <w:r>
+              <w:rPr>
+                <w:rFonts w:ascii="Times New Roman" w:hAnsi="Times New Roman" w:cs="Times New Roman"/>
+                <w:color w:val="FFFFFF" w:themeColor="background1"/>
+                <w:sz w:val="24"/>
+                <w:szCs w:val="24"/>
+              </w:rPr>
+              <w:t>tep</w:t>
+            </w:r>
+          </w:p>
+        </w:tc>
+        <w:tc>
+          <w:tcPr>
+            <w:tcW w:w="2880" w:type="dxa"/>
+            <w:shd w:val="clear" w:color="auto" w:fill="000000" w:themeFill="text1"/>
+          </w:tcPr>
+          <w:p>
+            <w:pPr>
+              <w:jc w:val="center"/>
+              <w:cnfStyle w:val="100000000000" w:firstRow="1" w:lastRow="0" w:firstColumn="0" w:lastColumn="0" w:oddVBand="0" w:evenVBand="0" w:oddHBand="0" w:evenHBand="0" w:firstRowFirstColumn="0" w:firstRowLastColumn="0" w:lastRowFirstColumn="0" w:lastRowLastColumn="0"/>
+              <w:rPr>
+                <w:rFonts w:ascii="Times New Roman" w:hAnsi="Times New Roman" w:cs="Times New Roman"/>
+                <w:color w:val="FFFFFF" w:themeColor="background1"/>
+                <w:sz w:val="24"/>
+                <w:szCs w:val="24"/>
+              </w:rPr>
+            </w:pPr>
+            <w:r>
+              <w:rPr>
+                <w:rFonts w:ascii="Times New Roman" w:hAnsi="Times New Roman" w:cs="Times New Roman"/>
+                <w:color w:val="FFFFFF" w:themeColor="background1"/>
+                <w:sz w:val="24"/>
+                <w:szCs w:val="24"/>
+              </w:rPr>
+              <w:t>I</w:t>
+            </w:r>
+            <w:r>
+              <w:rPr>
+                <w:rFonts w:ascii="Times New Roman" w:hAnsi="Times New Roman" w:cs="Times New Roman"/>
+                <w:color w:val="FFFFFF" w:themeColor="background1"/>
+                <w:sz w:val="24"/>
+                <w:szCs w:val="24"/>
+              </w:rPr>
+              <w:t>mplementation</w:t>
+            </w:r>
+          </w:p>
+        </w:tc>
+        <w:tc>
+          <w:tcPr>
+            <w:tcW w:w="2880" w:type="dxa"/>
+            <w:shd w:val="clear" w:color="auto" w:fill="000000" w:themeFill="text1"/>
+          </w:tcPr>
+          <w:p>
+            <w:pPr>
+              <w:jc w:val="center"/>
+              <w:cnfStyle w:val="100000000000" w:firstRow="1" w:lastRow="0" w:firstColumn="0" w:lastColumn="0" w:oddVBand="0" w:evenVBand="0" w:oddHBand="0" w:evenHBand="0" w:firstRowFirstColumn="0" w:firstRowLastColumn="0" w:lastRowFirstColumn="0" w:lastRowLastColumn="0"/>
+              <w:rPr>
+                <w:rFonts w:ascii="Times New Roman" w:hAnsi="Times New Roman" w:cs="Times New Roman"/>
+                <w:color w:val="FFFFFF" w:themeColor="background1"/>
+                <w:sz w:val="24"/>
+                <w:szCs w:val="24"/>
+              </w:rPr>
+            </w:pPr>
+            <w:r>
+              <w:rPr>
+                <w:rFonts w:ascii="Times New Roman" w:hAnsi="Times New Roman" w:cs="Times New Roman"/>
+                <w:color w:val="FFFFFF" w:themeColor="background1"/>
+                <w:sz w:val="24"/>
+                <w:szCs w:val="24"/>
+              </w:rPr>
+              <w:t>The W</w:t>
+            </w:r>
+            <w:r>
+              <w:rPr>
+                <w:rFonts w:ascii="Times New Roman" w:hAnsi="Times New Roman" w:cs="Times New Roman"/>
+                <w:color w:val="FFFFFF" w:themeColor="background1"/>
+                <w:sz w:val="24"/>
+                <w:szCs w:val="24"/>
+              </w:rPr>
+              <w:t>hy</w:t>
+            </w:r>
+          </w:p>
+        </w:tc>
+      </w:tr>
+      <w:tr>
+        <w:trPr>
+          <w:cnfStyle w:val="000000100000" w:firstRow="0" w:lastRow="0" w:firstColumn="0" w:lastColumn="0" w:oddVBand="0" w:evenVBand="0" w:oddHBand="1" w:evenHBand="0" w:firstRowFirstColumn="0" w:firstRowLastColumn="0" w:lastRowFirstColumn="0" w:lastRowLastColumn="0"/>
+        </w:trPr>
+        <w:tc>
+          <w:tcPr>
+            <w:cnfStyle w:val="001000000000" w:firstRow="0" w:lastRow="0" w:firstColumn="1" w:lastColumn="0" w:oddVBand="0" w:evenVBand="0" w:oddHBand="0" w:evenHBand="0" w:firstRowFirstColumn="0" w:firstRowLastColumn="0" w:lastRowFirstColumn="0" w:lastRowLastColumn="0"/>
+            <w:tcW w:w="2880" w:type="dxa"/>
+          </w:tcPr>
+          <w:p>
+            <w:pPr>
+              <w:rPr>
+                <w:rFonts w:ascii="Times New Roman" w:hAnsi="Times New Roman" w:cs="Times New Roman"/>
+              </w:rPr>
+            </w:pPr>
+            <w:r>
+              <w:rPr>
+                <w:rFonts w:ascii="Times New Roman" w:hAnsi="Times New Roman" w:cs="Times New Roman"/>
+              </w:rPr>
+              <w:t>Target mapping</w:t>
+            </w:r>
+          </w:p>
+        </w:tc>
+        <w:tc>
+          <w:tcPr>
+            <w:tcW w:w="2880" w:type="dxa"/>
+          </w:tcPr>
+          <w:p>
+            <w:pPr>
+              <w:cnfStyle w:val="000000100000" w:firstRow="0" w:lastRow="0" w:firstColumn="0" w:lastColumn="0" w:oddVBand="0" w:evenVBand="0" w:oddHBand="1" w:evenHBand="0" w:firstRowFirstColumn="0" w:firstRowLastColumn="0" w:lastRowFirstColumn="0" w:lastRowLastColumn="0"/>
+              <w:rPr>
+                <w:rFonts w:ascii="Times New Roman" w:hAnsi="Times New Roman" w:cs="Times New Roman"/>
+              </w:rPr>
+            </w:pPr>
+            <w:r>
+              <w:rPr>
+                <w:rFonts w:ascii="Times New Roman" w:hAnsi="Times New Roman" w:cs="Times New Roman"/>
+              </w:rPr>
+              <w:t>label mapped {'- 50000.': 0, '50000+.': 1}</w:t>
+            </w:r>
+          </w:p>
+        </w:tc>
+        <w:tc>
+          <w:tcPr>
+            <w:tcW w:w="2880" w:type="dxa"/>
+          </w:tcPr>
+          <w:p>
+            <w:pPr>
+              <w:cnfStyle w:val="000000100000" w:firstRow="0" w:lastRow="0" w:firstColumn="0" w:lastColumn="0" w:oddVBand="0" w:evenVBand="0" w:oddHBand="1" w:evenHBand="0" w:firstRowFirstColumn="0" w:firstRowLastColumn="0" w:lastRowFirstColumn="0" w:lastRowLastColumn="0"/>
+              <w:rPr>
+                <w:rFonts w:ascii="Times New Roman" w:hAnsi="Times New Roman" w:cs="Times New Roman"/>
+              </w:rPr>
+            </w:pPr>
+            <w:r>
+              <w:rPr>
+                <w:rFonts w:ascii="Times New Roman" w:hAnsi="Times New Roman" w:cs="Times New Roman"/>
+              </w:rPr>
+              <w:t>Model-ready binary target</w:t>
+            </w:r>
+          </w:p>
+        </w:tc>
+      </w:tr>
+      <w:tr>
+        <w:trPr>
+          <w:cnfStyle w:val="000000010000" w:firstRow="0" w:lastRow="0" w:firstColumn="0" w:lastColumn="0" w:oddVBand="0" w:evenVBand="0" w:oddHBand="0" w:evenHBand="1" w:firstRowFirstColumn="0" w:firstRowLastColumn="0" w:lastRowFirstColumn="0" w:lastRowLastColumn="0"/>
+        </w:trPr>
+        <w:tc>
+          <w:tcPr>
+            <w:cnfStyle w:val="001000000000" w:firstRow="0" w:lastRow="0" w:firstColumn="1" w:lastColumn="0" w:oddVBand="0" w:evenVBand="0" w:oddHBand="0" w:evenHBand="0" w:firstRowFirstColumn="0" w:firstRowLastColumn="0" w:lastRowFirstColumn="0" w:lastRowLastColumn="0"/>
+            <w:tcW w:w="2880" w:type="dxa"/>
+          </w:tcPr>
+          <w:p>
+            <w:pPr>
+              <w:rPr>
+                <w:rFonts w:ascii="Times New Roman" w:hAnsi="Times New Roman" w:cs="Times New Roman"/>
+              </w:rPr>
+            </w:pPr>
+            <w:r>
+              <w:rPr>
+                <w:rFonts w:ascii="Times New Roman" w:hAnsi="Times New Roman" w:cs="Times New Roman"/>
+              </w:rPr>
+              <w:t>Binary encoding</w:t>
+            </w:r>
+          </w:p>
+        </w:tc>
+        <w:tc>
+          <w:tcPr>
+            <w:tcW w:w="2880" w:type="dxa"/>
+          </w:tcPr>
+          <w:p>
+            <w:pPr>
+              <w:cnfStyle w:val="000000010000" w:firstRow="0" w:lastRow="0" w:firstColumn="0" w:lastColumn="0" w:oddVBand="0" w:evenVBand="0" w:oddHBand="0" w:evenHBand="1" w:firstRowFirstColumn="0" w:firstRowLastColumn="0" w:lastRowFirstColumn="0" w:lastRowLastColumn="0"/>
+              <w:rPr>
+                <w:rFonts w:ascii="Times New Roman" w:hAnsi="Times New Roman" w:cs="Times New Roman"/>
+              </w:rPr>
+            </w:pPr>
+            <w:r>
+              <w:rPr>
+                <w:rFonts w:ascii="Times New Roman" w:hAnsi="Times New Roman" w:cs="Times New Roman"/>
+              </w:rPr>
+              <w:t>sex mapped Male/Female to 1/0</w:t>
+            </w:r>
+          </w:p>
+        </w:tc>
+        <w:tc>
+          <w:tcPr>
+            <w:tcW w:w="2880" w:type="dxa"/>
+          </w:tcPr>
+          <w:p>
+            <w:pPr>
+              <w:cnfStyle w:val="000000010000" w:firstRow="0" w:lastRow="0" w:firstColumn="0" w:lastColumn="0" w:oddVBand="0" w:evenVBand="0" w:oddHBand="0" w:evenHBand="1" w:firstRowFirstColumn="0" w:firstRowLastColumn="0" w:lastRowFirstColumn="0" w:lastRowLastColumn="0"/>
+              <w:rPr>
+                <w:rFonts w:ascii="Times New Roman" w:hAnsi="Times New Roman" w:cs="Times New Roman"/>
+              </w:rPr>
+            </w:pPr>
+            <w:r>
+              <w:rPr>
+                <w:rFonts w:ascii="Times New Roman" w:hAnsi="Times New Roman" w:cs="Times New Roman"/>
+              </w:rPr>
+              <w:t>Compact encoding for binary feature</w:t>
+            </w:r>
+          </w:p>
+        </w:tc>
+      </w:tr>
+      <w:tr>
+        <w:trPr>
+          <w:cnfStyle w:val="000000100000" w:firstRow="0" w:lastRow="0" w:firstColumn="0" w:lastColumn="0" w:oddVBand="0" w:evenVBand="0" w:oddHBand="1" w:evenHBand="0" w:firstRowFirstColumn="0" w:firstRowLastColumn="0" w:lastRowFirstColumn="0" w:lastRowLastColumn="0"/>
+        </w:trPr>
+        <w:tc>
+          <w:tcPr>
+            <w:cnfStyle w:val="001000000000" w:firstRow="0" w:lastRow="0" w:firstColumn="1" w:lastColumn="0" w:oddVBand="0" w:evenVBand="0" w:oddHBand="0" w:evenHBand="0" w:firstRowFirstColumn="0" w:firstRowLastColumn="0" w:lastRowFirstColumn="0" w:lastRowLastColumn="0"/>
+            <w:tcW w:w="2880" w:type="dxa"/>
+          </w:tcPr>
+          <w:p>
+            <w:pPr>
+              <w:rPr>
+                <w:rFonts w:ascii="Times New Roman" w:hAnsi="Times New Roman" w:cs="Times New Roman"/>
+              </w:rPr>
+            </w:pPr>
+            <w:r>
+              <w:rPr>
+                <w:rFonts w:ascii="Times New Roman" w:hAnsi="Times New Roman" w:cs="Times New Roman"/>
+              </w:rPr>
+              <w:t>Ordinal encoding</w:t>
+            </w:r>
+          </w:p>
+        </w:tc>
+        <w:tc>
+          <w:tcPr>
+            <w:tcW w:w="2880" w:type="dxa"/>
+          </w:tcPr>
+          <w:p>
+            <w:pPr>
+              <w:cnfStyle w:val="000000100000" w:firstRow="0" w:lastRow="0" w:firstColumn="0" w:lastColumn="0" w:oddVBand="0" w:evenVBand="0" w:oddHBand="1" w:evenHBand="0" w:firstRowFirstColumn="0" w:firstRowLastColumn="0" w:lastRowFirstColumn="0" w:lastRowLastColumn="0"/>
+              <w:rPr>
+                <w:rFonts w:ascii="Times New Roman" w:hAnsi="Times New Roman" w:cs="Times New Roman"/>
+              </w:rPr>
+            </w:pPr>
+            <w:r>
+              <w:rPr>
+                <w:rFonts w:ascii="Times New Roman" w:hAnsi="Times New Roman" w:cs="Times New Roman"/>
+              </w:rPr>
+              <w:t>education converted using ordered scale</w:t>
+            </w:r>
+          </w:p>
+        </w:tc>
+        <w:tc>
+          <w:tcPr>
+            <w:tcW w:w="2880" w:type="dxa"/>
+          </w:tcPr>
+          <w:p>
+            <w:pPr>
+              <w:cnfStyle w:val="000000100000" w:firstRow="0" w:lastRow="0" w:firstColumn="0" w:lastColumn="0" w:oddVBand="0" w:evenVBand="0" w:oddHBand="1" w:evenHBand="0" w:firstRowFirstColumn="0" w:firstRowLastColumn="0" w:lastRowFirstColumn="0" w:lastRowLastColumn="0"/>
+              <w:rPr>
+                <w:rFonts w:ascii="Times New Roman" w:hAnsi="Times New Roman" w:cs="Times New Roman"/>
+              </w:rPr>
+            </w:pPr>
+            <w:r>
+              <w:rPr>
+                <w:rFonts w:ascii="Times New Roman" w:hAnsi="Times New Roman" w:cs="Times New Roman"/>
+              </w:rPr>
+              <w:t>Preserves ordinal education progression</w:t>
+            </w:r>
+          </w:p>
+        </w:tc>
+      </w:tr>
+      <w:tr>
+        <w:trPr>
+          <w:cnfStyle w:val="000000010000" w:firstRow="0" w:lastRow="0" w:firstColumn="0" w:lastColumn="0" w:oddVBand="0" w:evenVBand="0" w:oddHBand="0" w:evenHBand="1" w:firstRowFirstColumn="0" w:firstRowLastColumn="0" w:lastRowFirstColumn="0" w:lastRowLastColumn="0"/>
+        </w:trPr>
+        <w:tc>
+          <w:tcPr>
+            <w:cnfStyle w:val="001000000000" w:firstRow="0" w:lastRow="0" w:firstColumn="1" w:lastColumn="0" w:oddVBand="0" w:evenVBand="0" w:oddHBand="0" w:evenHBand="0" w:firstRowFirstColumn="0" w:firstRowLastColumn="0" w:lastRowFirstColumn="0" w:lastRowLastColumn="0"/>
+            <w:tcW w:w="2880" w:type="dxa"/>
+          </w:tcPr>
+          <w:p>
+            <w:pPr>
+              <w:rPr>
+                <w:rFonts w:ascii="Times New Roman" w:hAnsi="Times New Roman" w:cs="Times New Roman"/>
+              </w:rPr>
+            </w:pPr>
+            <w:r>
+              <w:rPr>
+                <w:rFonts w:ascii="Times New Roman" w:hAnsi="Times New Roman" w:cs="Times New Roman"/>
+              </w:rPr>
+              <w:t>One-hot encoding</w:t>
+            </w:r>
+          </w:p>
+        </w:tc>
+        <w:tc>
+          <w:tcPr>
+            <w:tcW w:w="2880" w:type="dxa"/>
+          </w:tcPr>
+          <w:p>
+            <w:pPr>
+              <w:cnfStyle w:val="000000010000" w:firstRow="0" w:lastRow="0" w:firstColumn="0" w:lastColumn="0" w:oddVBand="0" w:evenVBand="0" w:oddHBand="0" w:evenHBand="1" w:firstRowFirstColumn="0" w:firstRowLastColumn="0" w:lastRowFirstColumn="0" w:lastRowLastColumn="0"/>
+              <w:rPr>
+                <w:rFonts w:ascii="Times New Roman" w:hAnsi="Times New Roman" w:cs="Times New Roman"/>
+              </w:rPr>
+            </w:pPr>
+            <w:r>
+              <w:rPr>
+                <w:rFonts w:ascii="Times New Roman" w:hAnsi="Times New Roman" w:cs="Times New Roman"/>
+              </w:rPr>
+              <w:t>race, marital stat, tax filer stat, household summary, citizenship, union</w:t>
+            </w:r>
+          </w:p>
+        </w:tc>
+        <w:tc>
+          <w:tcPr>
+            <w:tcW w:w="2880" w:type="dxa"/>
+          </w:tcPr>
+          <w:p>
+            <w:pPr>
+              <w:cnfStyle w:val="000000010000" w:firstRow="0" w:lastRow="0" w:firstColumn="0" w:lastColumn="0" w:oddVBand="0" w:evenVBand="0" w:oddHBand="0" w:evenHBand="1" w:firstRowFirstColumn="0" w:firstRowLastColumn="0" w:lastRowFirstColumn="0" w:lastRowLastColumn="0"/>
+              <w:rPr>
+                <w:rFonts w:ascii="Times New Roman" w:hAnsi="Times New Roman" w:cs="Times New Roman"/>
+              </w:rPr>
+            </w:pPr>
+            <w:r>
+              <w:rPr>
+                <w:rFonts w:ascii="Times New Roman" w:hAnsi="Times New Roman" w:cs="Times New Roman"/>
+              </w:rPr>
+              <w:t>Converts nominal categories without imposing order</w:t>
+            </w:r>
+          </w:p>
+        </w:tc>
+      </w:tr>
+      <w:tr>
+        <w:trPr>
+          <w:cnfStyle w:val="000000100000" w:firstRow="0" w:lastRow="0" w:firstColumn="0" w:lastColumn="0" w:oddVBand="0" w:evenVBand="0" w:oddHBand="1" w:evenHBand="0" w:firstRowFirstColumn="0" w:firstRowLastColumn="0" w:lastRowFirstColumn="0" w:lastRowLastColumn="0"/>
+        </w:trPr>
+        <w:tc>
+          <w:tcPr>
+            <w:cnfStyle w:val="001000000000" w:firstRow="0" w:lastRow="0" w:firstColumn="1" w:lastColumn="0" w:oddVBand="0" w:evenVBand="0" w:oddHBand="0" w:evenHBand="0" w:firstRowFirstColumn="0" w:firstRowLastColumn="0" w:lastRowFirstColumn="0" w:lastRowLastColumn="0"/>
+            <w:tcW w:w="2880" w:type="dxa"/>
+          </w:tcPr>
+          <w:p>
+            <w:pPr>
+              <w:rPr>
+                <w:rFonts w:ascii="Times New Roman" w:hAnsi="Times New Roman" w:cs="Times New Roman"/>
+              </w:rPr>
+            </w:pPr>
+            <w:r>
+              <w:rPr>
+                <w:rFonts w:ascii="Times New Roman" w:hAnsi="Times New Roman" w:cs="Times New Roman"/>
+              </w:rPr>
+              <w:t>Target encoding</w:t>
+            </w:r>
+          </w:p>
+        </w:tc>
+        <w:tc>
+          <w:tcPr>
+            <w:tcW w:w="2880" w:type="dxa"/>
+          </w:tcPr>
+          <w:p>
+            <w:pPr>
+              <w:cnfStyle w:val="000000100000" w:firstRow="0" w:lastRow="0" w:firstColumn="0" w:lastColumn="0" w:oddVBand="0" w:evenVBand="0" w:oddHBand="1" w:evenHBand="0" w:firstRowFirstColumn="0" w:firstRowLastColumn="0" w:lastRowFirstColumn="0" w:lastRowLastColumn="0"/>
+              <w:rPr>
+                <w:rFonts w:ascii="Times New Roman" w:hAnsi="Times New Roman" w:cs="Times New Roman"/>
+              </w:rPr>
+            </w:pPr>
+            <w:r>
+              <w:rPr>
+                <w:rFonts w:ascii="Times New Roman" w:hAnsi="Times New Roman" w:cs="Times New Roman"/>
+              </w:rPr>
+              <w:t>class of worker, major industry code, major occupation code, full/part-time stat, detailed family stat</w:t>
+            </w:r>
+          </w:p>
+        </w:tc>
+        <w:tc>
+          <w:tcPr>
+            <w:tcW w:w="2880" w:type="dxa"/>
+          </w:tcPr>
+          <w:p>
+            <w:pPr>
+              <w:cnfStyle w:val="000000100000" w:firstRow="0" w:lastRow="0" w:firstColumn="0" w:lastColumn="0" w:oddVBand="0" w:evenVBand="0" w:oddHBand="1" w:evenHBand="0" w:firstRowFirstColumn="0" w:firstRowLastColumn="0" w:lastRowFirstColumn="0" w:lastRowLastColumn="0"/>
+              <w:rPr>
+                <w:rFonts w:ascii="Times New Roman" w:hAnsi="Times New Roman" w:cs="Times New Roman"/>
+              </w:rPr>
+            </w:pPr>
+            <w:r>
+              <w:rPr>
+                <w:rFonts w:ascii="Times New Roman" w:hAnsi="Times New Roman" w:cs="Times New Roman"/>
+              </w:rPr>
+              <w:t>Controls cardinality while retaining signal</w:t>
+            </w:r>
+          </w:p>
+        </w:tc>
+      </w:tr>
+      <w:tr>
+        <w:trPr>
+          <w:cnfStyle w:val="000000010000" w:firstRow="0" w:lastRow="0" w:firstColumn="0" w:lastColumn="0" w:oddVBand="0" w:evenVBand="0" w:oddHBand="0" w:evenHBand="1" w:firstRowFirstColumn="0" w:firstRowLastColumn="0" w:lastRowFirstColumn="0" w:lastRowLastColumn="0"/>
+        </w:trPr>
+        <w:tc>
+          <w:tcPr>
+            <w:cnfStyle w:val="001000000000" w:firstRow="0" w:lastRow="0" w:firstColumn="1" w:lastColumn="0" w:oddVBand="0" w:evenVBand="0" w:oddHBand="0" w:evenHBand="0" w:firstRowFirstColumn="0" w:firstRowLastColumn="0" w:lastRowFirstColumn="0" w:lastRowLastColumn="0"/>
+            <w:tcW w:w="2880" w:type="dxa"/>
+          </w:tcPr>
+          <w:p>
+            <w:pPr>
+              <w:rPr>
+                <w:rFonts w:ascii="Times New Roman" w:hAnsi="Times New Roman" w:cs="Times New Roman"/>
+              </w:rPr>
+            </w:pPr>
+            <w:r>
+              <w:rPr>
+                <w:rFonts w:ascii="Times New Roman" w:hAnsi="Times New Roman" w:cs="Times New Roman"/>
+              </w:rPr>
+              <w:t>Train-test split</w:t>
+            </w:r>
+          </w:p>
+        </w:tc>
+        <w:tc>
+          <w:tcPr>
+            <w:tcW w:w="2880" w:type="dxa"/>
+          </w:tcPr>
+          <w:p>
+            <w:pPr>
+              <w:cnfStyle w:val="000000010000" w:firstRow="0" w:lastRow="0" w:firstColumn="0" w:lastColumn="0" w:oddVBand="0" w:evenVBand="0" w:oddHBand="0" w:evenHBand="1" w:firstRowFirstColumn="0" w:firstRowLastColumn="0" w:lastRowFirstColumn="0" w:lastRowLastColumn="0"/>
+              <w:rPr>
+                <w:rFonts w:ascii="Times New Roman" w:hAnsi="Times New Roman" w:cs="Times New Roman"/>
+              </w:rPr>
+            </w:pPr>
+            <w:r>
+              <w:rPr>
+                <w:rFonts w:ascii="Times New Roman" w:hAnsi="Times New Roman" w:cs="Times New Roman"/>
+              </w:rPr>
+              <w:t>stratified split with test_size=0.2, random_state=2401</w:t>
+            </w:r>
+          </w:p>
+        </w:tc>
+        <w:tc>
+          <w:tcPr>
+            <w:tcW w:w="2880" w:type="dxa"/>
+          </w:tcPr>
+          <w:p>
+            <w:pPr>
+              <w:cnfStyle w:val="000000010000" w:firstRow="0" w:lastRow="0" w:firstColumn="0" w:lastColumn="0" w:oddVBand="0" w:evenVBand="0" w:oddHBand="0" w:evenHBand="1" w:firstRowFirstColumn="0" w:firstRowLastColumn="0" w:lastRowFirstColumn="0" w:lastRowLastColumn="0"/>
+              <w:rPr>
+                <w:rFonts w:ascii="Times New Roman" w:hAnsi="Times New Roman" w:cs="Times New Roman"/>
+              </w:rPr>
+            </w:pPr>
+            <w:r>
+              <w:rPr>
+                <w:rFonts w:ascii="Times New Roman" w:hAnsi="Times New Roman" w:cs="Times New Roman"/>
+              </w:rPr>
+              <w:t>Preserves class ratio for fair evaluation</w:t>
+            </w:r>
+          </w:p>
+        </w:tc>
+      </w:tr>
+    </w:tbl>
+    <w:p>
+      <w:pPr>
+        <w:spacing w:after="160"/>
+        <w:rPr>
+          <w:rFonts w:ascii="Times New Roman" w:hAnsi="Times New Roman" w:cs="Times New Roman"/>
+        </w:rPr>
+      </w:pPr>
+      <w:r>
+        <w:rPr>
+          <w:rFonts w:ascii="Times New Roman" w:hAnsi="Times New Roman" w:cs="Times New Roman"/>
+          <w:noProof/>
+        </w:rPr>
+        <w:drawing>
+          <wp:anchor distT="0" distB="0" distL="114300" distR="114300" simplePos="0" relativeHeight="251657216" behindDoc="0" locked="0" layoutInCell="1" allowOverlap="1" wp14:anchorId="58A3E966" wp14:editId="692FC399">
+            <wp:simplePos x="0" y="0"/>
+            <wp:positionH relativeFrom="column">
+              <wp:posOffset>-44450</wp:posOffset>
+            </wp:positionH>
+            <wp:positionV relativeFrom="paragraph">
+              <wp:posOffset>111760</wp:posOffset>
+            </wp:positionV>
+            <wp:extent cx="2904490" cy="1814830"/>
+            <wp:effectExtent l="0" t="0" r="0" b="0"/>
+            <wp:wrapSquare wrapText="bothSides"/>
+            <wp:docPr id="1094383393" name="Picture 1094383393"/>
+            <wp:cNvGraphicFramePr>
+              <a:graphicFrameLocks xmlns:a="http://schemas.openxmlformats.org/drawingml/2006/main" noChangeAspect="1"/>
+            </wp:cNvGraphicFramePr>
+            <a:graphic xmlns:a="http://schemas.openxmlformats.org/drawingml/2006/main">
+              <a:graphicData uri="http://schemas.openxmlformats.org/drawingml/2006/picture">
+                <pic:pic xmlns:pic="http://schemas.openxmlformats.org/drawingml/2006/picture">
+                  <pic:nvPicPr>
+                    <pic:cNvPr id="0" name="classification_threshold_f1_curve.png"/>
+                    <pic:cNvPicPr/>
+                  </pic:nvPicPr>
+                  <pic:blipFill>
+                    <a:blip r:embed="rId7"/>
+                    <a:stretch>
+                      <a:fillRect/>
+                    </a:stretch>
+                  </pic:blipFill>
+                  <pic:spPr>
+                    <a:xfrm>
+                      <a:off x="0" y="0"/>
+                      <a:ext cx="2904490" cy="1814830"/>
+                    </a:xfrm>
+                    <a:prstGeom prst="rect">
+                      <a:avLst/>
+                    </a:prstGeom>
+                  </pic:spPr>
+                </pic:pic>
+              </a:graphicData>
+            </a:graphic>
+          </wp:anchor>
+        </w:drawing>
+      </w:r>
+      <w:r>
+        <w:rPr>
+          <w:rFonts w:ascii="Times New Roman" w:hAnsi="Times New Roman" w:cs="Times New Roman"/>
+        </w:rPr>
+        <w:t xml:space="preserve"> </w:t>
       </w:r>
     </w:p>
     <w:p>
@@ -1313,13 +2800,2615 @@
       <w:r>
         <w:rPr>
           <w:rFonts w:ascii="Times New Roman" w:hAnsi="Times New Roman" w:cs="Times New Roman"/>
+        </w:rPr>
+        <w:t>In the classification notebook, a final operating threshold of 0.749 was explicitly used for final scoring. To provide factual proof, the table below compares default threshold 0.5, notebook threshold 0.749, and the F1-optimized threshold computed from precision-recall tradeoffs on the same test set.</w:t>
+      </w:r>
+    </w:p>
+    <w:p>
+      <w:pPr>
+        <w:rPr>
+          <w:rFonts w:ascii="Times New Roman" w:hAnsi="Times New Roman" w:cs="Times New Roman"/>
+        </w:rPr>
+      </w:pPr>
+    </w:p>
+    <w:p>
+      <w:pPr>
+        <w:pStyle w:val="Heading2"/>
+        <w:rPr>
+          <w:rFonts w:ascii="Times New Roman" w:hAnsi="Times New Roman" w:cs="Times New Roman"/>
+          <w:color w:val="000000" w:themeColor="text1"/>
+        </w:rPr>
+      </w:pPr>
+      <w:r>
+        <w:rPr>
+          <w:rFonts w:ascii="Times New Roman" w:hAnsi="Times New Roman" w:cs="Times New Roman"/>
+          <w:color w:val="000000" w:themeColor="text1"/>
+        </w:rPr>
+        <w:t>Segmentation</w:t>
+      </w:r>
+    </w:p>
+    <w:p>
+      <w:pPr>
+        <w:spacing w:after="160"/>
+        <w:rPr>
+          <w:rFonts w:ascii="Times New Roman" w:hAnsi="Times New Roman" w:cs="Times New Roman"/>
+        </w:rPr>
+      </w:pPr>
+      <w:r>
+        <w:rPr>
+          <w:rFonts w:ascii="Times New Roman" w:hAnsi="Times New Roman" w:cs="Times New Roman"/>
+        </w:rPr>
+        <w:t>For segmentation, a compact behavior-centric feature set was selected and transformed with ordinal mappings, binary behavioral flags, log transforms for skewed finance variables, and standard scaling.</w:t>
+      </w:r>
+    </w:p>
+    <w:tbl>
+      <w:tblPr>
+        <w:tblStyle w:val="LightGrid"/>
+        <w:tblW w:w="0" w:type="auto"/>
+        <w:tblLook w:val="04A0" w:firstRow="1" w:lastRow="0" w:firstColumn="1" w:lastColumn="0" w:noHBand="0" w:noVBand="1"/>
+      </w:tblPr>
+      <w:tblGrid>
+        <w:gridCol w:w="4320"/>
+        <w:gridCol w:w="4320"/>
+      </w:tblGrid>
+      <w:tr>
+        <w:trPr>
+          <w:cnfStyle w:val="100000000000" w:firstRow="1" w:lastRow="0" w:firstColumn="0" w:lastColumn="0" w:oddVBand="0" w:evenVBand="0" w:oddHBand="0" w:evenHBand="0" w:firstRowFirstColumn="0" w:firstRowLastColumn="0" w:lastRowFirstColumn="0" w:lastRowLastColumn="0"/>
+        </w:trPr>
+        <w:tc>
+          <w:tcPr>
+            <w:cnfStyle w:val="001000000000" w:firstRow="0" w:lastRow="0" w:firstColumn="1" w:lastColumn="0" w:oddVBand="0" w:evenVBand="0" w:oddHBand="0" w:evenHBand="0" w:firstRowFirstColumn="0" w:firstRowLastColumn="0" w:lastRowFirstColumn="0" w:lastRowLastColumn="0"/>
+            <w:tcW w:w="4320" w:type="dxa"/>
+            <w:shd w:val="clear" w:color="auto" w:fill="000000" w:themeFill="text1"/>
+          </w:tcPr>
+          <w:p>
+            <w:pPr>
+              <w:jc w:val="center"/>
+              <w:rPr>
+                <w:rFonts w:ascii="Times New Roman" w:hAnsi="Times New Roman" w:cs="Times New Roman"/>
+                <w:color w:val="FFFFFF" w:themeColor="background1"/>
+                <w:sz w:val="24"/>
+                <w:szCs w:val="24"/>
+              </w:rPr>
+            </w:pPr>
+            <w:r>
+              <w:rPr>
+                <w:rFonts w:ascii="Times New Roman" w:hAnsi="Times New Roman" w:cs="Times New Roman"/>
+                <w:color w:val="FFFFFF" w:themeColor="background1"/>
+                <w:sz w:val="24"/>
+                <w:szCs w:val="24"/>
+              </w:rPr>
+              <w:t>selected_feature</w:t>
+            </w:r>
+          </w:p>
+        </w:tc>
+        <w:tc>
+          <w:tcPr>
+            <w:tcW w:w="4320" w:type="dxa"/>
+            <w:shd w:val="clear" w:color="auto" w:fill="000000" w:themeFill="text1"/>
+          </w:tcPr>
+          <w:p>
+            <w:pPr>
+              <w:jc w:val="center"/>
+              <w:cnfStyle w:val="100000000000" w:firstRow="1" w:lastRow="0" w:firstColumn="0" w:lastColumn="0" w:oddVBand="0" w:evenVBand="0" w:oddHBand="0" w:evenHBand="0" w:firstRowFirstColumn="0" w:firstRowLastColumn="0" w:lastRowFirstColumn="0" w:lastRowLastColumn="0"/>
+              <w:rPr>
+                <w:rFonts w:ascii="Times New Roman" w:hAnsi="Times New Roman" w:cs="Times New Roman"/>
+                <w:color w:val="FFFFFF" w:themeColor="background1"/>
+                <w:sz w:val="24"/>
+                <w:szCs w:val="24"/>
+              </w:rPr>
+            </w:pPr>
+            <w:r>
+              <w:rPr>
+                <w:rFonts w:ascii="Times New Roman" w:hAnsi="Times New Roman" w:cs="Times New Roman"/>
+                <w:color w:val="FFFFFF" w:themeColor="background1"/>
+                <w:sz w:val="24"/>
+                <w:szCs w:val="24"/>
+              </w:rPr>
+              <w:t>why_selected</w:t>
+            </w:r>
+          </w:p>
+        </w:tc>
+      </w:tr>
+      <w:tr>
+        <w:trPr>
+          <w:cnfStyle w:val="000000100000" w:firstRow="0" w:lastRow="0" w:firstColumn="0" w:lastColumn="0" w:oddVBand="0" w:evenVBand="0" w:oddHBand="1" w:evenHBand="0" w:firstRowFirstColumn="0" w:firstRowLastColumn="0" w:lastRowFirstColumn="0" w:lastRowLastColumn="0"/>
+        </w:trPr>
+        <w:tc>
+          <w:tcPr>
+            <w:cnfStyle w:val="001000000000" w:firstRow="0" w:lastRow="0" w:firstColumn="1" w:lastColumn="0" w:oddVBand="0" w:evenVBand="0" w:oddHBand="0" w:evenHBand="0" w:firstRowFirstColumn="0" w:firstRowLastColumn="0" w:lastRowFirstColumn="0" w:lastRowLastColumn="0"/>
+            <w:tcW w:w="4320" w:type="dxa"/>
+          </w:tcPr>
+          <w:p>
+            <w:pPr>
+              <w:rPr>
+                <w:rFonts w:ascii="Times New Roman" w:hAnsi="Times New Roman" w:cs="Times New Roman"/>
+              </w:rPr>
+            </w:pPr>
+            <w:r>
+              <w:rPr>
+                <w:rFonts w:ascii="Times New Roman" w:hAnsi="Times New Roman" w:cs="Times New Roman"/>
+              </w:rPr>
+              <w:t>age</w:t>
+            </w:r>
+          </w:p>
+        </w:tc>
+        <w:tc>
+          <w:tcPr>
+            <w:tcW w:w="4320" w:type="dxa"/>
+          </w:tcPr>
+          <w:p>
+            <w:pPr>
+              <w:cnfStyle w:val="000000100000" w:firstRow="0" w:lastRow="0" w:firstColumn="0" w:lastColumn="0" w:oddVBand="0" w:evenVBand="0" w:oddHBand="1" w:evenHBand="0" w:firstRowFirstColumn="0" w:firstRowLastColumn="0" w:lastRowFirstColumn="0" w:lastRowLastColumn="0"/>
+              <w:rPr>
+                <w:rFonts w:ascii="Times New Roman" w:hAnsi="Times New Roman" w:cs="Times New Roman"/>
+              </w:rPr>
+            </w:pPr>
+            <w:r>
+              <w:rPr>
+                <w:rFonts w:ascii="Times New Roman" w:hAnsi="Times New Roman" w:cs="Times New Roman"/>
+              </w:rPr>
+              <w:t>Core demographic maturity proxy</w:t>
+            </w:r>
+          </w:p>
+        </w:tc>
+      </w:tr>
+      <w:tr>
+        <w:trPr>
+          <w:cnfStyle w:val="000000010000" w:firstRow="0" w:lastRow="0" w:firstColumn="0" w:lastColumn="0" w:oddVBand="0" w:evenVBand="0" w:oddHBand="0" w:evenHBand="1" w:firstRowFirstColumn="0" w:firstRowLastColumn="0" w:lastRowFirstColumn="0" w:lastRowLastColumn="0"/>
+        </w:trPr>
+        <w:tc>
+          <w:tcPr>
+            <w:cnfStyle w:val="001000000000" w:firstRow="0" w:lastRow="0" w:firstColumn="1" w:lastColumn="0" w:oddVBand="0" w:evenVBand="0" w:oddHBand="0" w:evenHBand="0" w:firstRowFirstColumn="0" w:firstRowLastColumn="0" w:lastRowFirstColumn="0" w:lastRowLastColumn="0"/>
+            <w:tcW w:w="4320" w:type="dxa"/>
+          </w:tcPr>
+          <w:p>
+            <w:pPr>
+              <w:rPr>
+                <w:rFonts w:ascii="Times New Roman" w:hAnsi="Times New Roman" w:cs="Times New Roman"/>
+              </w:rPr>
+            </w:pPr>
+            <w:r>
+              <w:rPr>
+                <w:rFonts w:ascii="Times New Roman" w:hAnsi="Times New Roman" w:cs="Times New Roman"/>
+              </w:rPr>
+              <w:t>education</w:t>
+            </w:r>
+          </w:p>
+        </w:tc>
+        <w:tc>
+          <w:tcPr>
+            <w:tcW w:w="4320" w:type="dxa"/>
+          </w:tcPr>
+          <w:p>
+            <w:pPr>
+              <w:cnfStyle w:val="000000010000" w:firstRow="0" w:lastRow="0" w:firstColumn="0" w:lastColumn="0" w:oddVBand="0" w:evenVBand="0" w:oddHBand="0" w:evenHBand="1" w:firstRowFirstColumn="0" w:firstRowLastColumn="0" w:lastRowFirstColumn="0" w:lastRowLastColumn="0"/>
+              <w:rPr>
+                <w:rFonts w:ascii="Times New Roman" w:hAnsi="Times New Roman" w:cs="Times New Roman"/>
+              </w:rPr>
+            </w:pPr>
+            <w:r>
+              <w:rPr>
+                <w:rFonts w:ascii="Times New Roman" w:hAnsi="Times New Roman" w:cs="Times New Roman"/>
+              </w:rPr>
+              <w:t>Human capital</w:t>
+            </w:r>
+          </w:p>
+        </w:tc>
+      </w:tr>
+      <w:tr>
+        <w:trPr>
+          <w:cnfStyle w:val="000000100000" w:firstRow="0" w:lastRow="0" w:firstColumn="0" w:lastColumn="0" w:oddVBand="0" w:evenVBand="0" w:oddHBand="1" w:evenHBand="0" w:firstRowFirstColumn="0" w:firstRowLastColumn="0" w:lastRowFirstColumn="0" w:lastRowLastColumn="0"/>
+        </w:trPr>
+        <w:tc>
+          <w:tcPr>
+            <w:cnfStyle w:val="001000000000" w:firstRow="0" w:lastRow="0" w:firstColumn="1" w:lastColumn="0" w:oddVBand="0" w:evenVBand="0" w:oddHBand="0" w:evenHBand="0" w:firstRowFirstColumn="0" w:firstRowLastColumn="0" w:lastRowFirstColumn="0" w:lastRowLastColumn="0"/>
+            <w:tcW w:w="4320" w:type="dxa"/>
+          </w:tcPr>
+          <w:p>
+            <w:pPr>
+              <w:rPr>
+                <w:rFonts w:ascii="Times New Roman" w:hAnsi="Times New Roman" w:cs="Times New Roman"/>
+              </w:rPr>
+            </w:pPr>
+            <w:r>
+              <w:rPr>
+                <w:rFonts w:ascii="Times New Roman" w:hAnsi="Times New Roman" w:cs="Times New Roman"/>
+              </w:rPr>
+              <w:t>weeks worked in year</w:t>
+            </w:r>
+          </w:p>
+        </w:tc>
+        <w:tc>
+          <w:tcPr>
+            <w:tcW w:w="4320" w:type="dxa"/>
+          </w:tcPr>
+          <w:p>
+            <w:pPr>
+              <w:cnfStyle w:val="000000100000" w:firstRow="0" w:lastRow="0" w:firstColumn="0" w:lastColumn="0" w:oddVBand="0" w:evenVBand="0" w:oddHBand="1" w:evenHBand="0" w:firstRowFirstColumn="0" w:firstRowLastColumn="0" w:lastRowFirstColumn="0" w:lastRowLastColumn="0"/>
+              <w:rPr>
+                <w:rFonts w:ascii="Times New Roman" w:hAnsi="Times New Roman" w:cs="Times New Roman"/>
+              </w:rPr>
+            </w:pPr>
+            <w:r>
+              <w:rPr>
+                <w:rFonts w:ascii="Times New Roman" w:hAnsi="Times New Roman" w:cs="Times New Roman"/>
+              </w:rPr>
+              <w:t>Work intensity</w:t>
+            </w:r>
+          </w:p>
+        </w:tc>
+      </w:tr>
+      <w:tr>
+        <w:trPr>
+          <w:cnfStyle w:val="000000010000" w:firstRow="0" w:lastRow="0" w:firstColumn="0" w:lastColumn="0" w:oddVBand="0" w:evenVBand="0" w:oddHBand="0" w:evenHBand="1" w:firstRowFirstColumn="0" w:firstRowLastColumn="0" w:lastRowFirstColumn="0" w:lastRowLastColumn="0"/>
+        </w:trPr>
+        <w:tc>
+          <w:tcPr>
+            <w:cnfStyle w:val="001000000000" w:firstRow="0" w:lastRow="0" w:firstColumn="1" w:lastColumn="0" w:oddVBand="0" w:evenVBand="0" w:oddHBand="0" w:evenHBand="0" w:firstRowFirstColumn="0" w:firstRowLastColumn="0" w:lastRowFirstColumn="0" w:lastRowLastColumn="0"/>
+            <w:tcW w:w="4320" w:type="dxa"/>
+          </w:tcPr>
+          <w:p>
+            <w:pPr>
+              <w:rPr>
+                <w:rFonts w:ascii="Times New Roman" w:hAnsi="Times New Roman" w:cs="Times New Roman"/>
+              </w:rPr>
+            </w:pPr>
+            <w:r>
+              <w:rPr>
+                <w:rFonts w:ascii="Times New Roman" w:hAnsi="Times New Roman" w:cs="Times New Roman"/>
+              </w:rPr>
+              <w:t>capital gains</w:t>
+            </w:r>
+          </w:p>
+        </w:tc>
+        <w:tc>
+          <w:tcPr>
+            <w:tcW w:w="4320" w:type="dxa"/>
+          </w:tcPr>
+          <w:p>
+            <w:pPr>
+              <w:cnfStyle w:val="000000010000" w:firstRow="0" w:lastRow="0" w:firstColumn="0" w:lastColumn="0" w:oddVBand="0" w:evenVBand="0" w:oddHBand="0" w:evenHBand="1" w:firstRowFirstColumn="0" w:firstRowLastColumn="0" w:lastRowFirstColumn="0" w:lastRowLastColumn="0"/>
+              <w:rPr>
+                <w:rFonts w:ascii="Times New Roman" w:hAnsi="Times New Roman" w:cs="Times New Roman"/>
+              </w:rPr>
+            </w:pPr>
+            <w:r>
+              <w:rPr>
+                <w:rFonts w:ascii="Times New Roman" w:hAnsi="Times New Roman" w:cs="Times New Roman"/>
+              </w:rPr>
+              <w:t>Investment income behavior</w:t>
+            </w:r>
+          </w:p>
+        </w:tc>
+      </w:tr>
+      <w:tr>
+        <w:trPr>
+          <w:cnfStyle w:val="000000100000" w:firstRow="0" w:lastRow="0" w:firstColumn="0" w:lastColumn="0" w:oddVBand="0" w:evenVBand="0" w:oddHBand="1" w:evenHBand="0" w:firstRowFirstColumn="0" w:firstRowLastColumn="0" w:lastRowFirstColumn="0" w:lastRowLastColumn="0"/>
+        </w:trPr>
+        <w:tc>
+          <w:tcPr>
+            <w:cnfStyle w:val="001000000000" w:firstRow="0" w:lastRow="0" w:firstColumn="1" w:lastColumn="0" w:oddVBand="0" w:evenVBand="0" w:oddHBand="0" w:evenHBand="0" w:firstRowFirstColumn="0" w:firstRowLastColumn="0" w:lastRowFirstColumn="0" w:lastRowLastColumn="0"/>
+            <w:tcW w:w="4320" w:type="dxa"/>
+          </w:tcPr>
+          <w:p>
+            <w:pPr>
+              <w:rPr>
+                <w:rFonts w:ascii="Times New Roman" w:hAnsi="Times New Roman" w:cs="Times New Roman"/>
+              </w:rPr>
+            </w:pPr>
+            <w:r>
+              <w:rPr>
+                <w:rFonts w:ascii="Times New Roman" w:hAnsi="Times New Roman" w:cs="Times New Roman"/>
+              </w:rPr>
+              <w:t>dividends from stocks</w:t>
+            </w:r>
+          </w:p>
+        </w:tc>
+        <w:tc>
+          <w:tcPr>
+            <w:tcW w:w="4320" w:type="dxa"/>
+          </w:tcPr>
+          <w:p>
+            <w:pPr>
+              <w:cnfStyle w:val="000000100000" w:firstRow="0" w:lastRow="0" w:firstColumn="0" w:lastColumn="0" w:oddVBand="0" w:evenVBand="0" w:oddHBand="1" w:evenHBand="0" w:firstRowFirstColumn="0" w:firstRowLastColumn="0" w:lastRowFirstColumn="0" w:lastRowLastColumn="0"/>
+              <w:rPr>
+                <w:rFonts w:ascii="Times New Roman" w:hAnsi="Times New Roman" w:cs="Times New Roman"/>
+              </w:rPr>
+            </w:pPr>
+            <w:r>
+              <w:rPr>
+                <w:rFonts w:ascii="Times New Roman" w:hAnsi="Times New Roman" w:cs="Times New Roman"/>
+              </w:rPr>
+              <w:t>Investment income behavior</w:t>
+            </w:r>
+          </w:p>
+        </w:tc>
+      </w:tr>
+      <w:tr>
+        <w:trPr>
+          <w:cnfStyle w:val="000000010000" w:firstRow="0" w:lastRow="0" w:firstColumn="0" w:lastColumn="0" w:oddVBand="0" w:evenVBand="0" w:oddHBand="0" w:evenHBand="1" w:firstRowFirstColumn="0" w:firstRowLastColumn="0" w:lastRowFirstColumn="0" w:lastRowLastColumn="0"/>
+        </w:trPr>
+        <w:tc>
+          <w:tcPr>
+            <w:cnfStyle w:val="001000000000" w:firstRow="0" w:lastRow="0" w:firstColumn="1" w:lastColumn="0" w:oddVBand="0" w:evenVBand="0" w:oddHBand="0" w:evenHBand="0" w:firstRowFirstColumn="0" w:firstRowLastColumn="0" w:lastRowFirstColumn="0" w:lastRowLastColumn="0"/>
+            <w:tcW w:w="4320" w:type="dxa"/>
+          </w:tcPr>
+          <w:p>
+            <w:pPr>
+              <w:rPr>
+                <w:rFonts w:ascii="Times New Roman" w:hAnsi="Times New Roman" w:cs="Times New Roman"/>
+              </w:rPr>
+            </w:pPr>
+            <w:r>
+              <w:rPr>
+                <w:rFonts w:ascii="Times New Roman" w:hAnsi="Times New Roman" w:cs="Times New Roman"/>
+              </w:rPr>
+              <w:t>family members under 18</w:t>
+            </w:r>
+          </w:p>
+        </w:tc>
+        <w:tc>
+          <w:tcPr>
+            <w:tcW w:w="4320" w:type="dxa"/>
+          </w:tcPr>
+          <w:p>
+            <w:pPr>
+              <w:cnfStyle w:val="000000010000" w:firstRow="0" w:lastRow="0" w:firstColumn="0" w:lastColumn="0" w:oddVBand="0" w:evenVBand="0" w:oddHBand="0" w:evenHBand="1" w:firstRowFirstColumn="0" w:firstRowLastColumn="0" w:lastRowFirstColumn="0" w:lastRowLastColumn="0"/>
+              <w:rPr>
+                <w:rFonts w:ascii="Times New Roman" w:hAnsi="Times New Roman" w:cs="Times New Roman"/>
+              </w:rPr>
+            </w:pPr>
+            <w:r>
+              <w:rPr>
+                <w:rFonts w:ascii="Times New Roman" w:hAnsi="Times New Roman" w:cs="Times New Roman"/>
+              </w:rPr>
+              <w:t>Household composition</w:t>
+            </w:r>
+          </w:p>
+        </w:tc>
+      </w:tr>
+      <w:tr>
+        <w:trPr>
+          <w:cnfStyle w:val="000000100000" w:firstRow="0" w:lastRow="0" w:firstColumn="0" w:lastColumn="0" w:oddVBand="0" w:evenVBand="0" w:oddHBand="1" w:evenHBand="0" w:firstRowFirstColumn="0" w:firstRowLastColumn="0" w:lastRowFirstColumn="0" w:lastRowLastColumn="0"/>
+        </w:trPr>
+        <w:tc>
+          <w:tcPr>
+            <w:cnfStyle w:val="001000000000" w:firstRow="0" w:lastRow="0" w:firstColumn="1" w:lastColumn="0" w:oddVBand="0" w:evenVBand="0" w:oddHBand="0" w:evenHBand="0" w:firstRowFirstColumn="0" w:firstRowLastColumn="0" w:lastRowFirstColumn="0" w:lastRowLastColumn="0"/>
+            <w:tcW w:w="4320" w:type="dxa"/>
+          </w:tcPr>
+          <w:p>
+            <w:pPr>
+              <w:rPr>
+                <w:rFonts w:ascii="Times New Roman" w:hAnsi="Times New Roman" w:cs="Times New Roman"/>
+              </w:rPr>
+            </w:pPr>
+            <w:r>
+              <w:rPr>
+                <w:rFonts w:ascii="Times New Roman" w:hAnsi="Times New Roman" w:cs="Times New Roman"/>
+              </w:rPr>
+              <w:t>own business or self employed</w:t>
+            </w:r>
+          </w:p>
+        </w:tc>
+        <w:tc>
+          <w:tcPr>
+            <w:tcW w:w="4320" w:type="dxa"/>
+          </w:tcPr>
+          <w:p>
+            <w:pPr>
+              <w:cnfStyle w:val="000000100000" w:firstRow="0" w:lastRow="0" w:firstColumn="0" w:lastColumn="0" w:oddVBand="0" w:evenVBand="0" w:oddHBand="1" w:evenHBand="0" w:firstRowFirstColumn="0" w:firstRowLastColumn="0" w:lastRowFirstColumn="0" w:lastRowLastColumn="0"/>
+              <w:rPr>
+                <w:rFonts w:ascii="Times New Roman" w:hAnsi="Times New Roman" w:cs="Times New Roman"/>
+              </w:rPr>
+            </w:pPr>
+            <w:r>
+              <w:rPr>
+                <w:rFonts w:ascii="Times New Roman" w:hAnsi="Times New Roman" w:cs="Times New Roman"/>
+              </w:rPr>
+              <w:t>Entrepreneurship proxy</w:t>
+            </w:r>
+          </w:p>
+        </w:tc>
+      </w:tr>
+      <w:tr>
+        <w:trPr>
+          <w:cnfStyle w:val="000000010000" w:firstRow="0" w:lastRow="0" w:firstColumn="0" w:lastColumn="0" w:oddVBand="0" w:evenVBand="0" w:oddHBand="0" w:evenHBand="1" w:firstRowFirstColumn="0" w:firstRowLastColumn="0" w:lastRowFirstColumn="0" w:lastRowLastColumn="0"/>
+        </w:trPr>
+        <w:tc>
+          <w:tcPr>
+            <w:cnfStyle w:val="001000000000" w:firstRow="0" w:lastRow="0" w:firstColumn="1" w:lastColumn="0" w:oddVBand="0" w:evenVBand="0" w:oddHBand="0" w:evenHBand="0" w:firstRowFirstColumn="0" w:firstRowLastColumn="0" w:lastRowFirstColumn="0" w:lastRowLastColumn="0"/>
+            <w:tcW w:w="4320" w:type="dxa"/>
+          </w:tcPr>
+          <w:p>
+            <w:pPr>
+              <w:rPr>
+                <w:rFonts w:ascii="Times New Roman" w:hAnsi="Times New Roman" w:cs="Times New Roman"/>
+              </w:rPr>
+            </w:pPr>
+            <w:r>
+              <w:rPr>
+                <w:rFonts w:ascii="Times New Roman" w:hAnsi="Times New Roman" w:cs="Times New Roman"/>
+              </w:rPr>
+              <w:lastRenderedPageBreak/>
+              <w:t>marital stat</w:t>
+            </w:r>
+          </w:p>
+        </w:tc>
+        <w:tc>
+          <w:tcPr>
+            <w:tcW w:w="4320" w:type="dxa"/>
+          </w:tcPr>
+          <w:p>
+            <w:pPr>
+              <w:cnfStyle w:val="000000010000" w:firstRow="0" w:lastRow="0" w:firstColumn="0" w:lastColumn="0" w:oddVBand="0" w:evenVBand="0" w:oddHBand="0" w:evenHBand="1" w:firstRowFirstColumn="0" w:firstRowLastColumn="0" w:lastRowFirstColumn="0" w:lastRowLastColumn="0"/>
+              <w:rPr>
+                <w:rFonts w:ascii="Times New Roman" w:hAnsi="Times New Roman" w:cs="Times New Roman"/>
+              </w:rPr>
+            </w:pPr>
+            <w:r>
+              <w:rPr>
+                <w:rFonts w:ascii="Times New Roman" w:hAnsi="Times New Roman" w:cs="Times New Roman"/>
+              </w:rPr>
+              <w:t>Household stability/context</w:t>
+            </w:r>
+          </w:p>
+        </w:tc>
+      </w:tr>
+      <w:tr>
+        <w:trPr>
+          <w:cnfStyle w:val="000000100000" w:firstRow="0" w:lastRow="0" w:firstColumn="0" w:lastColumn="0" w:oddVBand="0" w:evenVBand="0" w:oddHBand="1" w:evenHBand="0" w:firstRowFirstColumn="0" w:firstRowLastColumn="0" w:lastRowFirstColumn="0" w:lastRowLastColumn="0"/>
+        </w:trPr>
+        <w:tc>
+          <w:tcPr>
+            <w:cnfStyle w:val="001000000000" w:firstRow="0" w:lastRow="0" w:firstColumn="1" w:lastColumn="0" w:oddVBand="0" w:evenVBand="0" w:oddHBand="0" w:evenHBand="0" w:firstRowFirstColumn="0" w:firstRowLastColumn="0" w:lastRowFirstColumn="0" w:lastRowLastColumn="0"/>
+            <w:tcW w:w="4320" w:type="dxa"/>
+          </w:tcPr>
+          <w:p>
+            <w:pPr>
+              <w:rPr>
+                <w:rFonts w:ascii="Times New Roman" w:hAnsi="Times New Roman" w:cs="Times New Roman"/>
+              </w:rPr>
+            </w:pPr>
+            <w:r>
+              <w:rPr>
+                <w:rFonts w:ascii="Times New Roman" w:hAnsi="Times New Roman" w:cs="Times New Roman"/>
+              </w:rPr>
+              <w:t>class of worker</w:t>
+            </w:r>
+          </w:p>
+        </w:tc>
+        <w:tc>
+          <w:tcPr>
+            <w:tcW w:w="4320" w:type="dxa"/>
+          </w:tcPr>
+          <w:p>
+            <w:pPr>
+              <w:cnfStyle w:val="000000100000" w:firstRow="0" w:lastRow="0" w:firstColumn="0" w:lastColumn="0" w:oddVBand="0" w:evenVBand="0" w:oddHBand="1" w:evenHBand="0" w:firstRowFirstColumn="0" w:firstRowLastColumn="0" w:lastRowFirstColumn="0" w:lastRowLastColumn="0"/>
+              <w:rPr>
+                <w:rFonts w:ascii="Times New Roman" w:hAnsi="Times New Roman" w:cs="Times New Roman"/>
+              </w:rPr>
+            </w:pPr>
+            <w:r>
+              <w:rPr>
+                <w:rFonts w:ascii="Times New Roman" w:hAnsi="Times New Roman" w:cs="Times New Roman"/>
+              </w:rPr>
+              <w:t>Employment type</w:t>
+            </w:r>
+          </w:p>
+        </w:tc>
+      </w:tr>
+      <w:tr>
+        <w:trPr>
+          <w:cnfStyle w:val="000000010000" w:firstRow="0" w:lastRow="0" w:firstColumn="0" w:lastColumn="0" w:oddVBand="0" w:evenVBand="0" w:oddHBand="0" w:evenHBand="1" w:firstRowFirstColumn="0" w:firstRowLastColumn="0" w:lastRowFirstColumn="0" w:lastRowLastColumn="0"/>
+        </w:trPr>
+        <w:tc>
+          <w:tcPr>
+            <w:cnfStyle w:val="001000000000" w:firstRow="0" w:lastRow="0" w:firstColumn="1" w:lastColumn="0" w:oddVBand="0" w:evenVBand="0" w:oddHBand="0" w:evenHBand="0" w:firstRowFirstColumn="0" w:firstRowLastColumn="0" w:lastRowFirstColumn="0" w:lastRowLastColumn="0"/>
+            <w:tcW w:w="4320" w:type="dxa"/>
+          </w:tcPr>
+          <w:p>
+            <w:pPr>
+              <w:rPr>
+                <w:rFonts w:ascii="Times New Roman" w:hAnsi="Times New Roman" w:cs="Times New Roman"/>
+              </w:rPr>
+            </w:pPr>
+            <w:r>
+              <w:rPr>
+                <w:rFonts w:ascii="Times New Roman" w:hAnsi="Times New Roman" w:cs="Times New Roman"/>
+              </w:rPr>
+              <w:t>full or part time employment stat</w:t>
+            </w:r>
+          </w:p>
+        </w:tc>
+        <w:tc>
+          <w:tcPr>
+            <w:tcW w:w="4320" w:type="dxa"/>
+          </w:tcPr>
+          <w:p>
+            <w:pPr>
+              <w:cnfStyle w:val="000000010000" w:firstRow="0" w:lastRow="0" w:firstColumn="0" w:lastColumn="0" w:oddVBand="0" w:evenVBand="0" w:oddHBand="0" w:evenHBand="1" w:firstRowFirstColumn="0" w:firstRowLastColumn="0" w:lastRowFirstColumn="0" w:lastRowLastColumn="0"/>
+              <w:rPr>
+                <w:rFonts w:ascii="Times New Roman" w:hAnsi="Times New Roman" w:cs="Times New Roman"/>
+              </w:rPr>
+            </w:pPr>
+            <w:r>
+              <w:rPr>
+                <w:rFonts w:ascii="Times New Roman" w:hAnsi="Times New Roman" w:cs="Times New Roman"/>
+              </w:rPr>
+              <w:t>Labor participation level</w:t>
+            </w:r>
+          </w:p>
+        </w:tc>
+      </w:tr>
+      <w:tr>
+        <w:trPr>
+          <w:cnfStyle w:val="000000100000" w:firstRow="0" w:lastRow="0" w:firstColumn="0" w:lastColumn="0" w:oddVBand="0" w:evenVBand="0" w:oddHBand="1" w:evenHBand="0" w:firstRowFirstColumn="0" w:firstRowLastColumn="0" w:lastRowFirstColumn="0" w:lastRowLastColumn="0"/>
+        </w:trPr>
+        <w:tc>
+          <w:tcPr>
+            <w:cnfStyle w:val="001000000000" w:firstRow="0" w:lastRow="0" w:firstColumn="1" w:lastColumn="0" w:oddVBand="0" w:evenVBand="0" w:oddHBand="0" w:evenHBand="0" w:firstRowFirstColumn="0" w:firstRowLastColumn="0" w:lastRowFirstColumn="0" w:lastRowLastColumn="0"/>
+            <w:tcW w:w="4320" w:type="dxa"/>
+          </w:tcPr>
+          <w:p>
+            <w:pPr>
+              <w:rPr>
+                <w:rFonts w:ascii="Times New Roman" w:hAnsi="Times New Roman" w:cs="Times New Roman"/>
+              </w:rPr>
+            </w:pPr>
+            <w:r>
+              <w:rPr>
+                <w:rFonts w:ascii="Times New Roman" w:hAnsi="Times New Roman" w:cs="Times New Roman"/>
+              </w:rPr>
+              <w:t>tax filer stat</w:t>
+            </w:r>
+          </w:p>
+        </w:tc>
+        <w:tc>
+          <w:tcPr>
+            <w:tcW w:w="4320" w:type="dxa"/>
+          </w:tcPr>
+          <w:p>
+            <w:pPr>
+              <w:cnfStyle w:val="000000100000" w:firstRow="0" w:lastRow="0" w:firstColumn="0" w:lastColumn="0" w:oddVBand="0" w:evenVBand="0" w:oddHBand="1" w:evenHBand="0" w:firstRowFirstColumn="0" w:firstRowLastColumn="0" w:lastRowFirstColumn="0" w:lastRowLastColumn="0"/>
+              <w:rPr>
+                <w:rFonts w:ascii="Times New Roman" w:hAnsi="Times New Roman" w:cs="Times New Roman"/>
+              </w:rPr>
+            </w:pPr>
+            <w:r>
+              <w:rPr>
+                <w:rFonts w:ascii="Times New Roman" w:hAnsi="Times New Roman" w:cs="Times New Roman"/>
+              </w:rPr>
+              <w:t>Household tax profile</w:t>
+            </w:r>
+          </w:p>
+        </w:tc>
+      </w:tr>
+      <w:tr>
+        <w:trPr>
+          <w:cnfStyle w:val="000000010000" w:firstRow="0" w:lastRow="0" w:firstColumn="0" w:lastColumn="0" w:oddVBand="0" w:evenVBand="0" w:oddHBand="0" w:evenHBand="1" w:firstRowFirstColumn="0" w:firstRowLastColumn="0" w:lastRowFirstColumn="0" w:lastRowLastColumn="0"/>
+        </w:trPr>
+        <w:tc>
+          <w:tcPr>
+            <w:cnfStyle w:val="001000000000" w:firstRow="0" w:lastRow="0" w:firstColumn="1" w:lastColumn="0" w:oddVBand="0" w:evenVBand="0" w:oddHBand="0" w:evenHBand="0" w:firstRowFirstColumn="0" w:firstRowLastColumn="0" w:lastRowFirstColumn="0" w:lastRowLastColumn="0"/>
+            <w:tcW w:w="4320" w:type="dxa"/>
+          </w:tcPr>
+          <w:p>
+            <w:pPr>
+              <w:rPr>
+                <w:rFonts w:ascii="Times New Roman" w:hAnsi="Times New Roman" w:cs="Times New Roman"/>
+              </w:rPr>
+            </w:pPr>
+            <w:r>
+              <w:rPr>
+                <w:rFonts w:ascii="Times New Roman" w:hAnsi="Times New Roman" w:cs="Times New Roman"/>
+              </w:rPr>
+              <w:t>detailed household summary in household</w:t>
+            </w:r>
+          </w:p>
+        </w:tc>
+        <w:tc>
+          <w:tcPr>
+            <w:tcW w:w="4320" w:type="dxa"/>
+          </w:tcPr>
+          <w:p>
+            <w:pPr>
+              <w:cnfStyle w:val="000000010000" w:firstRow="0" w:lastRow="0" w:firstColumn="0" w:lastColumn="0" w:oddVBand="0" w:evenVBand="0" w:oddHBand="0" w:evenHBand="1" w:firstRowFirstColumn="0" w:firstRowLastColumn="0" w:lastRowFirstColumn="0" w:lastRowLastColumn="0"/>
+              <w:rPr>
+                <w:rFonts w:ascii="Times New Roman" w:hAnsi="Times New Roman" w:cs="Times New Roman"/>
+              </w:rPr>
+            </w:pPr>
+            <w:r>
+              <w:rPr>
+                <w:rFonts w:ascii="Times New Roman" w:hAnsi="Times New Roman" w:cs="Times New Roman"/>
+              </w:rPr>
+              <w:t>Household role</w:t>
+            </w:r>
+          </w:p>
+        </w:tc>
+      </w:tr>
+      <w:tr>
+        <w:trPr>
+          <w:cnfStyle w:val="000000100000" w:firstRow="0" w:lastRow="0" w:firstColumn="0" w:lastColumn="0" w:oddVBand="0" w:evenVBand="0" w:oddHBand="1" w:evenHBand="0" w:firstRowFirstColumn="0" w:firstRowLastColumn="0" w:lastRowFirstColumn="0" w:lastRowLastColumn="0"/>
+        </w:trPr>
+        <w:tc>
+          <w:tcPr>
+            <w:cnfStyle w:val="001000000000" w:firstRow="0" w:lastRow="0" w:firstColumn="1" w:lastColumn="0" w:oddVBand="0" w:evenVBand="0" w:oddHBand="0" w:evenHBand="0" w:firstRowFirstColumn="0" w:firstRowLastColumn="0" w:lastRowFirstColumn="0" w:lastRowLastColumn="0"/>
+            <w:tcW w:w="4320" w:type="dxa"/>
+          </w:tcPr>
+          <w:p>
+            <w:pPr>
+              <w:rPr>
+                <w:rFonts w:ascii="Times New Roman" w:hAnsi="Times New Roman" w:cs="Times New Roman"/>
+              </w:rPr>
+            </w:pPr>
+            <w:r>
+              <w:rPr>
+                <w:rFonts w:ascii="Times New Roman" w:hAnsi="Times New Roman" w:cs="Times New Roman"/>
+              </w:rPr>
+              <w:t>major occupation code</w:t>
+            </w:r>
+          </w:p>
+        </w:tc>
+        <w:tc>
+          <w:tcPr>
+            <w:tcW w:w="4320" w:type="dxa"/>
+          </w:tcPr>
+          <w:p>
+            <w:pPr>
+              <w:cnfStyle w:val="000000100000" w:firstRow="0" w:lastRow="0" w:firstColumn="0" w:lastColumn="0" w:oddVBand="0" w:evenVBand="0" w:oddHBand="1" w:evenHBand="0" w:firstRowFirstColumn="0" w:firstRowLastColumn="0" w:lastRowFirstColumn="0" w:lastRowLastColumn="0"/>
+              <w:rPr>
+                <w:rFonts w:ascii="Times New Roman" w:hAnsi="Times New Roman" w:cs="Times New Roman"/>
+              </w:rPr>
+            </w:pPr>
+            <w:r>
+              <w:rPr>
+                <w:rFonts w:ascii="Times New Roman" w:hAnsi="Times New Roman" w:cs="Times New Roman"/>
+              </w:rPr>
+              <w:t>Occupation group</w:t>
+            </w:r>
+          </w:p>
+        </w:tc>
+      </w:tr>
+    </w:tbl>
+    <w:p>
+      <w:pPr>
+        <w:spacing w:after="160"/>
+        <w:rPr>
+          <w:rFonts w:ascii="Times New Roman" w:hAnsi="Times New Roman" w:cs="Times New Roman"/>
+        </w:rPr>
+      </w:pPr>
+    </w:p>
+    <w:p>
+      <w:pPr>
+        <w:pStyle w:val="Heading2"/>
+        <w:rPr>
+          <w:rFonts w:ascii="Times New Roman" w:hAnsi="Times New Roman" w:cs="Times New Roman"/>
+          <w:color w:val="auto"/>
+        </w:rPr>
+      </w:pPr>
+      <w:r>
+        <w:rPr>
+          <w:rFonts w:ascii="Times New Roman" w:hAnsi="Times New Roman" w:cs="Times New Roman"/>
+          <w:color w:val="auto"/>
+        </w:rPr>
+        <w:t>3. Model Architecture and Training Algorithm</w:t>
+      </w:r>
+    </w:p>
+    <w:p>
+      <w:pPr>
+        <w:pStyle w:val="Heading3"/>
+        <w:rPr>
+          <w:rFonts w:ascii="Times New Roman" w:hAnsi="Times New Roman" w:cs="Times New Roman"/>
+          <w:color w:val="auto"/>
+        </w:rPr>
+      </w:pPr>
+      <w:r>
+        <w:rPr>
+          <w:rFonts w:ascii="Times New Roman" w:hAnsi="Times New Roman" w:cs="Times New Roman"/>
+          <w:color w:val="auto"/>
+        </w:rPr>
+        <w:t>Classification</w:t>
+      </w:r>
+    </w:p>
+    <w:p>
+      <w:pPr>
+        <w:spacing w:after="160"/>
+        <w:rPr>
+          <w:rFonts w:ascii="Times New Roman" w:hAnsi="Times New Roman" w:cs="Times New Roman"/>
+        </w:rPr>
+      </w:pPr>
+      <w:r>
+        <w:rPr>
+          <w:rFonts w:ascii="Times New Roman" w:hAnsi="Times New Roman" w:cs="Times New Roman"/>
+        </w:rPr>
+        <w:t xml:space="preserve">Classification compared Logistic Regression, Random Forest, XGBoost, LightGBM, XGBoost with SMOTE, and a second XGBoost variant with feature engineering and wider hyperparameter search. RandomizedSearchCV with stratified folds was used for robust tuning. Decision threshold optimization was performed using F1 over precision-recall thresholds, rather than fixed 0.5 cutoff. </w:t>
+      </w:r>
+    </w:p>
+    <w:tbl>
+      <w:tblPr>
+        <w:tblStyle w:val="LightGrid"/>
+        <w:tblW w:w="9107" w:type="dxa"/>
+        <w:tblLayout w:type="fixed"/>
+        <w:tblLook w:val="04A0" w:firstRow="1" w:lastRow="0" w:firstColumn="1" w:lastColumn="0" w:noHBand="0" w:noVBand="1"/>
+      </w:tblPr>
+      <w:tblGrid>
+        <w:gridCol w:w="959"/>
+        <w:gridCol w:w="850"/>
+        <w:gridCol w:w="979"/>
+        <w:gridCol w:w="1289"/>
+        <w:gridCol w:w="851"/>
+        <w:gridCol w:w="850"/>
+        <w:gridCol w:w="567"/>
+        <w:gridCol w:w="600"/>
+        <w:gridCol w:w="832"/>
+        <w:gridCol w:w="1330"/>
+      </w:tblGrid>
+      <w:tr>
+        <w:trPr>
+          <w:cnfStyle w:val="100000000000" w:firstRow="1" w:lastRow="0" w:firstColumn="0" w:lastColumn="0" w:oddVBand="0" w:evenVBand="0" w:oddHBand="0" w:evenHBand="0" w:firstRowFirstColumn="0" w:firstRowLastColumn="0" w:lastRowFirstColumn="0" w:lastRowLastColumn="0"/>
+          <w:trHeight w:val="459"/>
+        </w:trPr>
+        <w:tc>
+          <w:tcPr>
+            <w:cnfStyle w:val="001000000000" w:firstRow="0" w:lastRow="0" w:firstColumn="1" w:lastColumn="0" w:oddVBand="0" w:evenVBand="0" w:oddHBand="0" w:evenHBand="0" w:firstRowFirstColumn="0" w:firstRowLastColumn="0" w:lastRowFirstColumn="0" w:lastRowLastColumn="0"/>
+            <w:tcW w:w="959" w:type="dxa"/>
+            <w:shd w:val="clear" w:color="auto" w:fill="000000" w:themeFill="text1"/>
+          </w:tcPr>
+          <w:p>
+            <w:pPr>
+              <w:jc w:val="center"/>
+              <w:rPr>
+                <w:rFonts w:ascii="Times New Roman" w:hAnsi="Times New Roman" w:cs="Times New Roman"/>
+                <w:color w:val="FFFFFF" w:themeColor="background1"/>
+                <w:sz w:val="16"/>
+                <w:szCs w:val="16"/>
+              </w:rPr>
+            </w:pPr>
+            <w:r>
+              <w:rPr>
+                <w:rFonts w:ascii="Times New Roman" w:hAnsi="Times New Roman" w:cs="Times New Roman"/>
+                <w:color w:val="FFFFFF" w:themeColor="background1"/>
+                <w:sz w:val="16"/>
+                <w:szCs w:val="16"/>
+              </w:rPr>
+              <w:t>threshold</w:t>
+            </w:r>
+          </w:p>
+        </w:tc>
+        <w:tc>
+          <w:tcPr>
+            <w:tcW w:w="850" w:type="dxa"/>
+            <w:shd w:val="clear" w:color="auto" w:fill="000000" w:themeFill="text1"/>
+          </w:tcPr>
+          <w:p>
+            <w:pPr>
+              <w:jc w:val="center"/>
+              <w:cnfStyle w:val="100000000000" w:firstRow="1" w:lastRow="0" w:firstColumn="0" w:lastColumn="0" w:oddVBand="0" w:evenVBand="0" w:oddHBand="0" w:evenHBand="0" w:firstRowFirstColumn="0" w:firstRowLastColumn="0" w:lastRowFirstColumn="0" w:lastRowLastColumn="0"/>
+              <w:rPr>
+                <w:rFonts w:ascii="Times New Roman" w:hAnsi="Times New Roman" w:cs="Times New Roman"/>
+                <w:color w:val="FFFFFF" w:themeColor="background1"/>
+                <w:sz w:val="16"/>
+                <w:szCs w:val="16"/>
+              </w:rPr>
+            </w:pPr>
+            <w:r>
+              <w:rPr>
+                <w:rFonts w:ascii="Times New Roman" w:hAnsi="Times New Roman" w:cs="Times New Roman"/>
+                <w:color w:val="FFFFFF" w:themeColor="background1"/>
+                <w:sz w:val="16"/>
+                <w:szCs w:val="16"/>
+              </w:rPr>
+              <w:t>accuracy</w:t>
+            </w:r>
+          </w:p>
+        </w:tc>
+        <w:tc>
+          <w:tcPr>
+            <w:tcW w:w="979" w:type="dxa"/>
+            <w:shd w:val="clear" w:color="auto" w:fill="000000" w:themeFill="text1"/>
+          </w:tcPr>
+          <w:p>
+            <w:pPr>
+              <w:jc w:val="center"/>
+              <w:cnfStyle w:val="100000000000" w:firstRow="1" w:lastRow="0" w:firstColumn="0" w:lastColumn="0" w:oddVBand="0" w:evenVBand="0" w:oddHBand="0" w:evenHBand="0" w:firstRowFirstColumn="0" w:firstRowLastColumn="0" w:lastRowFirstColumn="0" w:lastRowLastColumn="0"/>
+              <w:rPr>
+                <w:rFonts w:ascii="Times New Roman" w:hAnsi="Times New Roman" w:cs="Times New Roman"/>
+                <w:color w:val="FFFFFF" w:themeColor="background1"/>
+                <w:sz w:val="16"/>
+                <w:szCs w:val="16"/>
+              </w:rPr>
+            </w:pPr>
+            <w:r>
+              <w:rPr>
+                <w:rFonts w:ascii="Times New Roman" w:hAnsi="Times New Roman" w:cs="Times New Roman"/>
+                <w:color w:val="FFFFFF" w:themeColor="background1"/>
+                <w:sz w:val="16"/>
+                <w:szCs w:val="16"/>
+              </w:rPr>
+              <w:t>precision_minority</w:t>
+            </w:r>
+          </w:p>
+        </w:tc>
+        <w:tc>
+          <w:tcPr>
+            <w:tcW w:w="1289" w:type="dxa"/>
+            <w:shd w:val="clear" w:color="auto" w:fill="000000" w:themeFill="text1"/>
+          </w:tcPr>
+          <w:p>
+            <w:pPr>
+              <w:jc w:val="center"/>
+              <w:cnfStyle w:val="100000000000" w:firstRow="1" w:lastRow="0" w:firstColumn="0" w:lastColumn="0" w:oddVBand="0" w:evenVBand="0" w:oddHBand="0" w:evenHBand="0" w:firstRowFirstColumn="0" w:firstRowLastColumn="0" w:lastRowFirstColumn="0" w:lastRowLastColumn="0"/>
+              <w:rPr>
+                <w:rFonts w:ascii="Times New Roman" w:hAnsi="Times New Roman" w:cs="Times New Roman"/>
+                <w:color w:val="FFFFFF" w:themeColor="background1"/>
+                <w:sz w:val="16"/>
+                <w:szCs w:val="16"/>
+              </w:rPr>
+            </w:pPr>
+            <w:r>
+              <w:rPr>
+                <w:rFonts w:ascii="Times New Roman" w:hAnsi="Times New Roman" w:cs="Times New Roman"/>
+                <w:color w:val="FFFFFF" w:themeColor="background1"/>
+                <w:sz w:val="16"/>
+                <w:szCs w:val="16"/>
+              </w:rPr>
+              <w:t>recall_minority</w:t>
+            </w:r>
+          </w:p>
+        </w:tc>
+        <w:tc>
+          <w:tcPr>
+            <w:tcW w:w="851" w:type="dxa"/>
+            <w:shd w:val="clear" w:color="auto" w:fill="000000" w:themeFill="text1"/>
+          </w:tcPr>
+          <w:p>
+            <w:pPr>
+              <w:jc w:val="center"/>
+              <w:cnfStyle w:val="100000000000" w:firstRow="1" w:lastRow="0" w:firstColumn="0" w:lastColumn="0" w:oddVBand="0" w:evenVBand="0" w:oddHBand="0" w:evenHBand="0" w:firstRowFirstColumn="0" w:firstRowLastColumn="0" w:lastRowFirstColumn="0" w:lastRowLastColumn="0"/>
+              <w:rPr>
+                <w:rFonts w:ascii="Times New Roman" w:hAnsi="Times New Roman" w:cs="Times New Roman"/>
+                <w:color w:val="FFFFFF" w:themeColor="background1"/>
+                <w:sz w:val="16"/>
+                <w:szCs w:val="16"/>
+              </w:rPr>
+            </w:pPr>
+            <w:r>
+              <w:rPr>
+                <w:rFonts w:ascii="Times New Roman" w:hAnsi="Times New Roman" w:cs="Times New Roman"/>
+                <w:color w:val="FFFFFF" w:themeColor="background1"/>
+                <w:sz w:val="16"/>
+                <w:szCs w:val="16"/>
+              </w:rPr>
+              <w:t>f1_minority</w:t>
+            </w:r>
+          </w:p>
+        </w:tc>
+        <w:tc>
+          <w:tcPr>
+            <w:tcW w:w="850" w:type="dxa"/>
+            <w:shd w:val="clear" w:color="auto" w:fill="000000" w:themeFill="text1"/>
+          </w:tcPr>
+          <w:p>
+            <w:pPr>
+              <w:jc w:val="center"/>
+              <w:cnfStyle w:val="100000000000" w:firstRow="1" w:lastRow="0" w:firstColumn="0" w:lastColumn="0" w:oddVBand="0" w:evenVBand="0" w:oddHBand="0" w:evenHBand="0" w:firstRowFirstColumn="0" w:firstRowLastColumn="0" w:lastRowFirstColumn="0" w:lastRowLastColumn="0"/>
+              <w:rPr>
+                <w:rFonts w:ascii="Times New Roman" w:hAnsi="Times New Roman" w:cs="Times New Roman"/>
+                <w:color w:val="FFFFFF" w:themeColor="background1"/>
+                <w:sz w:val="16"/>
+                <w:szCs w:val="16"/>
+              </w:rPr>
+            </w:pPr>
+            <w:r>
+              <w:rPr>
+                <w:rFonts w:ascii="Times New Roman" w:hAnsi="Times New Roman" w:cs="Times New Roman"/>
+                <w:color w:val="FFFFFF" w:themeColor="background1"/>
+                <w:sz w:val="14"/>
+                <w:szCs w:val="14"/>
+              </w:rPr>
+              <w:t>High Earners found</w:t>
+            </w:r>
+          </w:p>
+        </w:tc>
+        <w:tc>
+          <w:tcPr>
+            <w:tcW w:w="567" w:type="dxa"/>
+            <w:shd w:val="clear" w:color="auto" w:fill="000000" w:themeFill="text1"/>
+          </w:tcPr>
+          <w:p>
+            <w:pPr>
+              <w:jc w:val="center"/>
+              <w:cnfStyle w:val="100000000000" w:firstRow="1" w:lastRow="0" w:firstColumn="0" w:lastColumn="0" w:oddVBand="0" w:evenVBand="0" w:oddHBand="0" w:evenHBand="0" w:firstRowFirstColumn="0" w:firstRowLastColumn="0" w:lastRowFirstColumn="0" w:lastRowLastColumn="0"/>
+              <w:rPr>
+                <w:rFonts w:ascii="Times New Roman" w:hAnsi="Times New Roman" w:cs="Times New Roman"/>
+                <w:color w:val="FFFFFF" w:themeColor="background1"/>
+                <w:sz w:val="10"/>
+                <w:szCs w:val="10"/>
+              </w:rPr>
+            </w:pPr>
+            <w:r>
+              <w:rPr>
+                <w:rFonts w:ascii="Times New Roman" w:hAnsi="Times New Roman" w:cs="Times New Roman"/>
+                <w:color w:val="FFFFFF" w:themeColor="background1"/>
+                <w:sz w:val="10"/>
+                <w:szCs w:val="10"/>
+              </w:rPr>
+              <w:t>High Earners not found</w:t>
+            </w:r>
+          </w:p>
+        </w:tc>
+        <w:tc>
+          <w:tcPr>
+            <w:tcW w:w="600" w:type="dxa"/>
+            <w:shd w:val="clear" w:color="auto" w:fill="000000" w:themeFill="text1"/>
+          </w:tcPr>
+          <w:p>
+            <w:pPr>
+              <w:jc w:val="center"/>
+              <w:cnfStyle w:val="100000000000" w:firstRow="1" w:lastRow="0" w:firstColumn="0" w:lastColumn="0" w:oddVBand="0" w:evenVBand="0" w:oddHBand="0" w:evenHBand="0" w:firstRowFirstColumn="0" w:firstRowLastColumn="0" w:lastRowFirstColumn="0" w:lastRowLastColumn="0"/>
+              <w:rPr>
+                <w:rFonts w:ascii="Times New Roman" w:hAnsi="Times New Roman" w:cs="Times New Roman"/>
+                <w:color w:val="FFFFFF" w:themeColor="background1"/>
+                <w:sz w:val="10"/>
+                <w:szCs w:val="10"/>
+              </w:rPr>
+            </w:pPr>
+            <w:r>
+              <w:rPr>
+                <w:rFonts w:ascii="Times New Roman" w:hAnsi="Times New Roman" w:cs="Times New Roman"/>
+                <w:color w:val="FFFFFF" w:themeColor="background1"/>
+                <w:sz w:val="10"/>
+                <w:szCs w:val="10"/>
+              </w:rPr>
+              <w:t>Non-High Earners found</w:t>
+            </w:r>
+          </w:p>
+        </w:tc>
+        <w:tc>
+          <w:tcPr>
+            <w:tcW w:w="832" w:type="dxa"/>
+            <w:shd w:val="clear" w:color="auto" w:fill="000000" w:themeFill="text1"/>
+          </w:tcPr>
+          <w:p>
+            <w:pPr>
+              <w:jc w:val="center"/>
+              <w:cnfStyle w:val="100000000000" w:firstRow="1" w:lastRow="0" w:firstColumn="0" w:lastColumn="0" w:oddVBand="0" w:evenVBand="0" w:oddHBand="0" w:evenHBand="0" w:firstRowFirstColumn="0" w:firstRowLastColumn="0" w:lastRowFirstColumn="0" w:lastRowLastColumn="0"/>
+              <w:rPr>
+                <w:rFonts w:ascii="Times New Roman" w:hAnsi="Times New Roman" w:cs="Times New Roman"/>
+                <w:color w:val="FFFFFF" w:themeColor="background1"/>
+                <w:sz w:val="14"/>
+                <w:szCs w:val="14"/>
+              </w:rPr>
+            </w:pPr>
+            <w:r>
+              <w:rPr>
+                <w:rFonts w:ascii="Times New Roman" w:hAnsi="Times New Roman" w:cs="Times New Roman"/>
+                <w:color w:val="FFFFFF" w:themeColor="background1"/>
+                <w:sz w:val="14"/>
+                <w:szCs w:val="14"/>
+              </w:rPr>
+              <w:t>Non-High Earners found</w:t>
+            </w:r>
+          </w:p>
+        </w:tc>
+        <w:tc>
+          <w:tcPr>
+            <w:tcW w:w="1330" w:type="dxa"/>
+            <w:shd w:val="clear" w:color="auto" w:fill="000000" w:themeFill="text1"/>
+          </w:tcPr>
+          <w:p>
+            <w:pPr>
+              <w:jc w:val="center"/>
+              <w:cnfStyle w:val="100000000000" w:firstRow="1" w:lastRow="0" w:firstColumn="0" w:lastColumn="0" w:oddVBand="0" w:evenVBand="0" w:oddHBand="0" w:evenHBand="0" w:firstRowFirstColumn="0" w:firstRowLastColumn="0" w:lastRowFirstColumn="0" w:lastRowLastColumn="0"/>
+              <w:rPr>
+                <w:rFonts w:ascii="Times New Roman" w:hAnsi="Times New Roman" w:cs="Times New Roman"/>
+                <w:color w:val="FFFFFF" w:themeColor="background1"/>
+                <w:sz w:val="16"/>
+                <w:szCs w:val="16"/>
+              </w:rPr>
+            </w:pPr>
+            <w:r>
+              <w:rPr>
+                <w:rFonts w:ascii="Times New Roman" w:hAnsi="Times New Roman" w:cs="Times New Roman"/>
+                <w:color w:val="FFFFFF" w:themeColor="background1"/>
+                <w:sz w:val="16"/>
+                <w:szCs w:val="16"/>
+              </w:rPr>
+              <w:t>source</w:t>
+            </w:r>
+          </w:p>
+        </w:tc>
+      </w:tr>
+      <w:tr>
+        <w:trPr>
+          <w:cnfStyle w:val="000000100000" w:firstRow="0" w:lastRow="0" w:firstColumn="0" w:lastColumn="0" w:oddVBand="0" w:evenVBand="0" w:oddHBand="1" w:evenHBand="0" w:firstRowFirstColumn="0" w:firstRowLastColumn="0" w:lastRowFirstColumn="0" w:lastRowLastColumn="0"/>
+          <w:trHeight w:val="153"/>
+        </w:trPr>
+        <w:tc>
+          <w:tcPr>
+            <w:cnfStyle w:val="001000000000" w:firstRow="0" w:lastRow="0" w:firstColumn="1" w:lastColumn="0" w:oddVBand="0" w:evenVBand="0" w:oddHBand="0" w:evenHBand="0" w:firstRowFirstColumn="0" w:firstRowLastColumn="0" w:lastRowFirstColumn="0" w:lastRowLastColumn="0"/>
+            <w:tcW w:w="959" w:type="dxa"/>
+          </w:tcPr>
+          <w:p>
+            <w:pPr>
+              <w:rPr>
+                <w:rFonts w:ascii="Times New Roman" w:hAnsi="Times New Roman" w:cs="Times New Roman"/>
+                <w:sz w:val="16"/>
+                <w:szCs w:val="16"/>
+              </w:rPr>
+            </w:pPr>
+            <w:r>
+              <w:rPr>
+                <w:rFonts w:ascii="Times New Roman" w:hAnsi="Times New Roman" w:cs="Times New Roman"/>
+                <w:sz w:val="16"/>
+                <w:szCs w:val="16"/>
+              </w:rPr>
+              <w:t>0.5000</w:t>
+            </w:r>
+          </w:p>
+        </w:tc>
+        <w:tc>
+          <w:tcPr>
+            <w:tcW w:w="850" w:type="dxa"/>
+          </w:tcPr>
+          <w:p>
+            <w:pPr>
+              <w:cnfStyle w:val="000000100000" w:firstRow="0" w:lastRow="0" w:firstColumn="0" w:lastColumn="0" w:oddVBand="0" w:evenVBand="0" w:oddHBand="1" w:evenHBand="0" w:firstRowFirstColumn="0" w:firstRowLastColumn="0" w:lastRowFirstColumn="0" w:lastRowLastColumn="0"/>
+              <w:rPr>
+                <w:rFonts w:ascii="Times New Roman" w:hAnsi="Times New Roman" w:cs="Times New Roman"/>
+                <w:sz w:val="16"/>
+                <w:szCs w:val="16"/>
+              </w:rPr>
+            </w:pPr>
+            <w:r>
+              <w:rPr>
+                <w:rFonts w:ascii="Times New Roman" w:hAnsi="Times New Roman" w:cs="Times New Roman"/>
+                <w:sz w:val="16"/>
+                <w:szCs w:val="16"/>
+              </w:rPr>
+              <w:t>0.9190</w:t>
+            </w:r>
+          </w:p>
+        </w:tc>
+        <w:tc>
+          <w:tcPr>
+            <w:tcW w:w="979" w:type="dxa"/>
+          </w:tcPr>
+          <w:p>
+            <w:pPr>
+              <w:cnfStyle w:val="000000100000" w:firstRow="0" w:lastRow="0" w:firstColumn="0" w:lastColumn="0" w:oddVBand="0" w:evenVBand="0" w:oddHBand="1" w:evenHBand="0" w:firstRowFirstColumn="0" w:firstRowLastColumn="0" w:lastRowFirstColumn="0" w:lastRowLastColumn="0"/>
+              <w:rPr>
+                <w:rFonts w:ascii="Times New Roman" w:hAnsi="Times New Roman" w:cs="Times New Roman"/>
+                <w:sz w:val="16"/>
+                <w:szCs w:val="16"/>
+              </w:rPr>
+            </w:pPr>
+            <w:r>
+              <w:rPr>
+                <w:rFonts w:ascii="Times New Roman" w:hAnsi="Times New Roman" w:cs="Times New Roman"/>
+                <w:sz w:val="16"/>
+                <w:szCs w:val="16"/>
+              </w:rPr>
+              <w:t>0.4201</w:t>
+            </w:r>
+          </w:p>
+        </w:tc>
+        <w:tc>
+          <w:tcPr>
+            <w:tcW w:w="1289" w:type="dxa"/>
+          </w:tcPr>
+          <w:p>
+            <w:pPr>
+              <w:cnfStyle w:val="000000100000" w:firstRow="0" w:lastRow="0" w:firstColumn="0" w:lastColumn="0" w:oddVBand="0" w:evenVBand="0" w:oddHBand="1" w:evenHBand="0" w:firstRowFirstColumn="0" w:firstRowLastColumn="0" w:lastRowFirstColumn="0" w:lastRowLastColumn="0"/>
+              <w:rPr>
+                <w:rFonts w:ascii="Times New Roman" w:hAnsi="Times New Roman" w:cs="Times New Roman"/>
+                <w:sz w:val="16"/>
+                <w:szCs w:val="16"/>
+              </w:rPr>
+            </w:pPr>
+            <w:r>
+              <w:rPr>
+                <w:rFonts w:ascii="Times New Roman" w:hAnsi="Times New Roman" w:cs="Times New Roman"/>
+                <w:sz w:val="16"/>
+                <w:szCs w:val="16"/>
+              </w:rPr>
+              <w:t>0.8053</w:t>
+            </w:r>
+          </w:p>
+        </w:tc>
+        <w:tc>
+          <w:tcPr>
+            <w:tcW w:w="851" w:type="dxa"/>
+          </w:tcPr>
+          <w:p>
+            <w:pPr>
+              <w:cnfStyle w:val="000000100000" w:firstRow="0" w:lastRow="0" w:firstColumn="0" w:lastColumn="0" w:oddVBand="0" w:evenVBand="0" w:oddHBand="1" w:evenHBand="0" w:firstRowFirstColumn="0" w:firstRowLastColumn="0" w:lastRowFirstColumn="0" w:lastRowLastColumn="0"/>
+              <w:rPr>
+                <w:rFonts w:ascii="Times New Roman" w:hAnsi="Times New Roman" w:cs="Times New Roman"/>
+                <w:sz w:val="16"/>
+                <w:szCs w:val="16"/>
+              </w:rPr>
+            </w:pPr>
+            <w:r>
+              <w:rPr>
+                <w:rFonts w:ascii="Times New Roman" w:hAnsi="Times New Roman" w:cs="Times New Roman"/>
+                <w:sz w:val="16"/>
+                <w:szCs w:val="16"/>
+              </w:rPr>
+              <w:t>0.5522</w:t>
+            </w:r>
+          </w:p>
+        </w:tc>
+        <w:tc>
+          <w:tcPr>
+            <w:tcW w:w="850" w:type="dxa"/>
+          </w:tcPr>
+          <w:p>
+            <w:pPr>
+              <w:cnfStyle w:val="000000100000" w:firstRow="0" w:lastRow="0" w:firstColumn="0" w:lastColumn="0" w:oddVBand="0" w:evenVBand="0" w:oddHBand="1" w:evenHBand="0" w:firstRowFirstColumn="0" w:firstRowLastColumn="0" w:lastRowFirstColumn="0" w:lastRowLastColumn="0"/>
+              <w:rPr>
+                <w:rFonts w:ascii="Times New Roman" w:hAnsi="Times New Roman" w:cs="Times New Roman"/>
+                <w:sz w:val="16"/>
+                <w:szCs w:val="16"/>
+              </w:rPr>
+            </w:pPr>
+            <w:r>
+              <w:rPr>
+                <w:rFonts w:ascii="Times New Roman" w:hAnsi="Times New Roman" w:cs="Times New Roman"/>
+                <w:sz w:val="16"/>
+                <w:szCs w:val="16"/>
+              </w:rPr>
+              <w:t>1994</w:t>
+            </w:r>
+          </w:p>
+        </w:tc>
+        <w:tc>
+          <w:tcPr>
+            <w:tcW w:w="567" w:type="dxa"/>
+          </w:tcPr>
+          <w:p>
+            <w:pPr>
+              <w:cnfStyle w:val="000000100000" w:firstRow="0" w:lastRow="0" w:firstColumn="0" w:lastColumn="0" w:oddVBand="0" w:evenVBand="0" w:oddHBand="1" w:evenHBand="0" w:firstRowFirstColumn="0" w:firstRowLastColumn="0" w:lastRowFirstColumn="0" w:lastRowLastColumn="0"/>
+              <w:rPr>
+                <w:rFonts w:ascii="Times New Roman" w:hAnsi="Times New Roman" w:cs="Times New Roman"/>
+                <w:sz w:val="16"/>
+                <w:szCs w:val="16"/>
+              </w:rPr>
+            </w:pPr>
+            <w:r>
+              <w:rPr>
+                <w:rFonts w:ascii="Times New Roman" w:hAnsi="Times New Roman" w:cs="Times New Roman"/>
+                <w:sz w:val="16"/>
+                <w:szCs w:val="16"/>
+              </w:rPr>
+              <w:t>2752</w:t>
+            </w:r>
+          </w:p>
+        </w:tc>
+        <w:tc>
+          <w:tcPr>
+            <w:tcW w:w="600" w:type="dxa"/>
+          </w:tcPr>
+          <w:p>
+            <w:pPr>
+              <w:cnfStyle w:val="000000100000" w:firstRow="0" w:lastRow="0" w:firstColumn="0" w:lastColumn="0" w:oddVBand="0" w:evenVBand="0" w:oddHBand="1" w:evenHBand="0" w:firstRowFirstColumn="0" w:firstRowLastColumn="0" w:lastRowFirstColumn="0" w:lastRowLastColumn="0"/>
+              <w:rPr>
+                <w:rFonts w:ascii="Times New Roman" w:hAnsi="Times New Roman" w:cs="Times New Roman"/>
+                <w:sz w:val="16"/>
+                <w:szCs w:val="16"/>
+              </w:rPr>
+            </w:pPr>
+            <w:r>
+              <w:rPr>
+                <w:rFonts w:ascii="Times New Roman" w:hAnsi="Times New Roman" w:cs="Times New Roman"/>
+                <w:sz w:val="16"/>
+                <w:szCs w:val="16"/>
+              </w:rPr>
+              <w:t>482</w:t>
+            </w:r>
+          </w:p>
+        </w:tc>
+        <w:tc>
+          <w:tcPr>
+            <w:tcW w:w="832" w:type="dxa"/>
+          </w:tcPr>
+          <w:p>
+            <w:pPr>
+              <w:cnfStyle w:val="000000100000" w:firstRow="0" w:lastRow="0" w:firstColumn="0" w:lastColumn="0" w:oddVBand="0" w:evenVBand="0" w:oddHBand="1" w:evenHBand="0" w:firstRowFirstColumn="0" w:firstRowLastColumn="0" w:lastRowFirstColumn="0" w:lastRowLastColumn="0"/>
+              <w:rPr>
+                <w:rFonts w:ascii="Times New Roman" w:hAnsi="Times New Roman" w:cs="Times New Roman"/>
+                <w:sz w:val="16"/>
+                <w:szCs w:val="16"/>
+              </w:rPr>
+            </w:pPr>
+            <w:r>
+              <w:rPr>
+                <w:rFonts w:ascii="Times New Roman" w:hAnsi="Times New Roman" w:cs="Times New Roman"/>
+                <w:sz w:val="16"/>
+                <w:szCs w:val="16"/>
+              </w:rPr>
+              <w:t>34677</w:t>
+            </w:r>
+          </w:p>
+        </w:tc>
+        <w:tc>
+          <w:tcPr>
+            <w:tcW w:w="1330" w:type="dxa"/>
+          </w:tcPr>
+          <w:p>
+            <w:pPr>
+              <w:cnfStyle w:val="000000100000" w:firstRow="0" w:lastRow="0" w:firstColumn="0" w:lastColumn="0" w:oddVBand="0" w:evenVBand="0" w:oddHBand="1" w:evenHBand="0" w:firstRowFirstColumn="0" w:firstRowLastColumn="0" w:lastRowFirstColumn="0" w:lastRowLastColumn="0"/>
+              <w:rPr>
+                <w:rFonts w:ascii="Times New Roman" w:hAnsi="Times New Roman" w:cs="Times New Roman"/>
+                <w:sz w:val="16"/>
+                <w:szCs w:val="16"/>
+              </w:rPr>
+            </w:pPr>
+            <w:r>
+              <w:rPr>
+                <w:rFonts w:ascii="Times New Roman" w:hAnsi="Times New Roman" w:cs="Times New Roman"/>
+                <w:sz w:val="16"/>
+                <w:szCs w:val="16"/>
+              </w:rPr>
+              <w:t>default</w:t>
+            </w:r>
+          </w:p>
+        </w:tc>
+      </w:tr>
+      <w:tr>
+        <w:trPr>
+          <w:cnfStyle w:val="000000010000" w:firstRow="0" w:lastRow="0" w:firstColumn="0" w:lastColumn="0" w:oddVBand="0" w:evenVBand="0" w:oddHBand="0" w:evenHBand="1" w:firstRowFirstColumn="0" w:firstRowLastColumn="0" w:lastRowFirstColumn="0" w:lastRowLastColumn="0"/>
+          <w:trHeight w:val="306"/>
+        </w:trPr>
+        <w:tc>
+          <w:tcPr>
+            <w:cnfStyle w:val="001000000000" w:firstRow="0" w:lastRow="0" w:firstColumn="1" w:lastColumn="0" w:oddVBand="0" w:evenVBand="0" w:oddHBand="0" w:evenHBand="0" w:firstRowFirstColumn="0" w:firstRowLastColumn="0" w:lastRowFirstColumn="0" w:lastRowLastColumn="0"/>
+            <w:tcW w:w="959" w:type="dxa"/>
+          </w:tcPr>
+          <w:p>
+            <w:pPr>
+              <w:rPr>
+                <w:rFonts w:ascii="Times New Roman" w:hAnsi="Times New Roman" w:cs="Times New Roman"/>
+                <w:sz w:val="16"/>
+                <w:szCs w:val="16"/>
+              </w:rPr>
+            </w:pPr>
+            <w:r>
+              <w:rPr>
+                <w:rFonts w:ascii="Times New Roman" w:hAnsi="Times New Roman" w:cs="Times New Roman"/>
+                <w:sz w:val="16"/>
+                <w:szCs w:val="16"/>
+              </w:rPr>
+              <w:t>0.7490</w:t>
+            </w:r>
+          </w:p>
+        </w:tc>
+        <w:tc>
+          <w:tcPr>
+            <w:tcW w:w="850" w:type="dxa"/>
+          </w:tcPr>
+          <w:p>
+            <w:pPr>
+              <w:cnfStyle w:val="000000010000" w:firstRow="0" w:lastRow="0" w:firstColumn="0" w:lastColumn="0" w:oddVBand="0" w:evenVBand="0" w:oddHBand="0" w:evenHBand="1" w:firstRowFirstColumn="0" w:firstRowLastColumn="0" w:lastRowFirstColumn="0" w:lastRowLastColumn="0"/>
+              <w:rPr>
+                <w:rFonts w:ascii="Times New Roman" w:hAnsi="Times New Roman" w:cs="Times New Roman"/>
+                <w:sz w:val="16"/>
+                <w:szCs w:val="16"/>
+              </w:rPr>
+            </w:pPr>
+            <w:r>
+              <w:rPr>
+                <w:rFonts w:ascii="Times New Roman" w:hAnsi="Times New Roman" w:cs="Times New Roman"/>
+                <w:sz w:val="16"/>
+                <w:szCs w:val="16"/>
+              </w:rPr>
+              <w:t>0.9529</w:t>
+            </w:r>
+          </w:p>
+        </w:tc>
+        <w:tc>
+          <w:tcPr>
+            <w:tcW w:w="979" w:type="dxa"/>
+          </w:tcPr>
+          <w:p>
+            <w:pPr>
+              <w:cnfStyle w:val="000000010000" w:firstRow="0" w:lastRow="0" w:firstColumn="0" w:lastColumn="0" w:oddVBand="0" w:evenVBand="0" w:oddHBand="0" w:evenHBand="1" w:firstRowFirstColumn="0" w:firstRowLastColumn="0" w:lastRowFirstColumn="0" w:lastRowLastColumn="0"/>
+              <w:rPr>
+                <w:rFonts w:ascii="Times New Roman" w:hAnsi="Times New Roman" w:cs="Times New Roman"/>
+                <w:sz w:val="16"/>
+                <w:szCs w:val="16"/>
+              </w:rPr>
+            </w:pPr>
+            <w:r>
+              <w:rPr>
+                <w:rFonts w:ascii="Times New Roman" w:hAnsi="Times New Roman" w:cs="Times New Roman"/>
+                <w:sz w:val="16"/>
+                <w:szCs w:val="16"/>
+              </w:rPr>
+              <w:t>0.6181</w:t>
+            </w:r>
+          </w:p>
+        </w:tc>
+        <w:tc>
+          <w:tcPr>
+            <w:tcW w:w="1289" w:type="dxa"/>
+          </w:tcPr>
+          <w:p>
+            <w:pPr>
+              <w:cnfStyle w:val="000000010000" w:firstRow="0" w:lastRow="0" w:firstColumn="0" w:lastColumn="0" w:oddVBand="0" w:evenVBand="0" w:oddHBand="0" w:evenHBand="1" w:firstRowFirstColumn="0" w:firstRowLastColumn="0" w:lastRowFirstColumn="0" w:lastRowLastColumn="0"/>
+              <w:rPr>
+                <w:rFonts w:ascii="Times New Roman" w:hAnsi="Times New Roman" w:cs="Times New Roman"/>
+                <w:sz w:val="16"/>
+                <w:szCs w:val="16"/>
+              </w:rPr>
+            </w:pPr>
+            <w:r>
+              <w:rPr>
+                <w:rFonts w:ascii="Times New Roman" w:hAnsi="Times New Roman" w:cs="Times New Roman"/>
+                <w:sz w:val="16"/>
+                <w:szCs w:val="16"/>
+              </w:rPr>
+              <w:t>0.6288</w:t>
+            </w:r>
+          </w:p>
+        </w:tc>
+        <w:tc>
+          <w:tcPr>
+            <w:tcW w:w="851" w:type="dxa"/>
+          </w:tcPr>
+          <w:p>
+            <w:pPr>
+              <w:cnfStyle w:val="000000010000" w:firstRow="0" w:lastRow="0" w:firstColumn="0" w:lastColumn="0" w:oddVBand="0" w:evenVBand="0" w:oddHBand="0" w:evenHBand="1" w:firstRowFirstColumn="0" w:firstRowLastColumn="0" w:lastRowFirstColumn="0" w:lastRowLastColumn="0"/>
+              <w:rPr>
+                <w:rFonts w:ascii="Times New Roman" w:hAnsi="Times New Roman" w:cs="Times New Roman"/>
+                <w:sz w:val="16"/>
+                <w:szCs w:val="16"/>
+              </w:rPr>
+            </w:pPr>
+            <w:r>
+              <w:rPr>
+                <w:rFonts w:ascii="Times New Roman" w:hAnsi="Times New Roman" w:cs="Times New Roman"/>
+                <w:sz w:val="16"/>
+                <w:szCs w:val="16"/>
+              </w:rPr>
+              <w:t>0.6234</w:t>
+            </w:r>
+          </w:p>
+        </w:tc>
+        <w:tc>
+          <w:tcPr>
+            <w:tcW w:w="850" w:type="dxa"/>
+          </w:tcPr>
+          <w:p>
+            <w:pPr>
+              <w:cnfStyle w:val="000000010000" w:firstRow="0" w:lastRow="0" w:firstColumn="0" w:lastColumn="0" w:oddVBand="0" w:evenVBand="0" w:oddHBand="0" w:evenHBand="1" w:firstRowFirstColumn="0" w:firstRowLastColumn="0" w:lastRowFirstColumn="0" w:lastRowLastColumn="0"/>
+              <w:rPr>
+                <w:rFonts w:ascii="Times New Roman" w:hAnsi="Times New Roman" w:cs="Times New Roman"/>
+                <w:sz w:val="16"/>
+                <w:szCs w:val="16"/>
+              </w:rPr>
+            </w:pPr>
+            <w:r>
+              <w:rPr>
+                <w:rFonts w:ascii="Times New Roman" w:hAnsi="Times New Roman" w:cs="Times New Roman"/>
+                <w:sz w:val="16"/>
+                <w:szCs w:val="16"/>
+              </w:rPr>
+              <w:t>1557</w:t>
+            </w:r>
+          </w:p>
+        </w:tc>
+        <w:tc>
+          <w:tcPr>
+            <w:tcW w:w="567" w:type="dxa"/>
+          </w:tcPr>
+          <w:p>
+            <w:pPr>
+              <w:cnfStyle w:val="000000010000" w:firstRow="0" w:lastRow="0" w:firstColumn="0" w:lastColumn="0" w:oddVBand="0" w:evenVBand="0" w:oddHBand="0" w:evenHBand="1" w:firstRowFirstColumn="0" w:firstRowLastColumn="0" w:lastRowFirstColumn="0" w:lastRowLastColumn="0"/>
+              <w:rPr>
+                <w:rFonts w:ascii="Times New Roman" w:hAnsi="Times New Roman" w:cs="Times New Roman"/>
+                <w:sz w:val="16"/>
+                <w:szCs w:val="16"/>
+              </w:rPr>
+            </w:pPr>
+            <w:r>
+              <w:rPr>
+                <w:rFonts w:ascii="Times New Roman" w:hAnsi="Times New Roman" w:cs="Times New Roman"/>
+                <w:sz w:val="16"/>
+                <w:szCs w:val="16"/>
+              </w:rPr>
+              <w:t>962</w:t>
+            </w:r>
+          </w:p>
+        </w:tc>
+        <w:tc>
+          <w:tcPr>
+            <w:tcW w:w="600" w:type="dxa"/>
+          </w:tcPr>
+          <w:p>
+            <w:pPr>
+              <w:cnfStyle w:val="000000010000" w:firstRow="0" w:lastRow="0" w:firstColumn="0" w:lastColumn="0" w:oddVBand="0" w:evenVBand="0" w:oddHBand="0" w:evenHBand="1" w:firstRowFirstColumn="0" w:firstRowLastColumn="0" w:lastRowFirstColumn="0" w:lastRowLastColumn="0"/>
+              <w:rPr>
+                <w:rFonts w:ascii="Times New Roman" w:hAnsi="Times New Roman" w:cs="Times New Roman"/>
+                <w:sz w:val="16"/>
+                <w:szCs w:val="16"/>
+              </w:rPr>
+            </w:pPr>
+            <w:r>
+              <w:rPr>
+                <w:rFonts w:ascii="Times New Roman" w:hAnsi="Times New Roman" w:cs="Times New Roman"/>
+                <w:sz w:val="16"/>
+                <w:szCs w:val="16"/>
+              </w:rPr>
+              <w:t>919</w:t>
+            </w:r>
+          </w:p>
+        </w:tc>
+        <w:tc>
+          <w:tcPr>
+            <w:tcW w:w="832" w:type="dxa"/>
+          </w:tcPr>
+          <w:p>
+            <w:pPr>
+              <w:cnfStyle w:val="000000010000" w:firstRow="0" w:lastRow="0" w:firstColumn="0" w:lastColumn="0" w:oddVBand="0" w:evenVBand="0" w:oddHBand="0" w:evenHBand="1" w:firstRowFirstColumn="0" w:firstRowLastColumn="0" w:lastRowFirstColumn="0" w:lastRowLastColumn="0"/>
+              <w:rPr>
+                <w:rFonts w:ascii="Times New Roman" w:hAnsi="Times New Roman" w:cs="Times New Roman"/>
+                <w:sz w:val="16"/>
+                <w:szCs w:val="16"/>
+              </w:rPr>
+            </w:pPr>
+            <w:r>
+              <w:rPr>
+                <w:rFonts w:ascii="Times New Roman" w:hAnsi="Times New Roman" w:cs="Times New Roman"/>
+                <w:sz w:val="16"/>
+                <w:szCs w:val="16"/>
+              </w:rPr>
+              <w:t>36467</w:t>
+            </w:r>
+          </w:p>
+        </w:tc>
+        <w:tc>
+          <w:tcPr>
+            <w:tcW w:w="1330" w:type="dxa"/>
+          </w:tcPr>
+          <w:p>
+            <w:pPr>
+              <w:cnfStyle w:val="000000010000" w:firstRow="0" w:lastRow="0" w:firstColumn="0" w:lastColumn="0" w:oddVBand="0" w:evenVBand="0" w:oddHBand="0" w:evenHBand="1" w:firstRowFirstColumn="0" w:firstRowLastColumn="0" w:lastRowFirstColumn="0" w:lastRowLastColumn="0"/>
+              <w:rPr>
+                <w:rFonts w:ascii="Times New Roman" w:hAnsi="Times New Roman" w:cs="Times New Roman"/>
+                <w:sz w:val="16"/>
+                <w:szCs w:val="16"/>
+              </w:rPr>
+            </w:pPr>
+            <w:r>
+              <w:rPr>
+                <w:rFonts w:ascii="Times New Roman" w:hAnsi="Times New Roman" w:cs="Times New Roman"/>
+                <w:sz w:val="16"/>
+                <w:szCs w:val="16"/>
+              </w:rPr>
+              <w:t>notebook_selected</w:t>
+            </w:r>
+          </w:p>
+        </w:tc>
+      </w:tr>
+      <w:tr>
+        <w:trPr>
+          <w:cnfStyle w:val="000000100000" w:firstRow="0" w:lastRow="0" w:firstColumn="0" w:lastColumn="0" w:oddVBand="0" w:evenVBand="0" w:oddHBand="1" w:evenHBand="0" w:firstRowFirstColumn="0" w:firstRowLastColumn="0" w:lastRowFirstColumn="0" w:lastRowLastColumn="0"/>
+          <w:trHeight w:val="153"/>
+        </w:trPr>
+        <w:tc>
+          <w:tcPr>
+            <w:cnfStyle w:val="001000000000" w:firstRow="0" w:lastRow="0" w:firstColumn="1" w:lastColumn="0" w:oddVBand="0" w:evenVBand="0" w:oddHBand="0" w:evenHBand="0" w:firstRowFirstColumn="0" w:firstRowLastColumn="0" w:lastRowFirstColumn="0" w:lastRowLastColumn="0"/>
+            <w:tcW w:w="959" w:type="dxa"/>
+          </w:tcPr>
+          <w:p>
+            <w:pPr>
+              <w:rPr>
+                <w:rFonts w:ascii="Times New Roman" w:hAnsi="Times New Roman" w:cs="Times New Roman"/>
+                <w:sz w:val="16"/>
+                <w:szCs w:val="16"/>
+              </w:rPr>
+            </w:pPr>
+            <w:r>
+              <w:rPr>
+                <w:rFonts w:ascii="Times New Roman" w:hAnsi="Times New Roman" w:cs="Times New Roman"/>
+                <w:sz w:val="16"/>
+                <w:szCs w:val="16"/>
+              </w:rPr>
+              <w:t>0.7494</w:t>
+            </w:r>
+          </w:p>
+        </w:tc>
+        <w:tc>
+          <w:tcPr>
+            <w:tcW w:w="850" w:type="dxa"/>
+          </w:tcPr>
+          <w:p>
+            <w:pPr>
+              <w:cnfStyle w:val="000000100000" w:firstRow="0" w:lastRow="0" w:firstColumn="0" w:lastColumn="0" w:oddVBand="0" w:evenVBand="0" w:oddHBand="1" w:evenHBand="0" w:firstRowFirstColumn="0" w:firstRowLastColumn="0" w:lastRowFirstColumn="0" w:lastRowLastColumn="0"/>
+              <w:rPr>
+                <w:rFonts w:ascii="Times New Roman" w:hAnsi="Times New Roman" w:cs="Times New Roman"/>
+                <w:sz w:val="16"/>
+                <w:szCs w:val="16"/>
+              </w:rPr>
+            </w:pPr>
+            <w:r>
+              <w:rPr>
+                <w:rFonts w:ascii="Times New Roman" w:hAnsi="Times New Roman" w:cs="Times New Roman"/>
+                <w:sz w:val="16"/>
+                <w:szCs w:val="16"/>
+              </w:rPr>
+              <w:t>0.9529</w:t>
+            </w:r>
+          </w:p>
+        </w:tc>
+        <w:tc>
+          <w:tcPr>
+            <w:tcW w:w="979" w:type="dxa"/>
+          </w:tcPr>
+          <w:p>
+            <w:pPr>
+              <w:cnfStyle w:val="000000100000" w:firstRow="0" w:lastRow="0" w:firstColumn="0" w:lastColumn="0" w:oddVBand="0" w:evenVBand="0" w:oddHBand="1" w:evenHBand="0" w:firstRowFirstColumn="0" w:firstRowLastColumn="0" w:lastRowFirstColumn="0" w:lastRowLastColumn="0"/>
+              <w:rPr>
+                <w:rFonts w:ascii="Times New Roman" w:hAnsi="Times New Roman" w:cs="Times New Roman"/>
+                <w:sz w:val="16"/>
+                <w:szCs w:val="16"/>
+              </w:rPr>
+            </w:pPr>
+            <w:r>
+              <w:rPr>
+                <w:rFonts w:ascii="Times New Roman" w:hAnsi="Times New Roman" w:cs="Times New Roman"/>
+                <w:sz w:val="16"/>
+                <w:szCs w:val="16"/>
+              </w:rPr>
+              <w:t>0.6186</w:t>
+            </w:r>
+          </w:p>
+        </w:tc>
+        <w:tc>
+          <w:tcPr>
+            <w:tcW w:w="1289" w:type="dxa"/>
+          </w:tcPr>
+          <w:p>
+            <w:pPr>
+              <w:cnfStyle w:val="000000100000" w:firstRow="0" w:lastRow="0" w:firstColumn="0" w:lastColumn="0" w:oddVBand="0" w:evenVBand="0" w:oddHBand="1" w:evenHBand="0" w:firstRowFirstColumn="0" w:firstRowLastColumn="0" w:lastRowFirstColumn="0" w:lastRowLastColumn="0"/>
+              <w:rPr>
+                <w:rFonts w:ascii="Times New Roman" w:hAnsi="Times New Roman" w:cs="Times New Roman"/>
+                <w:sz w:val="16"/>
+                <w:szCs w:val="16"/>
+              </w:rPr>
+            </w:pPr>
+            <w:r>
+              <w:rPr>
+                <w:rFonts w:ascii="Times New Roman" w:hAnsi="Times New Roman" w:cs="Times New Roman"/>
+                <w:sz w:val="16"/>
+                <w:szCs w:val="16"/>
+              </w:rPr>
+              <w:t>0.6288</w:t>
+            </w:r>
+          </w:p>
+        </w:tc>
+        <w:tc>
+          <w:tcPr>
+            <w:tcW w:w="851" w:type="dxa"/>
+          </w:tcPr>
+          <w:p>
+            <w:pPr>
+              <w:cnfStyle w:val="000000100000" w:firstRow="0" w:lastRow="0" w:firstColumn="0" w:lastColumn="0" w:oddVBand="0" w:evenVBand="0" w:oddHBand="1" w:evenHBand="0" w:firstRowFirstColumn="0" w:firstRowLastColumn="0" w:lastRowFirstColumn="0" w:lastRowLastColumn="0"/>
+              <w:rPr>
+                <w:rFonts w:ascii="Times New Roman" w:hAnsi="Times New Roman" w:cs="Times New Roman"/>
+                <w:sz w:val="16"/>
+                <w:szCs w:val="16"/>
+              </w:rPr>
+            </w:pPr>
+            <w:r>
+              <w:rPr>
+                <w:rFonts w:ascii="Times New Roman" w:hAnsi="Times New Roman" w:cs="Times New Roman"/>
+                <w:sz w:val="16"/>
+                <w:szCs w:val="16"/>
+              </w:rPr>
+              <w:t>0.6237</w:t>
+            </w:r>
+          </w:p>
+        </w:tc>
+        <w:tc>
+          <w:tcPr>
+            <w:tcW w:w="850" w:type="dxa"/>
+          </w:tcPr>
+          <w:p>
+            <w:pPr>
+              <w:cnfStyle w:val="000000100000" w:firstRow="0" w:lastRow="0" w:firstColumn="0" w:lastColumn="0" w:oddVBand="0" w:evenVBand="0" w:oddHBand="1" w:evenHBand="0" w:firstRowFirstColumn="0" w:firstRowLastColumn="0" w:lastRowFirstColumn="0" w:lastRowLastColumn="0"/>
+              <w:rPr>
+                <w:rFonts w:ascii="Times New Roman" w:hAnsi="Times New Roman" w:cs="Times New Roman"/>
+                <w:sz w:val="16"/>
+                <w:szCs w:val="16"/>
+              </w:rPr>
+            </w:pPr>
+            <w:r>
+              <w:rPr>
+                <w:rFonts w:ascii="Times New Roman" w:hAnsi="Times New Roman" w:cs="Times New Roman"/>
+                <w:sz w:val="16"/>
+                <w:szCs w:val="16"/>
+              </w:rPr>
+              <w:t>1557</w:t>
+            </w:r>
+          </w:p>
+        </w:tc>
+        <w:tc>
+          <w:tcPr>
+            <w:tcW w:w="567" w:type="dxa"/>
+          </w:tcPr>
+          <w:p>
+            <w:pPr>
+              <w:cnfStyle w:val="000000100000" w:firstRow="0" w:lastRow="0" w:firstColumn="0" w:lastColumn="0" w:oddVBand="0" w:evenVBand="0" w:oddHBand="1" w:evenHBand="0" w:firstRowFirstColumn="0" w:firstRowLastColumn="0" w:lastRowFirstColumn="0" w:lastRowLastColumn="0"/>
+              <w:rPr>
+                <w:rFonts w:ascii="Times New Roman" w:hAnsi="Times New Roman" w:cs="Times New Roman"/>
+                <w:sz w:val="16"/>
+                <w:szCs w:val="16"/>
+              </w:rPr>
+            </w:pPr>
+            <w:r>
+              <w:rPr>
+                <w:rFonts w:ascii="Times New Roman" w:hAnsi="Times New Roman" w:cs="Times New Roman"/>
+                <w:sz w:val="16"/>
+                <w:szCs w:val="16"/>
+              </w:rPr>
+              <w:t>960</w:t>
+            </w:r>
+          </w:p>
+        </w:tc>
+        <w:tc>
+          <w:tcPr>
+            <w:tcW w:w="600" w:type="dxa"/>
+          </w:tcPr>
+          <w:p>
+            <w:pPr>
+              <w:cnfStyle w:val="000000100000" w:firstRow="0" w:lastRow="0" w:firstColumn="0" w:lastColumn="0" w:oddVBand="0" w:evenVBand="0" w:oddHBand="1" w:evenHBand="0" w:firstRowFirstColumn="0" w:firstRowLastColumn="0" w:lastRowFirstColumn="0" w:lastRowLastColumn="0"/>
+              <w:rPr>
+                <w:rFonts w:ascii="Times New Roman" w:hAnsi="Times New Roman" w:cs="Times New Roman"/>
+                <w:sz w:val="16"/>
+                <w:szCs w:val="16"/>
+              </w:rPr>
+            </w:pPr>
+            <w:r>
+              <w:rPr>
+                <w:rFonts w:ascii="Times New Roman" w:hAnsi="Times New Roman" w:cs="Times New Roman"/>
+                <w:sz w:val="16"/>
+                <w:szCs w:val="16"/>
+              </w:rPr>
+              <w:t>919</w:t>
+            </w:r>
+          </w:p>
+        </w:tc>
+        <w:tc>
+          <w:tcPr>
+            <w:tcW w:w="832" w:type="dxa"/>
+          </w:tcPr>
+          <w:p>
+            <w:pPr>
+              <w:cnfStyle w:val="000000100000" w:firstRow="0" w:lastRow="0" w:firstColumn="0" w:lastColumn="0" w:oddVBand="0" w:evenVBand="0" w:oddHBand="1" w:evenHBand="0" w:firstRowFirstColumn="0" w:firstRowLastColumn="0" w:lastRowFirstColumn="0" w:lastRowLastColumn="0"/>
+              <w:rPr>
+                <w:rFonts w:ascii="Times New Roman" w:hAnsi="Times New Roman" w:cs="Times New Roman"/>
+                <w:sz w:val="16"/>
+                <w:szCs w:val="16"/>
+              </w:rPr>
+            </w:pPr>
+            <w:r>
+              <w:rPr>
+                <w:rFonts w:ascii="Times New Roman" w:hAnsi="Times New Roman" w:cs="Times New Roman"/>
+                <w:sz w:val="16"/>
+                <w:szCs w:val="16"/>
+              </w:rPr>
+              <w:t>36469</w:t>
+            </w:r>
+          </w:p>
+        </w:tc>
+        <w:tc>
+          <w:tcPr>
+            <w:tcW w:w="1330" w:type="dxa"/>
+          </w:tcPr>
+          <w:p>
+            <w:pPr>
+              <w:cnfStyle w:val="000000100000" w:firstRow="0" w:lastRow="0" w:firstColumn="0" w:lastColumn="0" w:oddVBand="0" w:evenVBand="0" w:oddHBand="1" w:evenHBand="0" w:firstRowFirstColumn="0" w:firstRowLastColumn="0" w:lastRowFirstColumn="0" w:lastRowLastColumn="0"/>
+              <w:rPr>
+                <w:rFonts w:ascii="Times New Roman" w:hAnsi="Times New Roman" w:cs="Times New Roman"/>
+                <w:sz w:val="16"/>
+                <w:szCs w:val="16"/>
+              </w:rPr>
+            </w:pPr>
+            <w:r>
+              <w:rPr>
+                <w:rFonts w:ascii="Times New Roman" w:hAnsi="Times New Roman" w:cs="Times New Roman"/>
+                <w:sz w:val="16"/>
+                <w:szCs w:val="16"/>
+              </w:rPr>
+              <w:t>f1_optimized</w:t>
+            </w:r>
+          </w:p>
+        </w:tc>
+      </w:tr>
+    </w:tbl>
+    <w:p>
+      <w:pPr>
+        <w:pStyle w:val="Heading3"/>
+        <w:rPr>
+          <w:rFonts w:ascii="Times New Roman" w:hAnsi="Times New Roman" w:cs="Times New Roman"/>
+        </w:rPr>
+      </w:pPr>
+      <w:r>
+        <w:rPr>
+          <w:rFonts w:ascii="Times New Roman" w:hAnsi="Times New Roman" w:cs="Times New Roman"/>
+          <w:color w:val="auto"/>
+        </w:rPr>
+        <w:t>Segmentation</w:t>
+      </w:r>
+    </w:p>
+    <w:p>
+      <w:pPr>
+        <w:spacing w:after="160"/>
+        <w:rPr>
+          <w:rFonts w:ascii="Times New Roman" w:hAnsi="Times New Roman" w:cs="Times New Roman"/>
+        </w:rPr>
+      </w:pPr>
+      <w:r>
+        <w:rPr>
+          <w:rFonts w:ascii="Times New Roman" w:hAnsi="Times New Roman" w:cs="Times New Roman"/>
+        </w:rPr>
+        <w:t>Segmentation used PCA for dimensionality reduction and KMeans clustering; elbow and silhouette analyses guided selecting k=6 for actionable granularity.</w:t>
+      </w:r>
+    </w:p>
+    <w:tbl>
+      <w:tblPr>
+        <w:tblStyle w:val="LightGrid"/>
+        <w:tblW w:w="0" w:type="auto"/>
+        <w:tblLook w:val="04A0" w:firstRow="1" w:lastRow="0" w:firstColumn="1" w:lastColumn="0" w:noHBand="0" w:noVBand="1"/>
+      </w:tblPr>
+      <w:tblGrid>
+        <w:gridCol w:w="2880"/>
+        <w:gridCol w:w="2880"/>
+        <w:gridCol w:w="2880"/>
+      </w:tblGrid>
+      <w:tr>
+        <w:trPr>
+          <w:cnfStyle w:val="100000000000" w:firstRow="1" w:lastRow="0" w:firstColumn="0" w:lastColumn="0" w:oddVBand="0" w:evenVBand="0" w:oddHBand="0" w:evenHBand="0" w:firstRowFirstColumn="0" w:firstRowLastColumn="0" w:lastRowFirstColumn="0" w:lastRowLastColumn="0"/>
+        </w:trPr>
+        <w:tc>
+          <w:tcPr>
+            <w:cnfStyle w:val="001000000000" w:firstRow="0" w:lastRow="0" w:firstColumn="1" w:lastColumn="0" w:oddVBand="0" w:evenVBand="0" w:oddHBand="0" w:evenHBand="0" w:firstRowFirstColumn="0" w:firstRowLastColumn="0" w:lastRowFirstColumn="0" w:lastRowLastColumn="0"/>
+            <w:tcW w:w="2880" w:type="dxa"/>
+            <w:shd w:val="clear" w:color="auto" w:fill="000000" w:themeFill="text1"/>
+          </w:tcPr>
+          <w:p>
+            <w:pPr>
+              <w:jc w:val="center"/>
+              <w:rPr>
+                <w:rFonts w:ascii="Times New Roman" w:hAnsi="Times New Roman" w:cs="Times New Roman"/>
+                <w:color w:val="FFFFFF" w:themeColor="background1"/>
+              </w:rPr>
+            </w:pPr>
+            <w:r>
+              <w:rPr>
+                <w:rFonts w:ascii="Times New Roman" w:hAnsi="Times New Roman" w:cs="Times New Roman"/>
+                <w:color w:val="FFFFFF" w:themeColor="background1"/>
+              </w:rPr>
+              <w:t>k</w:t>
+            </w:r>
+          </w:p>
+        </w:tc>
+        <w:tc>
+          <w:tcPr>
+            <w:tcW w:w="2880" w:type="dxa"/>
+            <w:shd w:val="clear" w:color="auto" w:fill="000000" w:themeFill="text1"/>
+          </w:tcPr>
+          <w:p>
+            <w:pPr>
+              <w:jc w:val="center"/>
+              <w:cnfStyle w:val="100000000000" w:firstRow="1" w:lastRow="0" w:firstColumn="0" w:lastColumn="0" w:oddVBand="0" w:evenVBand="0" w:oddHBand="0" w:evenHBand="0" w:firstRowFirstColumn="0" w:firstRowLastColumn="0" w:lastRowFirstColumn="0" w:lastRowLastColumn="0"/>
+              <w:rPr>
+                <w:rFonts w:ascii="Times New Roman" w:hAnsi="Times New Roman" w:cs="Times New Roman"/>
+                <w:color w:val="FFFFFF" w:themeColor="background1"/>
+              </w:rPr>
+            </w:pPr>
+            <w:r>
+              <w:rPr>
+                <w:rFonts w:ascii="Times New Roman" w:hAnsi="Times New Roman" w:cs="Times New Roman"/>
+                <w:color w:val="FFFFFF" w:themeColor="background1"/>
+              </w:rPr>
+              <w:t>inertia</w:t>
+            </w:r>
+          </w:p>
+        </w:tc>
+        <w:tc>
+          <w:tcPr>
+            <w:tcW w:w="2880" w:type="dxa"/>
+            <w:shd w:val="clear" w:color="auto" w:fill="000000" w:themeFill="text1"/>
+          </w:tcPr>
+          <w:p>
+            <w:pPr>
+              <w:jc w:val="center"/>
+              <w:cnfStyle w:val="100000000000" w:firstRow="1" w:lastRow="0" w:firstColumn="0" w:lastColumn="0" w:oddVBand="0" w:evenVBand="0" w:oddHBand="0" w:evenHBand="0" w:firstRowFirstColumn="0" w:firstRowLastColumn="0" w:lastRowFirstColumn="0" w:lastRowLastColumn="0"/>
+              <w:rPr>
+                <w:rFonts w:ascii="Times New Roman" w:hAnsi="Times New Roman" w:cs="Times New Roman"/>
+                <w:color w:val="FFFFFF" w:themeColor="background1"/>
+              </w:rPr>
+            </w:pPr>
+            <w:r>
+              <w:rPr>
+                <w:rFonts w:ascii="Times New Roman" w:hAnsi="Times New Roman" w:cs="Times New Roman"/>
+                <w:color w:val="FFFFFF" w:themeColor="background1"/>
+              </w:rPr>
+              <w:t>silhouette</w:t>
+            </w:r>
+          </w:p>
+        </w:tc>
+      </w:tr>
+      <w:tr>
+        <w:trPr>
+          <w:cnfStyle w:val="000000100000" w:firstRow="0" w:lastRow="0" w:firstColumn="0" w:lastColumn="0" w:oddVBand="0" w:evenVBand="0" w:oddHBand="1" w:evenHBand="0" w:firstRowFirstColumn="0" w:firstRowLastColumn="0" w:lastRowFirstColumn="0" w:lastRowLastColumn="0"/>
+        </w:trPr>
+        <w:tc>
+          <w:tcPr>
+            <w:cnfStyle w:val="001000000000" w:firstRow="0" w:lastRow="0" w:firstColumn="1" w:lastColumn="0" w:oddVBand="0" w:evenVBand="0" w:oddHBand="0" w:evenHBand="0" w:firstRowFirstColumn="0" w:firstRowLastColumn="0" w:lastRowFirstColumn="0" w:lastRowLastColumn="0"/>
+            <w:tcW w:w="2880" w:type="dxa"/>
+          </w:tcPr>
+          <w:p>
+            <w:pPr>
+              <w:rPr>
+                <w:rFonts w:ascii="Times New Roman" w:hAnsi="Times New Roman" w:cs="Times New Roman"/>
+                <w:sz w:val="18"/>
+                <w:szCs w:val="18"/>
+              </w:rPr>
+            </w:pPr>
+            <w:r>
+              <w:rPr>
+                <w:rFonts w:ascii="Times New Roman" w:hAnsi="Times New Roman" w:cs="Times New Roman"/>
+                <w:sz w:val="18"/>
+                <w:szCs w:val="18"/>
+              </w:rPr>
+              <w:t>2.0000</w:t>
+            </w:r>
+          </w:p>
+        </w:tc>
+        <w:tc>
+          <w:tcPr>
+            <w:tcW w:w="2880" w:type="dxa"/>
+          </w:tcPr>
+          <w:p>
+            <w:pPr>
+              <w:cnfStyle w:val="000000100000" w:firstRow="0" w:lastRow="0" w:firstColumn="0" w:lastColumn="0" w:oddVBand="0" w:evenVBand="0" w:oddHBand="1" w:evenHBand="0" w:firstRowFirstColumn="0" w:firstRowLastColumn="0" w:lastRowFirstColumn="0" w:lastRowLastColumn="0"/>
+              <w:rPr>
+                <w:rFonts w:ascii="Times New Roman" w:hAnsi="Times New Roman" w:cs="Times New Roman"/>
+                <w:sz w:val="18"/>
+                <w:szCs w:val="18"/>
+              </w:rPr>
+            </w:pPr>
+            <w:r>
+              <w:rPr>
+                <w:rFonts w:ascii="Times New Roman" w:hAnsi="Times New Roman" w:cs="Times New Roman"/>
+                <w:sz w:val="18"/>
+                <w:szCs w:val="18"/>
+              </w:rPr>
+              <w:t>1865292.79</w:t>
+            </w:r>
+          </w:p>
+        </w:tc>
+        <w:tc>
+          <w:tcPr>
+            <w:tcW w:w="2880" w:type="dxa"/>
+          </w:tcPr>
+          <w:p>
+            <w:pPr>
+              <w:cnfStyle w:val="000000100000" w:firstRow="0" w:lastRow="0" w:firstColumn="0" w:lastColumn="0" w:oddVBand="0" w:evenVBand="0" w:oddHBand="1" w:evenHBand="0" w:firstRowFirstColumn="0" w:firstRowLastColumn="0" w:lastRowFirstColumn="0" w:lastRowLastColumn="0"/>
+              <w:rPr>
+                <w:rFonts w:ascii="Times New Roman" w:hAnsi="Times New Roman" w:cs="Times New Roman"/>
+                <w:sz w:val="18"/>
+                <w:szCs w:val="18"/>
+              </w:rPr>
+            </w:pPr>
+            <w:r>
+              <w:rPr>
+                <w:rFonts w:ascii="Times New Roman" w:hAnsi="Times New Roman" w:cs="Times New Roman"/>
+                <w:sz w:val="18"/>
+                <w:szCs w:val="18"/>
+              </w:rPr>
+              <w:t>0.3949</w:t>
+            </w:r>
+          </w:p>
+        </w:tc>
+      </w:tr>
+      <w:tr>
+        <w:trPr>
+          <w:cnfStyle w:val="000000010000" w:firstRow="0" w:lastRow="0" w:firstColumn="0" w:lastColumn="0" w:oddVBand="0" w:evenVBand="0" w:oddHBand="0" w:evenHBand="1" w:firstRowFirstColumn="0" w:firstRowLastColumn="0" w:lastRowFirstColumn="0" w:lastRowLastColumn="0"/>
+        </w:trPr>
+        <w:tc>
+          <w:tcPr>
+            <w:cnfStyle w:val="001000000000" w:firstRow="0" w:lastRow="0" w:firstColumn="1" w:lastColumn="0" w:oddVBand="0" w:evenVBand="0" w:oddHBand="0" w:evenHBand="0" w:firstRowFirstColumn="0" w:firstRowLastColumn="0" w:lastRowFirstColumn="0" w:lastRowLastColumn="0"/>
+            <w:tcW w:w="2880" w:type="dxa"/>
+          </w:tcPr>
+          <w:p>
+            <w:pPr>
+              <w:rPr>
+                <w:rFonts w:ascii="Times New Roman" w:hAnsi="Times New Roman" w:cs="Times New Roman"/>
+                <w:sz w:val="18"/>
+                <w:szCs w:val="18"/>
+              </w:rPr>
+            </w:pPr>
+            <w:r>
+              <w:rPr>
+                <w:rFonts w:ascii="Times New Roman" w:hAnsi="Times New Roman" w:cs="Times New Roman"/>
+                <w:sz w:val="18"/>
+                <w:szCs w:val="18"/>
+              </w:rPr>
+              <w:t>3.0000</w:t>
+            </w:r>
+          </w:p>
+        </w:tc>
+        <w:tc>
+          <w:tcPr>
+            <w:tcW w:w="2880" w:type="dxa"/>
+          </w:tcPr>
+          <w:p>
+            <w:pPr>
+              <w:cnfStyle w:val="000000010000" w:firstRow="0" w:lastRow="0" w:firstColumn="0" w:lastColumn="0" w:oddVBand="0" w:evenVBand="0" w:oddHBand="0" w:evenHBand="1" w:firstRowFirstColumn="0" w:firstRowLastColumn="0" w:lastRowFirstColumn="0" w:lastRowLastColumn="0"/>
+              <w:rPr>
+                <w:rFonts w:ascii="Times New Roman" w:hAnsi="Times New Roman" w:cs="Times New Roman"/>
+                <w:sz w:val="18"/>
+                <w:szCs w:val="18"/>
+              </w:rPr>
+            </w:pPr>
+            <w:r>
+              <w:rPr>
+                <w:rFonts w:ascii="Times New Roman" w:hAnsi="Times New Roman" w:cs="Times New Roman"/>
+                <w:sz w:val="18"/>
+                <w:szCs w:val="18"/>
+              </w:rPr>
+              <w:t>1444619.81</w:t>
+            </w:r>
+          </w:p>
+        </w:tc>
+        <w:tc>
+          <w:tcPr>
+            <w:tcW w:w="2880" w:type="dxa"/>
+          </w:tcPr>
+          <w:p>
+            <w:pPr>
+              <w:cnfStyle w:val="000000010000" w:firstRow="0" w:lastRow="0" w:firstColumn="0" w:lastColumn="0" w:oddVBand="0" w:evenVBand="0" w:oddHBand="0" w:evenHBand="1" w:firstRowFirstColumn="0" w:firstRowLastColumn="0" w:lastRowFirstColumn="0" w:lastRowLastColumn="0"/>
+              <w:rPr>
+                <w:rFonts w:ascii="Times New Roman" w:hAnsi="Times New Roman" w:cs="Times New Roman"/>
+                <w:sz w:val="18"/>
+                <w:szCs w:val="18"/>
+              </w:rPr>
+            </w:pPr>
+            <w:r>
+              <w:rPr>
+                <w:rFonts w:ascii="Times New Roman" w:hAnsi="Times New Roman" w:cs="Times New Roman"/>
+                <w:sz w:val="18"/>
+                <w:szCs w:val="18"/>
+              </w:rPr>
+              <w:t>0.4271</w:t>
+            </w:r>
+          </w:p>
+        </w:tc>
+      </w:tr>
+      <w:tr>
+        <w:trPr>
+          <w:cnfStyle w:val="000000100000" w:firstRow="0" w:lastRow="0" w:firstColumn="0" w:lastColumn="0" w:oddVBand="0" w:evenVBand="0" w:oddHBand="1" w:evenHBand="0" w:firstRowFirstColumn="0" w:firstRowLastColumn="0" w:lastRowFirstColumn="0" w:lastRowLastColumn="0"/>
+        </w:trPr>
+        <w:tc>
+          <w:tcPr>
+            <w:cnfStyle w:val="001000000000" w:firstRow="0" w:lastRow="0" w:firstColumn="1" w:lastColumn="0" w:oddVBand="0" w:evenVBand="0" w:oddHBand="0" w:evenHBand="0" w:firstRowFirstColumn="0" w:firstRowLastColumn="0" w:lastRowFirstColumn="0" w:lastRowLastColumn="0"/>
+            <w:tcW w:w="2880" w:type="dxa"/>
+          </w:tcPr>
+          <w:p>
+            <w:pPr>
+              <w:rPr>
+                <w:rFonts w:ascii="Times New Roman" w:hAnsi="Times New Roman" w:cs="Times New Roman"/>
+                <w:sz w:val="18"/>
+                <w:szCs w:val="18"/>
+              </w:rPr>
+            </w:pPr>
+            <w:r>
+              <w:rPr>
+                <w:rFonts w:ascii="Times New Roman" w:hAnsi="Times New Roman" w:cs="Times New Roman"/>
+                <w:sz w:val="18"/>
+                <w:szCs w:val="18"/>
+              </w:rPr>
+              <w:t>4.0000</w:t>
+            </w:r>
+          </w:p>
+        </w:tc>
+        <w:tc>
+          <w:tcPr>
+            <w:tcW w:w="2880" w:type="dxa"/>
+          </w:tcPr>
+          <w:p>
+            <w:pPr>
+              <w:cnfStyle w:val="000000100000" w:firstRow="0" w:lastRow="0" w:firstColumn="0" w:lastColumn="0" w:oddVBand="0" w:evenVBand="0" w:oddHBand="1" w:evenHBand="0" w:firstRowFirstColumn="0" w:firstRowLastColumn="0" w:lastRowFirstColumn="0" w:lastRowLastColumn="0"/>
+              <w:rPr>
+                <w:rFonts w:ascii="Times New Roman" w:hAnsi="Times New Roman" w:cs="Times New Roman"/>
+                <w:sz w:val="18"/>
+                <w:szCs w:val="18"/>
+              </w:rPr>
+            </w:pPr>
+            <w:r>
+              <w:rPr>
+                <w:rFonts w:ascii="Times New Roman" w:hAnsi="Times New Roman" w:cs="Times New Roman"/>
+                <w:sz w:val="18"/>
+                <w:szCs w:val="18"/>
+              </w:rPr>
+              <w:t>1071751.16</w:t>
+            </w:r>
+          </w:p>
+        </w:tc>
+        <w:tc>
+          <w:tcPr>
+            <w:tcW w:w="2880" w:type="dxa"/>
+          </w:tcPr>
+          <w:p>
+            <w:pPr>
+              <w:cnfStyle w:val="000000100000" w:firstRow="0" w:lastRow="0" w:firstColumn="0" w:lastColumn="0" w:oddVBand="0" w:evenVBand="0" w:oddHBand="1" w:evenHBand="0" w:firstRowFirstColumn="0" w:firstRowLastColumn="0" w:lastRowFirstColumn="0" w:lastRowLastColumn="0"/>
+              <w:rPr>
+                <w:rFonts w:ascii="Times New Roman" w:hAnsi="Times New Roman" w:cs="Times New Roman"/>
+                <w:sz w:val="18"/>
+                <w:szCs w:val="18"/>
+              </w:rPr>
+            </w:pPr>
+            <w:r>
+              <w:rPr>
+                <w:rFonts w:ascii="Times New Roman" w:hAnsi="Times New Roman" w:cs="Times New Roman"/>
+                <w:sz w:val="18"/>
+                <w:szCs w:val="18"/>
+              </w:rPr>
+              <w:t>0.4654</w:t>
+            </w:r>
+          </w:p>
+        </w:tc>
+      </w:tr>
+      <w:tr>
+        <w:trPr>
+          <w:cnfStyle w:val="000000010000" w:firstRow="0" w:lastRow="0" w:firstColumn="0" w:lastColumn="0" w:oddVBand="0" w:evenVBand="0" w:oddHBand="0" w:evenHBand="1" w:firstRowFirstColumn="0" w:firstRowLastColumn="0" w:lastRowFirstColumn="0" w:lastRowLastColumn="0"/>
+        </w:trPr>
+        <w:tc>
+          <w:tcPr>
+            <w:cnfStyle w:val="001000000000" w:firstRow="0" w:lastRow="0" w:firstColumn="1" w:lastColumn="0" w:oddVBand="0" w:evenVBand="0" w:oddHBand="0" w:evenHBand="0" w:firstRowFirstColumn="0" w:firstRowLastColumn="0" w:lastRowFirstColumn="0" w:lastRowLastColumn="0"/>
+            <w:tcW w:w="2880" w:type="dxa"/>
+          </w:tcPr>
+          <w:p>
+            <w:pPr>
+              <w:rPr>
+                <w:rFonts w:ascii="Times New Roman" w:hAnsi="Times New Roman" w:cs="Times New Roman"/>
+                <w:sz w:val="18"/>
+                <w:szCs w:val="18"/>
+              </w:rPr>
+            </w:pPr>
+            <w:r>
+              <w:rPr>
+                <w:rFonts w:ascii="Times New Roman" w:hAnsi="Times New Roman" w:cs="Times New Roman"/>
+                <w:sz w:val="18"/>
+                <w:szCs w:val="18"/>
+              </w:rPr>
+              <w:t>5.0000</w:t>
+            </w:r>
+          </w:p>
+        </w:tc>
+        <w:tc>
+          <w:tcPr>
+            <w:tcW w:w="2880" w:type="dxa"/>
+          </w:tcPr>
+          <w:p>
+            <w:pPr>
+              <w:cnfStyle w:val="000000010000" w:firstRow="0" w:lastRow="0" w:firstColumn="0" w:lastColumn="0" w:oddVBand="0" w:evenVBand="0" w:oddHBand="0" w:evenHBand="1" w:firstRowFirstColumn="0" w:firstRowLastColumn="0" w:lastRowFirstColumn="0" w:lastRowLastColumn="0"/>
+              <w:rPr>
+                <w:rFonts w:ascii="Times New Roman" w:hAnsi="Times New Roman" w:cs="Times New Roman"/>
+                <w:sz w:val="18"/>
+                <w:szCs w:val="18"/>
+              </w:rPr>
+            </w:pPr>
+            <w:r>
+              <w:rPr>
+                <w:rFonts w:ascii="Times New Roman" w:hAnsi="Times New Roman" w:cs="Times New Roman"/>
+                <w:sz w:val="18"/>
+                <w:szCs w:val="18"/>
+              </w:rPr>
+              <w:t>807526.93</w:t>
+            </w:r>
+          </w:p>
+        </w:tc>
+        <w:tc>
+          <w:tcPr>
+            <w:tcW w:w="2880" w:type="dxa"/>
+          </w:tcPr>
+          <w:p>
+            <w:pPr>
+              <w:cnfStyle w:val="000000010000" w:firstRow="0" w:lastRow="0" w:firstColumn="0" w:lastColumn="0" w:oddVBand="0" w:evenVBand="0" w:oddHBand="0" w:evenHBand="1" w:firstRowFirstColumn="0" w:firstRowLastColumn="0" w:lastRowFirstColumn="0" w:lastRowLastColumn="0"/>
+              <w:rPr>
+                <w:rFonts w:ascii="Times New Roman" w:hAnsi="Times New Roman" w:cs="Times New Roman"/>
+                <w:sz w:val="18"/>
+                <w:szCs w:val="18"/>
+              </w:rPr>
+            </w:pPr>
+            <w:r>
+              <w:rPr>
+                <w:rFonts w:ascii="Times New Roman" w:hAnsi="Times New Roman" w:cs="Times New Roman"/>
+                <w:sz w:val="18"/>
+                <w:szCs w:val="18"/>
+              </w:rPr>
+              <w:t>0.4992</w:t>
+            </w:r>
+          </w:p>
+        </w:tc>
+      </w:tr>
+      <w:tr>
+        <w:trPr>
+          <w:cnfStyle w:val="000000100000" w:firstRow="0" w:lastRow="0" w:firstColumn="0" w:lastColumn="0" w:oddVBand="0" w:evenVBand="0" w:oddHBand="1" w:evenHBand="0" w:firstRowFirstColumn="0" w:firstRowLastColumn="0" w:lastRowFirstColumn="0" w:lastRowLastColumn="0"/>
+        </w:trPr>
+        <w:tc>
+          <w:tcPr>
+            <w:cnfStyle w:val="001000000000" w:firstRow="0" w:lastRow="0" w:firstColumn="1" w:lastColumn="0" w:oddVBand="0" w:evenVBand="0" w:oddHBand="0" w:evenHBand="0" w:firstRowFirstColumn="0" w:firstRowLastColumn="0" w:lastRowFirstColumn="0" w:lastRowLastColumn="0"/>
+            <w:tcW w:w="2880" w:type="dxa"/>
+          </w:tcPr>
+          <w:p>
+            <w:pPr>
+              <w:rPr>
+                <w:rFonts w:ascii="Times New Roman" w:hAnsi="Times New Roman" w:cs="Times New Roman"/>
+                <w:sz w:val="18"/>
+                <w:szCs w:val="18"/>
+              </w:rPr>
+            </w:pPr>
+            <w:r>
+              <w:rPr>
+                <w:rFonts w:ascii="Times New Roman" w:hAnsi="Times New Roman" w:cs="Times New Roman"/>
+                <w:sz w:val="18"/>
+                <w:szCs w:val="18"/>
+              </w:rPr>
+              <w:t>6.0000</w:t>
+            </w:r>
+          </w:p>
+        </w:tc>
+        <w:tc>
+          <w:tcPr>
+            <w:tcW w:w="2880" w:type="dxa"/>
+          </w:tcPr>
+          <w:p>
+            <w:pPr>
+              <w:cnfStyle w:val="000000100000" w:firstRow="0" w:lastRow="0" w:firstColumn="0" w:lastColumn="0" w:oddVBand="0" w:evenVBand="0" w:oddHBand="1" w:evenHBand="0" w:firstRowFirstColumn="0" w:firstRowLastColumn="0" w:lastRowFirstColumn="0" w:lastRowLastColumn="0"/>
+              <w:rPr>
+                <w:rFonts w:ascii="Times New Roman" w:hAnsi="Times New Roman" w:cs="Times New Roman"/>
+                <w:b/>
+                <w:bCs/>
+              </w:rPr>
+            </w:pPr>
+            <w:r>
+              <w:rPr>
+                <w:rFonts w:ascii="Times New Roman" w:hAnsi="Times New Roman" w:cs="Times New Roman"/>
+                <w:b/>
+                <w:bCs/>
+              </w:rPr>
+              <w:t>662772.21</w:t>
+            </w:r>
+          </w:p>
+        </w:tc>
+        <w:tc>
+          <w:tcPr>
+            <w:tcW w:w="2880" w:type="dxa"/>
+          </w:tcPr>
+          <w:p>
+            <w:pPr>
+              <w:cnfStyle w:val="000000100000" w:firstRow="0" w:lastRow="0" w:firstColumn="0" w:lastColumn="0" w:oddVBand="0" w:evenVBand="0" w:oddHBand="1" w:evenHBand="0" w:firstRowFirstColumn="0" w:firstRowLastColumn="0" w:lastRowFirstColumn="0" w:lastRowLastColumn="0"/>
+              <w:rPr>
+                <w:rFonts w:ascii="Times New Roman" w:hAnsi="Times New Roman" w:cs="Times New Roman"/>
+                <w:b/>
+                <w:bCs/>
+              </w:rPr>
+            </w:pPr>
+            <w:r>
+              <w:rPr>
+                <w:rFonts w:ascii="Times New Roman" w:hAnsi="Times New Roman" w:cs="Times New Roman"/>
+                <w:b/>
+                <w:bCs/>
+              </w:rPr>
+              <w:t>0.5247</w:t>
+            </w:r>
+          </w:p>
+        </w:tc>
+      </w:tr>
+      <w:tr>
+        <w:trPr>
+          <w:cnfStyle w:val="000000010000" w:firstRow="0" w:lastRow="0" w:firstColumn="0" w:lastColumn="0" w:oddVBand="0" w:evenVBand="0" w:oddHBand="0" w:evenHBand="1" w:firstRowFirstColumn="0" w:firstRowLastColumn="0" w:lastRowFirstColumn="0" w:lastRowLastColumn="0"/>
+        </w:trPr>
+        <w:tc>
+          <w:tcPr>
+            <w:cnfStyle w:val="001000000000" w:firstRow="0" w:lastRow="0" w:firstColumn="1" w:lastColumn="0" w:oddVBand="0" w:evenVBand="0" w:oddHBand="0" w:evenHBand="0" w:firstRowFirstColumn="0" w:firstRowLastColumn="0" w:lastRowFirstColumn="0" w:lastRowLastColumn="0"/>
+            <w:tcW w:w="2880" w:type="dxa"/>
+          </w:tcPr>
+          <w:p>
+            <w:pPr>
+              <w:rPr>
+                <w:rFonts w:ascii="Times New Roman" w:hAnsi="Times New Roman" w:cs="Times New Roman"/>
+                <w:sz w:val="18"/>
+                <w:szCs w:val="18"/>
+              </w:rPr>
+            </w:pPr>
+            <w:r>
+              <w:rPr>
+                <w:rFonts w:ascii="Times New Roman" w:hAnsi="Times New Roman" w:cs="Times New Roman"/>
+                <w:sz w:val="18"/>
+                <w:szCs w:val="18"/>
+              </w:rPr>
+              <w:t>7.0000</w:t>
+            </w:r>
+          </w:p>
+        </w:tc>
+        <w:tc>
+          <w:tcPr>
+            <w:tcW w:w="2880" w:type="dxa"/>
+          </w:tcPr>
+          <w:p>
+            <w:pPr>
+              <w:cnfStyle w:val="000000010000" w:firstRow="0" w:lastRow="0" w:firstColumn="0" w:lastColumn="0" w:oddVBand="0" w:evenVBand="0" w:oddHBand="0" w:evenHBand="1" w:firstRowFirstColumn="0" w:firstRowLastColumn="0" w:lastRowFirstColumn="0" w:lastRowLastColumn="0"/>
+              <w:rPr>
+                <w:rFonts w:ascii="Times New Roman" w:hAnsi="Times New Roman" w:cs="Times New Roman"/>
+                <w:sz w:val="18"/>
+                <w:szCs w:val="18"/>
+              </w:rPr>
+            </w:pPr>
+            <w:r>
+              <w:rPr>
+                <w:rFonts w:ascii="Times New Roman" w:hAnsi="Times New Roman" w:cs="Times New Roman"/>
+                <w:sz w:val="18"/>
+                <w:szCs w:val="18"/>
+              </w:rPr>
+              <w:t>578034.94</w:t>
+            </w:r>
+          </w:p>
+        </w:tc>
+        <w:tc>
+          <w:tcPr>
+            <w:tcW w:w="2880" w:type="dxa"/>
+          </w:tcPr>
+          <w:p>
+            <w:pPr>
+              <w:cnfStyle w:val="000000010000" w:firstRow="0" w:lastRow="0" w:firstColumn="0" w:lastColumn="0" w:oddVBand="0" w:evenVBand="0" w:oddHBand="0" w:evenHBand="1" w:firstRowFirstColumn="0" w:firstRowLastColumn="0" w:lastRowFirstColumn="0" w:lastRowLastColumn="0"/>
+              <w:rPr>
+                <w:rFonts w:ascii="Times New Roman" w:hAnsi="Times New Roman" w:cs="Times New Roman"/>
+                <w:sz w:val="18"/>
+                <w:szCs w:val="18"/>
+              </w:rPr>
+            </w:pPr>
+            <w:r>
+              <w:rPr>
+                <w:rFonts w:ascii="Times New Roman" w:hAnsi="Times New Roman" w:cs="Times New Roman"/>
+                <w:sz w:val="18"/>
+                <w:szCs w:val="18"/>
+              </w:rPr>
+              <w:t>0.5155</w:t>
+            </w:r>
+          </w:p>
+        </w:tc>
+      </w:tr>
+      <w:tr>
+        <w:trPr>
+          <w:cnfStyle w:val="000000100000" w:firstRow="0" w:lastRow="0" w:firstColumn="0" w:lastColumn="0" w:oddVBand="0" w:evenVBand="0" w:oddHBand="1" w:evenHBand="0" w:firstRowFirstColumn="0" w:firstRowLastColumn="0" w:lastRowFirstColumn="0" w:lastRowLastColumn="0"/>
+        </w:trPr>
+        <w:tc>
+          <w:tcPr>
+            <w:cnfStyle w:val="001000000000" w:firstRow="0" w:lastRow="0" w:firstColumn="1" w:lastColumn="0" w:oddVBand="0" w:evenVBand="0" w:oddHBand="0" w:evenHBand="0" w:firstRowFirstColumn="0" w:firstRowLastColumn="0" w:lastRowFirstColumn="0" w:lastRowLastColumn="0"/>
+            <w:tcW w:w="2880" w:type="dxa"/>
+          </w:tcPr>
+          <w:p>
+            <w:pPr>
+              <w:rPr>
+                <w:rFonts w:ascii="Times New Roman" w:hAnsi="Times New Roman" w:cs="Times New Roman"/>
+                <w:sz w:val="18"/>
+                <w:szCs w:val="18"/>
+              </w:rPr>
+            </w:pPr>
+            <w:r>
+              <w:rPr>
+                <w:rFonts w:ascii="Times New Roman" w:hAnsi="Times New Roman" w:cs="Times New Roman"/>
+                <w:sz w:val="18"/>
+                <w:szCs w:val="18"/>
+              </w:rPr>
+              <w:t>8.0000</w:t>
+            </w:r>
+          </w:p>
+        </w:tc>
+        <w:tc>
+          <w:tcPr>
+            <w:tcW w:w="2880" w:type="dxa"/>
+          </w:tcPr>
+          <w:p>
+            <w:pPr>
+              <w:cnfStyle w:val="000000100000" w:firstRow="0" w:lastRow="0" w:firstColumn="0" w:lastColumn="0" w:oddVBand="0" w:evenVBand="0" w:oddHBand="1" w:evenHBand="0" w:firstRowFirstColumn="0" w:firstRowLastColumn="0" w:lastRowFirstColumn="0" w:lastRowLastColumn="0"/>
+              <w:rPr>
+                <w:rFonts w:ascii="Times New Roman" w:hAnsi="Times New Roman" w:cs="Times New Roman"/>
+                <w:sz w:val="18"/>
+                <w:szCs w:val="18"/>
+              </w:rPr>
+            </w:pPr>
+            <w:r>
+              <w:rPr>
+                <w:rFonts w:ascii="Times New Roman" w:hAnsi="Times New Roman" w:cs="Times New Roman"/>
+                <w:sz w:val="18"/>
+                <w:szCs w:val="18"/>
+              </w:rPr>
+              <w:t>515158.47</w:t>
+            </w:r>
+          </w:p>
+        </w:tc>
+        <w:tc>
+          <w:tcPr>
+            <w:tcW w:w="2880" w:type="dxa"/>
+          </w:tcPr>
+          <w:p>
+            <w:pPr>
+              <w:cnfStyle w:val="000000100000" w:firstRow="0" w:lastRow="0" w:firstColumn="0" w:lastColumn="0" w:oddVBand="0" w:evenVBand="0" w:oddHBand="1" w:evenHBand="0" w:firstRowFirstColumn="0" w:firstRowLastColumn="0" w:lastRowFirstColumn="0" w:lastRowLastColumn="0"/>
+              <w:rPr>
+                <w:rFonts w:ascii="Times New Roman" w:hAnsi="Times New Roman" w:cs="Times New Roman"/>
+                <w:sz w:val="18"/>
+                <w:szCs w:val="18"/>
+              </w:rPr>
+            </w:pPr>
+            <w:r>
+              <w:rPr>
+                <w:rFonts w:ascii="Times New Roman" w:hAnsi="Times New Roman" w:cs="Times New Roman"/>
+                <w:sz w:val="18"/>
+                <w:szCs w:val="18"/>
+              </w:rPr>
+              <w:t>0.5286</w:t>
+            </w:r>
+          </w:p>
+        </w:tc>
+      </w:tr>
+      <w:tr>
+        <w:trPr>
+          <w:cnfStyle w:val="000000010000" w:firstRow="0" w:lastRow="0" w:firstColumn="0" w:lastColumn="0" w:oddVBand="0" w:evenVBand="0" w:oddHBand="0" w:evenHBand="1" w:firstRowFirstColumn="0" w:firstRowLastColumn="0" w:lastRowFirstColumn="0" w:lastRowLastColumn="0"/>
+        </w:trPr>
+        <w:tc>
+          <w:tcPr>
+            <w:cnfStyle w:val="001000000000" w:firstRow="0" w:lastRow="0" w:firstColumn="1" w:lastColumn="0" w:oddVBand="0" w:evenVBand="0" w:oddHBand="0" w:evenHBand="0" w:firstRowFirstColumn="0" w:firstRowLastColumn="0" w:lastRowFirstColumn="0" w:lastRowLastColumn="0"/>
+            <w:tcW w:w="2880" w:type="dxa"/>
+          </w:tcPr>
+          <w:p>
+            <w:pPr>
+              <w:rPr>
+                <w:rFonts w:ascii="Times New Roman" w:hAnsi="Times New Roman" w:cs="Times New Roman"/>
+                <w:sz w:val="18"/>
+                <w:szCs w:val="18"/>
+              </w:rPr>
+            </w:pPr>
+            <w:r>
+              <w:rPr>
+                <w:rFonts w:ascii="Times New Roman" w:hAnsi="Times New Roman" w:cs="Times New Roman"/>
+                <w:sz w:val="18"/>
+                <w:szCs w:val="18"/>
+              </w:rPr>
+              <w:t>9.0000</w:t>
+            </w:r>
+          </w:p>
+        </w:tc>
+        <w:tc>
+          <w:tcPr>
+            <w:tcW w:w="2880" w:type="dxa"/>
+          </w:tcPr>
+          <w:p>
+            <w:pPr>
+              <w:cnfStyle w:val="000000010000" w:firstRow="0" w:lastRow="0" w:firstColumn="0" w:lastColumn="0" w:oddVBand="0" w:evenVBand="0" w:oddHBand="0" w:evenHBand="1" w:firstRowFirstColumn="0" w:firstRowLastColumn="0" w:lastRowFirstColumn="0" w:lastRowLastColumn="0"/>
+              <w:rPr>
+                <w:rFonts w:ascii="Times New Roman" w:hAnsi="Times New Roman" w:cs="Times New Roman"/>
+                <w:sz w:val="18"/>
+                <w:szCs w:val="18"/>
+              </w:rPr>
+            </w:pPr>
+            <w:r>
+              <w:rPr>
+                <w:rFonts w:ascii="Times New Roman" w:hAnsi="Times New Roman" w:cs="Times New Roman"/>
+                <w:sz w:val="18"/>
+                <w:szCs w:val="18"/>
+              </w:rPr>
+              <w:t>462365.35</w:t>
+            </w:r>
+          </w:p>
+        </w:tc>
+        <w:tc>
+          <w:tcPr>
+            <w:tcW w:w="2880" w:type="dxa"/>
+          </w:tcPr>
+          <w:p>
+            <w:pPr>
+              <w:cnfStyle w:val="000000010000" w:firstRow="0" w:lastRow="0" w:firstColumn="0" w:lastColumn="0" w:oddVBand="0" w:evenVBand="0" w:oddHBand="0" w:evenHBand="1" w:firstRowFirstColumn="0" w:firstRowLastColumn="0" w:lastRowFirstColumn="0" w:lastRowLastColumn="0"/>
+              <w:rPr>
+                <w:rFonts w:ascii="Times New Roman" w:hAnsi="Times New Roman" w:cs="Times New Roman"/>
+                <w:sz w:val="18"/>
+                <w:szCs w:val="18"/>
+              </w:rPr>
+            </w:pPr>
+            <w:r>
+              <w:rPr>
+                <w:rFonts w:ascii="Times New Roman" w:hAnsi="Times New Roman" w:cs="Times New Roman"/>
+                <w:sz w:val="18"/>
+                <w:szCs w:val="18"/>
+              </w:rPr>
+              <w:t>0.5353</w:t>
+            </w:r>
+          </w:p>
+        </w:tc>
+      </w:tr>
+      <w:tr>
+        <w:trPr>
+          <w:cnfStyle w:val="000000100000" w:firstRow="0" w:lastRow="0" w:firstColumn="0" w:lastColumn="0" w:oddVBand="0" w:evenVBand="0" w:oddHBand="1" w:evenHBand="0" w:firstRowFirstColumn="0" w:firstRowLastColumn="0" w:lastRowFirstColumn="0" w:lastRowLastColumn="0"/>
+        </w:trPr>
+        <w:tc>
+          <w:tcPr>
+            <w:cnfStyle w:val="001000000000" w:firstRow="0" w:lastRow="0" w:firstColumn="1" w:lastColumn="0" w:oddVBand="0" w:evenVBand="0" w:oddHBand="0" w:evenHBand="0" w:firstRowFirstColumn="0" w:firstRowLastColumn="0" w:lastRowFirstColumn="0" w:lastRowLastColumn="0"/>
+            <w:tcW w:w="2880" w:type="dxa"/>
+          </w:tcPr>
+          <w:p>
+            <w:pPr>
+              <w:rPr>
+                <w:rFonts w:ascii="Times New Roman" w:hAnsi="Times New Roman" w:cs="Times New Roman"/>
+                <w:sz w:val="18"/>
+                <w:szCs w:val="18"/>
+              </w:rPr>
+            </w:pPr>
+            <w:r>
+              <w:rPr>
+                <w:rFonts w:ascii="Times New Roman" w:hAnsi="Times New Roman" w:cs="Times New Roman"/>
+                <w:sz w:val="18"/>
+                <w:szCs w:val="18"/>
+              </w:rPr>
+              <w:t>10.0000</w:t>
+            </w:r>
+          </w:p>
+        </w:tc>
+        <w:tc>
+          <w:tcPr>
+            <w:tcW w:w="2880" w:type="dxa"/>
+          </w:tcPr>
+          <w:p>
+            <w:pPr>
+              <w:cnfStyle w:val="000000100000" w:firstRow="0" w:lastRow="0" w:firstColumn="0" w:lastColumn="0" w:oddVBand="0" w:evenVBand="0" w:oddHBand="1" w:evenHBand="0" w:firstRowFirstColumn="0" w:firstRowLastColumn="0" w:lastRowFirstColumn="0" w:lastRowLastColumn="0"/>
+              <w:rPr>
+                <w:rFonts w:ascii="Times New Roman" w:hAnsi="Times New Roman" w:cs="Times New Roman"/>
+                <w:sz w:val="18"/>
+                <w:szCs w:val="18"/>
+              </w:rPr>
+            </w:pPr>
+            <w:r>
+              <w:rPr>
+                <w:rFonts w:ascii="Times New Roman" w:hAnsi="Times New Roman" w:cs="Times New Roman"/>
+                <w:sz w:val="18"/>
+                <w:szCs w:val="18"/>
+              </w:rPr>
+              <w:t>411415.17</w:t>
+            </w:r>
+          </w:p>
+        </w:tc>
+        <w:tc>
+          <w:tcPr>
+            <w:tcW w:w="2880" w:type="dxa"/>
+          </w:tcPr>
+          <w:p>
+            <w:pPr>
+              <w:cnfStyle w:val="000000100000" w:firstRow="0" w:lastRow="0" w:firstColumn="0" w:lastColumn="0" w:oddVBand="0" w:evenVBand="0" w:oddHBand="1" w:evenHBand="0" w:firstRowFirstColumn="0" w:firstRowLastColumn="0" w:lastRowFirstColumn="0" w:lastRowLastColumn="0"/>
+              <w:rPr>
+                <w:rFonts w:ascii="Times New Roman" w:hAnsi="Times New Roman" w:cs="Times New Roman"/>
+                <w:sz w:val="18"/>
+                <w:szCs w:val="18"/>
+              </w:rPr>
+            </w:pPr>
+            <w:r>
+              <w:rPr>
+                <w:rFonts w:ascii="Times New Roman" w:hAnsi="Times New Roman" w:cs="Times New Roman"/>
+                <w:sz w:val="18"/>
+                <w:szCs w:val="18"/>
+              </w:rPr>
+              <w:t>0.5322</w:t>
+            </w:r>
+          </w:p>
+        </w:tc>
+      </w:tr>
+      <w:tr>
+        <w:trPr>
+          <w:cnfStyle w:val="000000010000" w:firstRow="0" w:lastRow="0" w:firstColumn="0" w:lastColumn="0" w:oddVBand="0" w:evenVBand="0" w:oddHBand="0" w:evenHBand="1" w:firstRowFirstColumn="0" w:firstRowLastColumn="0" w:lastRowFirstColumn="0" w:lastRowLastColumn="0"/>
+        </w:trPr>
+        <w:tc>
+          <w:tcPr>
+            <w:cnfStyle w:val="001000000000" w:firstRow="0" w:lastRow="0" w:firstColumn="1" w:lastColumn="0" w:oddVBand="0" w:evenVBand="0" w:oddHBand="0" w:evenHBand="0" w:firstRowFirstColumn="0" w:firstRowLastColumn="0" w:lastRowFirstColumn="0" w:lastRowLastColumn="0"/>
+            <w:tcW w:w="2880" w:type="dxa"/>
+          </w:tcPr>
+          <w:p>
+            <w:pPr>
+              <w:rPr>
+                <w:rFonts w:ascii="Times New Roman" w:hAnsi="Times New Roman" w:cs="Times New Roman"/>
+                <w:sz w:val="18"/>
+                <w:szCs w:val="18"/>
+              </w:rPr>
+            </w:pPr>
+            <w:r>
+              <w:rPr>
+                <w:rFonts w:ascii="Times New Roman" w:hAnsi="Times New Roman" w:cs="Times New Roman"/>
+                <w:sz w:val="18"/>
+                <w:szCs w:val="18"/>
+              </w:rPr>
+              <w:t>11.0000</w:t>
+            </w:r>
+          </w:p>
+        </w:tc>
+        <w:tc>
+          <w:tcPr>
+            <w:tcW w:w="2880" w:type="dxa"/>
+          </w:tcPr>
+          <w:p>
+            <w:pPr>
+              <w:cnfStyle w:val="000000010000" w:firstRow="0" w:lastRow="0" w:firstColumn="0" w:lastColumn="0" w:oddVBand="0" w:evenVBand="0" w:oddHBand="0" w:evenHBand="1" w:firstRowFirstColumn="0" w:firstRowLastColumn="0" w:lastRowFirstColumn="0" w:lastRowLastColumn="0"/>
+              <w:rPr>
+                <w:rFonts w:ascii="Times New Roman" w:hAnsi="Times New Roman" w:cs="Times New Roman"/>
+                <w:sz w:val="18"/>
+                <w:szCs w:val="18"/>
+              </w:rPr>
+            </w:pPr>
+            <w:r>
+              <w:rPr>
+                <w:rFonts w:ascii="Times New Roman" w:hAnsi="Times New Roman" w:cs="Times New Roman"/>
+                <w:sz w:val="18"/>
+                <w:szCs w:val="18"/>
+              </w:rPr>
+              <w:t>378341.62</w:t>
+            </w:r>
+          </w:p>
+        </w:tc>
+        <w:tc>
+          <w:tcPr>
+            <w:tcW w:w="2880" w:type="dxa"/>
+          </w:tcPr>
+          <w:p>
+            <w:pPr>
+              <w:cnfStyle w:val="000000010000" w:firstRow="0" w:lastRow="0" w:firstColumn="0" w:lastColumn="0" w:oddVBand="0" w:evenVBand="0" w:oddHBand="0" w:evenHBand="1" w:firstRowFirstColumn="0" w:firstRowLastColumn="0" w:lastRowFirstColumn="0" w:lastRowLastColumn="0"/>
+              <w:rPr>
+                <w:rFonts w:ascii="Times New Roman" w:hAnsi="Times New Roman" w:cs="Times New Roman"/>
+                <w:sz w:val="18"/>
+                <w:szCs w:val="18"/>
+              </w:rPr>
+            </w:pPr>
+            <w:r>
+              <w:rPr>
+                <w:rFonts w:ascii="Times New Roman" w:hAnsi="Times New Roman" w:cs="Times New Roman"/>
+                <w:sz w:val="18"/>
+                <w:szCs w:val="18"/>
+              </w:rPr>
+              <w:t>0.5309</w:t>
+            </w:r>
+          </w:p>
+        </w:tc>
+      </w:tr>
+    </w:tbl>
+    <w:p>
+      <w:pPr>
+        <w:rPr>
+          <w:rFonts w:ascii="Times New Roman" w:hAnsi="Times New Roman" w:cs="Times New Roman"/>
+        </w:rPr>
+      </w:pPr>
+    </w:p>
+    <w:p>
+      <w:pPr>
+        <w:jc w:val="center"/>
+        <w:rPr>
+          <w:rFonts w:ascii="Times New Roman" w:hAnsi="Times New Roman" w:cs="Times New Roman"/>
+        </w:rPr>
+      </w:pPr>
+      <w:r>
+        <w:rPr>
+          <w:rFonts w:ascii="Times New Roman" w:hAnsi="Times New Roman" w:cs="Times New Roman"/>
           <w:noProof/>
         </w:rPr>
+        <w:lastRenderedPageBreak/>
         <w:drawing>
-          <wp:inline distT="0" distB="0" distL="0" distR="0" wp14:anchorId="17BA8F56" wp14:editId="6B19A391">
-            <wp:extent cx="5669280" cy="2834640"/>
-            <wp:effectExtent l="0" t="0" r="0" b="0"/>
-            <wp:docPr id="2" name="Picture 2"/>
+          <wp:inline distT="0" distB="0" distL="0" distR="0" wp14:anchorId="071FE890" wp14:editId="4507D61F">
+            <wp:extent cx="3608295" cy="2474259"/>
+            <wp:effectExtent l="0" t="0" r="0" b="2540"/>
+            <wp:docPr id="977539155" name="Picture 977539155"/>
             <wp:cNvGraphicFramePr>
               <a:graphicFrameLocks xmlns:a="http://schemas.openxmlformats.org/drawingml/2006/main" noChangeAspect="1"/>
             </wp:cNvGraphicFramePr>
@@ -1327,11 +5416,11 @@
               <a:graphicData uri="http://schemas.openxmlformats.org/drawingml/2006/picture">
                 <pic:pic xmlns:pic="http://schemas.openxmlformats.org/drawingml/2006/picture">
                   <pic:nvPicPr>
-                    <pic:cNvPr id="0" name="model_comparison_pr_auc.png"/>
+                    <pic:cNvPr id="0" name="segmentation_elbow_curve.png"/>
                     <pic:cNvPicPr/>
                   </pic:nvPicPr>
                   <pic:blipFill>
-                    <a:blip r:embed="rId7"/>
+                    <a:blip r:embed="rId8"/>
                     <a:stretch>
                       <a:fillRect/>
                     </a:stretch>
@@ -1339,7 +5428,7 @@
                   <pic:spPr>
                     <a:xfrm>
                       <a:off x="0" y="0"/>
-                      <a:ext cx="5669280" cy="2834640"/>
+                      <a:ext cx="3725882" cy="2554890"/>
                     </a:xfrm>
                     <a:prstGeom prst="rect">
                       <a:avLst/>
@@ -1363,7 +5452,555 @@
         <w:rPr>
           <w:rFonts w:ascii="Times New Roman" w:hAnsi="Times New Roman" w:cs="Times New Roman"/>
         </w:rPr>
-        <w:t>Figure: Classification Model Comparison (PR-AUC)</w:t>
+        <w:t>Figure S1: Elbow curve</w:t>
+      </w:r>
+      <w:r>
+        <w:rPr>
+          <w:rFonts w:ascii="Times New Roman" w:hAnsi="Times New Roman" w:cs="Times New Roman"/>
+        </w:rPr>
+        <w:t xml:space="preserve">                                                 </w:t>
+      </w:r>
+    </w:p>
+    <w:p>
+      <w:pPr>
+        <w:rPr>
+          <w:rFonts w:ascii="Times New Roman" w:hAnsi="Times New Roman" w:cs="Times New Roman"/>
+        </w:rPr>
+      </w:pPr>
+      <w:r>
+        <w:rPr>
+          <w:rFonts w:ascii="Times New Roman" w:hAnsi="Times New Roman" w:cs="Times New Roman"/>
+        </w:rPr>
+        <w:t xml:space="preserve">         </w:t>
+      </w:r>
+      <w:r>
+        <w:rPr>
+          <w:rFonts w:ascii="Times New Roman" w:hAnsi="Times New Roman" w:cs="Times New Roman"/>
+        </w:rPr>
+        <w:t xml:space="preserve">               </w:t>
+      </w:r>
+      <w:r>
+        <w:rPr>
+          <w:rFonts w:ascii="Times New Roman" w:hAnsi="Times New Roman" w:cs="Times New Roman"/>
+        </w:rPr>
+        <w:t xml:space="preserve"> </w:t>
+      </w:r>
+      <w:r>
+        <w:rPr>
+          <w:rFonts w:ascii="Times New Roman" w:hAnsi="Times New Roman" w:cs="Times New Roman"/>
+          <w:noProof/>
+        </w:rPr>
+        <w:drawing>
+          <wp:inline distT="0" distB="0" distL="0" distR="0" wp14:anchorId="62C6016E" wp14:editId="582BE027">
+            <wp:extent cx="3729317" cy="2557247"/>
+            <wp:effectExtent l="0" t="0" r="5080" b="0"/>
+            <wp:docPr id="614792909" name="Picture 614792909"/>
+            <wp:cNvGraphicFramePr>
+              <a:graphicFrameLocks xmlns:a="http://schemas.openxmlformats.org/drawingml/2006/main" noChangeAspect="1"/>
+            </wp:cNvGraphicFramePr>
+            <a:graphic xmlns:a="http://schemas.openxmlformats.org/drawingml/2006/main">
+              <a:graphicData uri="http://schemas.openxmlformats.org/drawingml/2006/picture">
+                <pic:pic xmlns:pic="http://schemas.openxmlformats.org/drawingml/2006/picture">
+                  <pic:nvPicPr>
+                    <pic:cNvPr id="0" name="segmentation_silhouette_curve.png"/>
+                    <pic:cNvPicPr/>
+                  </pic:nvPicPr>
+                  <pic:blipFill>
+                    <a:blip r:embed="rId9"/>
+                    <a:stretch>
+                      <a:fillRect/>
+                    </a:stretch>
+                  </pic:blipFill>
+                  <pic:spPr>
+                    <a:xfrm>
+                      <a:off x="0" y="0"/>
+                      <a:ext cx="3868106" cy="2652417"/>
+                    </a:xfrm>
+                    <a:prstGeom prst="rect">
+                      <a:avLst/>
+                    </a:prstGeom>
+                  </pic:spPr>
+                </pic:pic>
+              </a:graphicData>
+            </a:graphic>
+          </wp:inline>
+        </w:drawing>
+      </w:r>
+    </w:p>
+    <w:p>
+      <w:pPr>
+        <w:jc w:val="center"/>
+        <w:rPr>
+          <w:rFonts w:ascii="Times New Roman" w:hAnsi="Times New Roman" w:cs="Times New Roman"/>
+        </w:rPr>
+      </w:pPr>
+      <w:r>
+        <w:rPr>
+          <w:rFonts w:ascii="Times New Roman" w:hAnsi="Times New Roman" w:cs="Times New Roman"/>
+        </w:rPr>
+        <w:t>Figure S2: Silhouette curve</w:t>
+      </w:r>
+    </w:p>
+    <w:p>
+      <w:pPr>
+        <w:spacing w:after="160"/>
+        <w:rPr>
+          <w:rFonts w:ascii="Times New Roman" w:hAnsi="Times New Roman" w:cs="Times New Roman"/>
+        </w:rPr>
+      </w:pPr>
+      <w:r>
+        <w:rPr>
+          <w:rFonts w:ascii="Times New Roman" w:hAnsi="Times New Roman" w:cs="Times New Roman"/>
+        </w:rPr>
+        <w:t>Decision proof for k=6: elbow-decay slows after mid-range k values and silhouette remains strong around k=6, providing a practical balance between separability and business actionability.</w:t>
+      </w:r>
+    </w:p>
+    <w:p>
+      <w:pPr>
+        <w:pStyle w:val="Heading2"/>
+        <w:rPr>
+          <w:rFonts w:ascii="Times New Roman" w:hAnsi="Times New Roman" w:cs="Times New Roman"/>
+          <w:color w:val="auto"/>
+        </w:rPr>
+      </w:pPr>
+      <w:r>
+        <w:rPr>
+          <w:rFonts w:ascii="Times New Roman" w:hAnsi="Times New Roman" w:cs="Times New Roman"/>
+          <w:color w:val="auto"/>
+        </w:rPr>
+        <w:t>4. Evaluation Procedure</w:t>
+      </w:r>
+    </w:p>
+    <w:p>
+      <w:pPr>
+        <w:spacing w:after="160"/>
+        <w:rPr>
+          <w:rFonts w:ascii="Times New Roman" w:hAnsi="Times New Roman" w:cs="Times New Roman"/>
+        </w:rPr>
+      </w:pPr>
+      <w:r>
+        <w:rPr>
+          <w:rFonts w:ascii="Times New Roman" w:hAnsi="Times New Roman" w:cs="Times New Roman"/>
+        </w:rPr>
+        <w:t xml:space="preserve">Classification </w:t>
+      </w:r>
+      <w:r>
+        <w:rPr>
+          <w:rFonts w:ascii="Times New Roman" w:hAnsi="Times New Roman" w:cs="Times New Roman"/>
+        </w:rPr>
+        <w:t>evaluations</w:t>
+      </w:r>
+      <w:r>
+        <w:rPr>
+          <w:rFonts w:ascii="Times New Roman" w:hAnsi="Times New Roman" w:cs="Times New Roman"/>
+        </w:rPr>
+        <w:t xml:space="preserve"> used ROC-AUC, PR-AUC, and minority-class precision, recall, and F1 on a held-out test set. PR-AUC was prioritized because income &gt;50K is the minority class and business action depends on positive-class quality.</w:t>
+      </w:r>
+    </w:p>
+    <w:p>
+      <w:pPr>
+        <w:spacing w:after="160"/>
+        <w:rPr>
+          <w:rFonts w:ascii="Times New Roman" w:hAnsi="Times New Roman" w:cs="Times New Roman"/>
+        </w:rPr>
+      </w:pPr>
+      <w:r>
+        <w:rPr>
+          <w:rFonts w:ascii="Times New Roman" w:hAnsi="Times New Roman" w:cs="Times New Roman"/>
+          <w:noProof/>
+        </w:rPr>
+        <w:lastRenderedPageBreak/>
+        <w:drawing>
+          <wp:inline distT="0" distB="0" distL="0" distR="0" wp14:anchorId="0293AE8C" wp14:editId="769BD832">
+            <wp:extent cx="5486400" cy="2925711"/>
+            <wp:effectExtent l="0" t="0" r="0" b="8255"/>
+            <wp:docPr id="205202657" name="Picture 205202657"/>
+            <wp:cNvGraphicFramePr>
+              <a:graphicFrameLocks xmlns:a="http://schemas.openxmlformats.org/drawingml/2006/main" noChangeAspect="1"/>
+            </wp:cNvGraphicFramePr>
+            <a:graphic xmlns:a="http://schemas.openxmlformats.org/drawingml/2006/main">
+              <a:graphicData uri="http://schemas.openxmlformats.org/drawingml/2006/picture">
+                <pic:pic xmlns:pic="http://schemas.openxmlformats.org/drawingml/2006/picture">
+                  <pic:nvPicPr>
+                    <pic:cNvPr id="0" name="classification_model_pr_auc.png"/>
+                    <pic:cNvPicPr/>
+                  </pic:nvPicPr>
+                  <pic:blipFill>
+                    <a:blip r:embed="rId10"/>
+                    <a:stretch>
+                      <a:fillRect/>
+                    </a:stretch>
+                  </pic:blipFill>
+                  <pic:spPr>
+                    <a:xfrm>
+                      <a:off x="0" y="0"/>
+                      <a:ext cx="5486400" cy="2925711"/>
+                    </a:xfrm>
+                    <a:prstGeom prst="rect">
+                      <a:avLst/>
+                    </a:prstGeom>
+                  </pic:spPr>
+                </pic:pic>
+              </a:graphicData>
+            </a:graphic>
+          </wp:inline>
+        </w:drawing>
+      </w:r>
+    </w:p>
+    <w:p>
+      <w:pPr>
+        <w:jc w:val="center"/>
+        <w:rPr>
+          <w:rFonts w:ascii="Times New Roman" w:hAnsi="Times New Roman" w:cs="Times New Roman"/>
+        </w:rPr>
+      </w:pPr>
+      <w:r>
+        <w:rPr>
+          <w:rFonts w:ascii="Times New Roman" w:hAnsi="Times New Roman" w:cs="Times New Roman"/>
+        </w:rPr>
+        <w:t>Figure C1: Model comparison by PR-AUC</w:t>
+      </w:r>
+    </w:p>
+    <w:p>
+      <w:pPr>
+        <w:pStyle w:val="Heading2"/>
+        <w:rPr>
+          <w:rFonts w:ascii="Times New Roman" w:hAnsi="Times New Roman" w:cs="Times New Roman"/>
+          <w:color w:val="auto"/>
+        </w:rPr>
+      </w:pPr>
+      <w:r>
+        <w:rPr>
+          <w:rFonts w:ascii="Times New Roman" w:hAnsi="Times New Roman" w:cs="Times New Roman"/>
+          <w:color w:val="auto"/>
+        </w:rPr>
+        <w:t>Segmentation</w:t>
+      </w:r>
+    </w:p>
+    <w:p>
+      <w:pPr>
+        <w:spacing w:after="160"/>
+        <w:rPr>
+          <w:rFonts w:ascii="Times New Roman" w:hAnsi="Times New Roman" w:cs="Times New Roman"/>
+        </w:rPr>
+      </w:pPr>
+      <w:r>
+        <w:rPr>
+          <w:rFonts w:ascii="Times New Roman" w:hAnsi="Times New Roman" w:cs="Times New Roman"/>
+        </w:rPr>
+        <w:t xml:space="preserve">The final segmentation uses </w:t>
+      </w:r>
+      <w:r>
+        <w:rPr>
+          <w:rFonts w:ascii="Times New Roman" w:hAnsi="Times New Roman" w:cs="Times New Roman"/>
+          <w:b/>
+          <w:bCs/>
+        </w:rPr>
+        <w:t>six</w:t>
+      </w:r>
+      <w:r>
+        <w:rPr>
+          <w:rFonts w:ascii="Times New Roman" w:hAnsi="Times New Roman" w:cs="Times New Roman"/>
+        </w:rPr>
+        <w:t xml:space="preserve"> clusters</w:t>
+      </w:r>
+      <w:r>
+        <w:rPr>
+          <w:rFonts w:ascii="Times New Roman" w:hAnsi="Times New Roman" w:cs="Times New Roman"/>
+        </w:rPr>
+        <w:t>:</w:t>
+      </w:r>
+    </w:p>
+    <w:p>
+      <w:pPr>
+        <w:pStyle w:val="ListParagraph"/>
+        <w:numPr>
+          <w:ilvl w:val="0"/>
+          <w:numId w:val="11"/>
+        </w:numPr>
+        <w:spacing w:after="160"/>
+        <w:rPr>
+          <w:rFonts w:ascii="Times New Roman" w:hAnsi="Times New Roman" w:cs="Times New Roman"/>
+        </w:rPr>
+      </w:pPr>
+      <w:r>
+        <w:rPr>
+          <w:rFonts w:ascii="Times New Roman" w:hAnsi="Times New Roman" w:cs="Times New Roman"/>
+        </w:rPr>
+        <w:t>High Earners</w:t>
+      </w:r>
+    </w:p>
+    <w:p>
+      <w:pPr>
+        <w:pStyle w:val="ListParagraph"/>
+        <w:numPr>
+          <w:ilvl w:val="0"/>
+          <w:numId w:val="11"/>
+        </w:numPr>
+        <w:spacing w:after="160"/>
+        <w:rPr>
+          <w:rFonts w:ascii="Times New Roman" w:hAnsi="Times New Roman" w:cs="Times New Roman"/>
+        </w:rPr>
+      </w:pPr>
+      <w:r>
+        <w:rPr>
+          <w:rFonts w:ascii="Times New Roman" w:hAnsi="Times New Roman" w:cs="Times New Roman"/>
+        </w:rPr>
+        <w:t>Wealthy Investors</w:t>
+      </w:r>
+    </w:p>
+    <w:p>
+      <w:pPr>
+        <w:pStyle w:val="ListParagraph"/>
+        <w:numPr>
+          <w:ilvl w:val="0"/>
+          <w:numId w:val="11"/>
+        </w:numPr>
+        <w:spacing w:after="160"/>
+        <w:rPr>
+          <w:rFonts w:ascii="Times New Roman" w:hAnsi="Times New Roman" w:cs="Times New Roman"/>
+        </w:rPr>
+      </w:pPr>
+      <w:r>
+        <w:rPr>
+          <w:rFonts w:ascii="Times New Roman" w:hAnsi="Times New Roman" w:cs="Times New Roman"/>
+        </w:rPr>
+        <w:t>Working Middle Class</w:t>
+      </w:r>
+    </w:p>
+    <w:p>
+      <w:pPr>
+        <w:pStyle w:val="ListParagraph"/>
+        <w:numPr>
+          <w:ilvl w:val="0"/>
+          <w:numId w:val="11"/>
+        </w:numPr>
+        <w:spacing w:after="160"/>
+        <w:rPr>
+          <w:rFonts w:ascii="Times New Roman" w:hAnsi="Times New Roman" w:cs="Times New Roman"/>
+        </w:rPr>
+      </w:pPr>
+      <w:r>
+        <w:rPr>
+          <w:rFonts w:ascii="Times New Roman" w:hAnsi="Times New Roman" w:cs="Times New Roman"/>
+        </w:rPr>
+        <w:t>Young Working Adults</w:t>
+      </w:r>
+    </w:p>
+    <w:p>
+      <w:pPr>
+        <w:pStyle w:val="ListParagraph"/>
+        <w:numPr>
+          <w:ilvl w:val="0"/>
+          <w:numId w:val="11"/>
+        </w:numPr>
+        <w:spacing w:after="160"/>
+        <w:rPr>
+          <w:rFonts w:ascii="Times New Roman" w:hAnsi="Times New Roman" w:cs="Times New Roman"/>
+        </w:rPr>
+      </w:pPr>
+      <w:r>
+        <w:rPr>
+          <w:rFonts w:ascii="Times New Roman" w:hAnsi="Times New Roman" w:cs="Times New Roman"/>
+        </w:rPr>
+        <w:t>Children / Dependents</w:t>
+      </w:r>
+    </w:p>
+    <w:p>
+      <w:pPr>
+        <w:pStyle w:val="ListParagraph"/>
+        <w:numPr>
+          <w:ilvl w:val="0"/>
+          <w:numId w:val="11"/>
+        </w:numPr>
+        <w:spacing w:after="160"/>
+        <w:rPr>
+          <w:rFonts w:ascii="Times New Roman" w:hAnsi="Times New Roman" w:cs="Times New Roman"/>
+        </w:rPr>
+      </w:pPr>
+      <w:r>
+        <w:rPr>
+          <w:rFonts w:ascii="Times New Roman" w:hAnsi="Times New Roman" w:cs="Times New Roman"/>
+        </w:rPr>
+        <w:t>Retired / Elderly</w:t>
+      </w:r>
+    </w:p>
+    <w:p>
+      <w:pPr>
+        <w:spacing w:after="160"/>
+        <w:rPr>
+          <w:rFonts w:ascii="Times New Roman" w:hAnsi="Times New Roman" w:cs="Times New Roman"/>
+        </w:rPr>
+      </w:pPr>
+      <w:r>
+        <w:rPr>
+          <w:rFonts w:ascii="Times New Roman" w:hAnsi="Times New Roman" w:cs="Times New Roman"/>
+          <w:noProof/>
+        </w:rPr>
+        <w:drawing>
+          <wp:inline distT="0" distB="0" distL="0" distR="0" wp14:anchorId="60EC1262" wp14:editId="29EE4ED6">
+            <wp:extent cx="5132294" cy="3067418"/>
+            <wp:effectExtent l="0" t="0" r="0" b="0"/>
+            <wp:docPr id="25" name="Picture 25"/>
+            <wp:cNvGraphicFramePr>
+              <a:graphicFrameLocks xmlns:a="http://schemas.openxmlformats.org/drawingml/2006/main" noChangeAspect="1"/>
+            </wp:cNvGraphicFramePr>
+            <a:graphic xmlns:a="http://schemas.openxmlformats.org/drawingml/2006/main">
+              <a:graphicData uri="http://schemas.openxmlformats.org/drawingml/2006/picture">
+                <pic:pic xmlns:pic="http://schemas.openxmlformats.org/drawingml/2006/picture">
+                  <pic:nvPicPr>
+                    <pic:cNvPr id="0" name="03_segmentation_cell044_08.png"/>
+                    <pic:cNvPicPr/>
+                  </pic:nvPicPr>
+                  <pic:blipFill>
+                    <a:blip r:embed="rId11"/>
+                    <a:stretch>
+                      <a:fillRect/>
+                    </a:stretch>
+                  </pic:blipFill>
+                  <pic:spPr>
+                    <a:xfrm>
+                      <a:off x="0" y="0"/>
+                      <a:ext cx="5275880" cy="3153235"/>
+                    </a:xfrm>
+                    <a:prstGeom prst="rect">
+                      <a:avLst/>
+                    </a:prstGeom>
+                  </pic:spPr>
+                </pic:pic>
+              </a:graphicData>
+            </a:graphic>
+          </wp:inline>
+        </w:drawing>
+      </w:r>
+    </w:p>
+    <w:p>
+      <w:pPr>
+        <w:spacing w:after="160"/>
+        <w:rPr>
+          <w:rFonts w:ascii="Times New Roman" w:hAnsi="Times New Roman" w:cs="Times New Roman"/>
+        </w:rPr>
+      </w:pPr>
+      <w:r>
+        <w:rPr>
+          <w:rFonts w:ascii="Times New Roman" w:hAnsi="Times New Roman" w:cs="Times New Roman"/>
+        </w:rPr>
+        <w:lastRenderedPageBreak/>
+        <w:t>S</w:t>
+      </w:r>
+      <w:r>
+        <w:rPr>
+          <w:rFonts w:ascii="Times New Roman" w:hAnsi="Times New Roman" w:cs="Times New Roman"/>
+        </w:rPr>
+        <w:t>upport</w:t>
+      </w:r>
+      <w:r>
+        <w:rPr>
+          <w:rFonts w:ascii="Times New Roman" w:hAnsi="Times New Roman" w:cs="Times New Roman"/>
+        </w:rPr>
+        <w:t xml:space="preserve"> </w:t>
+      </w:r>
+      <w:r>
+        <w:rPr>
+          <w:rFonts w:ascii="Times New Roman" w:hAnsi="Times New Roman" w:cs="Times New Roman"/>
+        </w:rPr>
+        <w:t xml:space="preserve">targeted </w:t>
+      </w:r>
+      <w:r>
+        <w:rPr>
+          <w:rFonts w:ascii="Times New Roman" w:hAnsi="Times New Roman" w:cs="Times New Roman"/>
+        </w:rPr>
+        <w:t>go-to-market actions</w:t>
+      </w:r>
+      <w:r>
+        <w:rPr>
+          <w:rFonts w:ascii="Times New Roman" w:hAnsi="Times New Roman" w:cs="Times New Roman"/>
+        </w:rPr>
+        <w:t xml:space="preserve"> like </w:t>
+      </w:r>
+      <w:r>
+        <w:rPr>
+          <w:rFonts w:ascii="Times New Roman" w:hAnsi="Times New Roman" w:cs="Times New Roman"/>
+        </w:rPr>
+        <w:t>high-value premium campaigns for top-income segments, value-focused bundles for middle-income groups, and indirect household targeting for dependent-heavy segments. Recommendation is to operationalize segment-level marketing plays with controlled experiments and quarterly model refreshes.</w:t>
+      </w:r>
+    </w:p>
+    <w:p>
+      <w:pPr>
+        <w:pStyle w:val="Heading2"/>
+        <w:rPr>
+          <w:rFonts w:ascii="Times New Roman" w:hAnsi="Times New Roman" w:cs="Times New Roman"/>
+          <w:color w:val="auto"/>
+        </w:rPr>
+      </w:pPr>
+      <w:r>
+        <w:rPr>
+          <w:rFonts w:ascii="Times New Roman" w:hAnsi="Times New Roman" w:cs="Times New Roman"/>
+          <w:color w:val="auto"/>
+        </w:rPr>
+        <w:t>5</w:t>
+      </w:r>
+      <w:r>
+        <w:rPr>
+          <w:rFonts w:ascii="Times New Roman" w:hAnsi="Times New Roman" w:cs="Times New Roman"/>
+          <w:color w:val="auto"/>
+        </w:rPr>
+        <w:t xml:space="preserve">. </w:t>
+      </w:r>
+      <w:r>
+        <w:rPr>
+          <w:rFonts w:ascii="Times New Roman" w:hAnsi="Times New Roman" w:cs="Times New Roman"/>
+          <w:color w:val="auto"/>
+        </w:rPr>
+        <w:t>Appendix</w:t>
+      </w:r>
+    </w:p>
+    <w:p>
+      <w:pPr>
+        <w:rPr>
+          <w:rFonts w:ascii="Times New Roman" w:hAnsi="Times New Roman" w:cs="Times New Roman"/>
+        </w:rPr>
+      </w:pPr>
+      <w:r>
+        <w:rPr>
+          <w:rFonts w:ascii="Times New Roman" w:hAnsi="Times New Roman" w:cs="Times New Roman"/>
+          <w:noProof/>
+        </w:rPr>
+        <w:drawing>
+          <wp:inline distT="0" distB="0" distL="0" distR="0" wp14:anchorId="17BA8F56" wp14:editId="33A5354E">
+            <wp:extent cx="5159188" cy="2579594"/>
+            <wp:effectExtent l="0" t="0" r="3810" b="0"/>
+            <wp:docPr id="2" name="Picture 2"/>
+            <wp:cNvGraphicFramePr>
+              <a:graphicFrameLocks xmlns:a="http://schemas.openxmlformats.org/drawingml/2006/main" noChangeAspect="1"/>
+            </wp:cNvGraphicFramePr>
+            <a:graphic xmlns:a="http://schemas.openxmlformats.org/drawingml/2006/main">
+              <a:graphicData uri="http://schemas.openxmlformats.org/drawingml/2006/picture">
+                <pic:pic xmlns:pic="http://schemas.openxmlformats.org/drawingml/2006/picture">
+                  <pic:nvPicPr>
+                    <pic:cNvPr id="0" name="model_comparison_pr_auc.png"/>
+                    <pic:cNvPicPr/>
+                  </pic:nvPicPr>
+                  <pic:blipFill>
+                    <a:blip r:embed="rId12"/>
+                    <a:stretch>
+                      <a:fillRect/>
+                    </a:stretch>
+                  </pic:blipFill>
+                  <pic:spPr>
+                    <a:xfrm>
+                      <a:off x="0" y="0"/>
+                      <a:ext cx="5202335" cy="2601167"/>
+                    </a:xfrm>
+                    <a:prstGeom prst="rect">
+                      <a:avLst/>
+                    </a:prstGeom>
+                  </pic:spPr>
+                </pic:pic>
+              </a:graphicData>
+            </a:graphic>
+          </wp:inline>
+        </w:drawing>
       </w:r>
     </w:p>
     <w:p>
@@ -1410,7 +6047,7 @@
                     <pic:cNvPicPr/>
                   </pic:nvPicPr>
                   <pic:blipFill>
-                    <a:blip r:embed="rId8"/>
+                    <a:blip r:embed="rId13"/>
                     <a:stretch>
                       <a:fillRect/>
                     </a:stretch>
@@ -1489,7 +6126,7 @@
                     <pic:cNvPicPr/>
                   </pic:nvPicPr>
                   <pic:blipFill>
-                    <a:blip r:embed="rId9"/>
+                    <a:blip r:embed="rId14"/>
                     <a:stretch>
                       <a:fillRect/>
                     </a:stretch>
@@ -1567,7 +6204,7 @@
                     <pic:cNvPicPr/>
                   </pic:nvPicPr>
                   <pic:blipFill>
-                    <a:blip r:embed="rId10"/>
+                    <a:blip r:embed="rId15"/>
                     <a:stretch>
                       <a:fillRect/>
                     </a:stretch>
@@ -1646,7 +6283,7 @@
                     <pic:cNvPicPr/>
                   </pic:nvPicPr>
                   <pic:blipFill>
-                    <a:blip r:embed="rId11"/>
+                    <a:blip r:embed="rId16"/>
                     <a:stretch>
                       <a:fillRect/>
                     </a:stretch>
@@ -1694,7 +6331,14 @@
           <w:rFonts w:ascii="Times New Roman" w:hAnsi="Times New Roman" w:cs="Times New Roman"/>
           <w:color w:val="auto"/>
         </w:rPr>
-        <w:t>9. References</w:t>
+        <w:t>6</w:t>
+      </w:r>
+      <w:r>
+        <w:rPr>
+          <w:rFonts w:ascii="Times New Roman" w:hAnsi="Times New Roman" w:cs="Times New Roman"/>
+          <w:color w:val="auto"/>
+        </w:rPr>
+        <w:t>. References</w:t>
       </w:r>
     </w:p>
     <w:p>
@@ -2007,6 +6651,119 @@
     </w:lvl>
   </w:abstractNum>
   <w:abstractNum w:abstractNumId="9" w15:restartNumberingAfterBreak="0">
+    <w:nsid w:val="12E76C45"/>
+    <w:multiLevelType w:val="hybridMultilevel"/>
+    <w:tmpl w:val="A65CAD2C"/>
+    <w:lvl w:ilvl="0" w:tplc="04090001">
+      <w:start w:val="1"/>
+      <w:numFmt w:val="bullet"/>
+      <w:lvlText w:val=""/>
+      <w:lvlJc w:val="left"/>
+      <w:pPr>
+        <w:ind w:left="720" w:hanging="360"/>
+      </w:pPr>
+      <w:rPr>
+        <w:rFonts w:ascii="Symbol" w:hAnsi="Symbol" w:hint="default"/>
+      </w:rPr>
+    </w:lvl>
+    <w:lvl w:ilvl="1" w:tplc="04090003" w:tentative="1">
+      <w:start w:val="1"/>
+      <w:numFmt w:val="bullet"/>
+      <w:lvlText w:val="o"/>
+      <w:lvlJc w:val="left"/>
+      <w:pPr>
+        <w:ind w:left="1440" w:hanging="360"/>
+      </w:pPr>
+      <w:rPr>
+        <w:rFonts w:ascii="Courier New" w:hAnsi="Courier New" w:cs="Courier New" w:hint="default"/>
+      </w:rPr>
+    </w:lvl>
+    <w:lvl w:ilvl="2" w:tplc="04090005" w:tentative="1">
+      <w:start w:val="1"/>
+      <w:numFmt w:val="bullet"/>
+      <w:lvlText w:val=""/>
+      <w:lvlJc w:val="left"/>
+      <w:pPr>
+        <w:ind w:left="2160" w:hanging="360"/>
+      </w:pPr>
+      <w:rPr>
+        <w:rFonts w:ascii="Wingdings" w:hAnsi="Wingdings" w:hint="default"/>
+      </w:rPr>
+    </w:lvl>
+    <w:lvl w:ilvl="3" w:tplc="04090001" w:tentative="1">
+      <w:start w:val="1"/>
+      <w:numFmt w:val="bullet"/>
+      <w:lvlText w:val=""/>
+      <w:lvlJc w:val="left"/>
+      <w:pPr>
+        <w:ind w:left="2880" w:hanging="360"/>
+      </w:pPr>
+      <w:rPr>
+        <w:rFonts w:ascii="Symbol" w:hAnsi="Symbol" w:hint="default"/>
+      </w:rPr>
+    </w:lvl>
+    <w:lvl w:ilvl="4" w:tplc="04090003" w:tentative="1">
+      <w:start w:val="1"/>
+      <w:numFmt w:val="bullet"/>
+      <w:lvlText w:val="o"/>
+      <w:lvlJc w:val="left"/>
+      <w:pPr>
+        <w:ind w:left="3600" w:hanging="360"/>
+      </w:pPr>
+      <w:rPr>
+        <w:rFonts w:ascii="Courier New" w:hAnsi="Courier New" w:cs="Courier New" w:hint="default"/>
+      </w:rPr>
+    </w:lvl>
+    <w:lvl w:ilvl="5" w:tplc="04090005" w:tentative="1">
+      <w:start w:val="1"/>
+      <w:numFmt w:val="bullet"/>
+      <w:lvlText w:val=""/>
+      <w:lvlJc w:val="left"/>
+      <w:pPr>
+        <w:ind w:left="4320" w:hanging="360"/>
+      </w:pPr>
+      <w:rPr>
+        <w:rFonts w:ascii="Wingdings" w:hAnsi="Wingdings" w:hint="default"/>
+      </w:rPr>
+    </w:lvl>
+    <w:lvl w:ilvl="6" w:tplc="04090001" w:tentative="1">
+      <w:start w:val="1"/>
+      <w:numFmt w:val="bullet"/>
+      <w:lvlText w:val=""/>
+      <w:lvlJc w:val="left"/>
+      <w:pPr>
+        <w:ind w:left="5040" w:hanging="360"/>
+      </w:pPr>
+      <w:rPr>
+        <w:rFonts w:ascii="Symbol" w:hAnsi="Symbol" w:hint="default"/>
+      </w:rPr>
+    </w:lvl>
+    <w:lvl w:ilvl="7" w:tplc="04090003" w:tentative="1">
+      <w:start w:val="1"/>
+      <w:numFmt w:val="bullet"/>
+      <w:lvlText w:val="o"/>
+      <w:lvlJc w:val="left"/>
+      <w:pPr>
+        <w:ind w:left="5760" w:hanging="360"/>
+      </w:pPr>
+      <w:rPr>
+        <w:rFonts w:ascii="Courier New" w:hAnsi="Courier New" w:cs="Courier New" w:hint="default"/>
+      </w:rPr>
+    </w:lvl>
+    <w:lvl w:ilvl="8" w:tplc="04090005" w:tentative="1">
+      <w:start w:val="1"/>
+      <w:numFmt w:val="bullet"/>
+      <w:lvlText w:val=""/>
+      <w:lvlJc w:val="left"/>
+      <w:pPr>
+        <w:ind w:left="6480" w:hanging="360"/>
+      </w:pPr>
+      <w:rPr>
+        <w:rFonts w:ascii="Wingdings" w:hAnsi="Wingdings" w:hint="default"/>
+      </w:rPr>
+    </w:lvl>
+  </w:abstractNum>
+  <w:abstractNum w:abstractNumId="10" w15:restartNumberingAfterBreak="0">
     <w:nsid w:val="6BEB6271"/>
     <w:multiLevelType w:val="hybridMultilevel"/>
     <w:tmpl w:val="CBAE4C9C"/>
@@ -2126,6 +6883,9 @@
     <w:abstractNumId w:val="0"/>
   </w:num>
   <w:num w:numId="10" w16cid:durableId="215746435">
+    <w:abstractNumId w:val="10"/>
+  </w:num>
+  <w:num w:numId="11" w16cid:durableId="1128625687">
     <w:abstractNumId w:val="9"/>
   </w:num>
 </w:numbering>
